--- a/jumanchu/planning/광주1반_6조_주만추.docx
+++ b/jumanchu/planning/광주1반_6조_주만추.docx
@@ -8,6 +8,7 @@
         <w:spacing w:after="0"/>
         <w:jc w:val="left"/>
         <w:rPr>
+          <w:rFonts w:hint="eastAsia"/>
           <w:b/>
           <w:bCs/>
           <w:sz w:val="40"/>
@@ -35,120 +36,6 @@
         <w:t>프로젝트 개요</w:t>
       </w:r>
     </w:p>
-    <w:p>
-      <w:pPr>
-        <w:wordWrap/>
-        <w:spacing w:after="0"/>
-        <w:ind w:left="510" w:hanging="510"/>
-        <w:jc w:val="left"/>
-        <w:rPr>
-          <w:sz w:val="22"/>
-          <w:szCs w:val="28"/>
-        </w:rPr>
-      </w:pPr>
-      <w:r>
-        <w:rPr>
-          <w:rFonts w:hint="eastAsia"/>
-          <w:sz w:val="22"/>
-          <w:szCs w:val="28"/>
-        </w:rPr>
-        <w:t xml:space="preserve">서비스의 </w:t>
-      </w:r>
-      <w:r>
-        <w:rPr>
-          <w:rFonts w:hint="eastAsia"/>
-          <w:sz w:val="22"/>
-          <w:szCs w:val="28"/>
-        </w:rPr>
-        <w:t xml:space="preserve">구체적인 목표와 요구사항을 주어진 표의 형태, 또는 다른 </w:t>
-      </w:r>
-      <w:r>
-        <w:rPr>
-          <w:rFonts w:hint="eastAsia"/>
-          <w:sz w:val="22"/>
-          <w:szCs w:val="28"/>
-        </w:rPr>
-        <w:t>양식</w:t>
-      </w:r>
-      <w:r>
-        <w:rPr>
-          <w:rFonts w:hint="eastAsia"/>
-          <w:sz w:val="22"/>
-          <w:szCs w:val="28"/>
-        </w:rPr>
-        <w:t>으</w:t>
-      </w:r>
-      <w:r>
-        <w:rPr>
-          <w:rFonts w:hint="eastAsia"/>
-          <w:sz w:val="22"/>
-          <w:szCs w:val="28"/>
-        </w:rPr>
-        <w:t>로</w:t>
-      </w:r>
-      <w:r>
-        <w:rPr>
-          <w:rFonts w:hint="eastAsia"/>
-          <w:sz w:val="22"/>
-          <w:szCs w:val="28"/>
-        </w:rPr>
-        <w:t xml:space="preserve"> </w:t>
-      </w:r>
-      <w:r>
-        <w:rPr>
-          <w:rFonts w:hint="eastAsia"/>
-          <w:sz w:val="22"/>
-          <w:szCs w:val="28"/>
-        </w:rPr>
-        <w:t>작성할 것</w:t>
-      </w:r>
-    </w:p>
-    <w:p>
-      <w:pPr>
-        <w:pStyle w:val="a4"/>
-        <w:numPr>
-          <w:ilvl w:val="0"/>
-          <w:numId w:val="38"/>
-        </w:numPr>
-        <w:wordWrap/>
-        <w:spacing w:after="0"/>
-        <w:ind w:leftChars="0"/>
-        <w:jc w:val="left"/>
-        <w:rPr>
-          <w:sz w:val="22"/>
-          <w:szCs w:val="28"/>
-        </w:rPr>
-      </w:pPr>
-      <w:r>
-        <w:rPr>
-          <w:rFonts w:hint="eastAsia"/>
-          <w:sz w:val="22"/>
-          <w:szCs w:val="28"/>
-        </w:rPr>
-        <w:t>기능적 요구사항과 비기능적 요구사항을 분리하여 작성</w:t>
-      </w:r>
-    </w:p>
-    <w:p>
-      <w:pPr>
-        <w:pStyle w:val="a4"/>
-        <w:numPr>
-          <w:ilvl w:val="0"/>
-          <w:numId w:val="38"/>
-        </w:numPr>
-        <w:wordWrap/>
-        <w:spacing w:after="0"/>
-        <w:ind w:leftChars="0"/>
-        <w:jc w:val="left"/>
-      </w:pPr>
-      <w:r>
-        <w:rPr>
-          <w:rFonts w:hint="eastAsia"/>
-          <w:sz w:val="22"/>
-          <w:szCs w:val="28"/>
-        </w:rPr>
-        <w:t>팀의 서비스 가능 목록을 최대한 세분화하여 작성할 것</w:t>
-      </w:r>
-    </w:p>
     <w:tbl>
       <w:tblPr>
         <w:tblStyle w:val="a3"/>
@@ -536,6 +423,39 @@
               <w:t>뉴스</w:t>
             </w:r>
             <w:r>
+              <w:rPr>
+                <w:rFonts w:hint="eastAsia"/>
+              </w:rPr>
+              <w:t>,</w:t>
+            </w:r>
+            <w:r>
+              <w:t xml:space="preserve"> </w:t>
+            </w:r>
+            <w:r>
+              <w:rPr>
+                <w:rFonts w:hint="eastAsia"/>
+              </w:rPr>
+              <w:t>투자 성향,</w:t>
+            </w:r>
+            <w:r>
+              <w:t xml:space="preserve"> </w:t>
+            </w:r>
+            <w:r>
+              <w:rPr>
+                <w:rFonts w:hint="eastAsia"/>
+              </w:rPr>
+              <w:t>관심 종목,</w:t>
+            </w:r>
+            <w:r>
+              <w:t xml:space="preserve"> </w:t>
+            </w:r>
+            <w:r>
+              <w:rPr>
+                <w:rFonts w:hint="eastAsia"/>
+              </w:rPr>
+              <w:t>매매일기</w:t>
+            </w:r>
+            <w:r>
               <w:t xml:space="preserve"> 기반 </w:t>
             </w:r>
             <w:proofErr w:type="spellStart"/>
@@ -690,26 +610,98 @@
                 <w:szCs w:val="20"/>
               </w:rPr>
             </w:pPr>
-            <w:proofErr w:type="gramStart"/>
-            <w:r>
-              <w:rPr>
-                <w:szCs w:val="20"/>
-              </w:rPr>
-              <w:t>홈 /</w:t>
-            </w:r>
-            <w:proofErr w:type="gramEnd"/>
-            <w:r>
-              <w:rPr>
+            <w:r>
+              <w:rPr>
+                <w:szCs w:val="20"/>
+              </w:rPr>
+              <w:t xml:space="preserve">홈 / </w:t>
+            </w:r>
+            <w:r>
+              <w:rPr>
+                <w:rFonts w:hint="eastAsia"/>
+                <w:szCs w:val="20"/>
+              </w:rPr>
+              <w:t xml:space="preserve">커뮤니티 </w:t>
+            </w:r>
+            <w:r>
+              <w:rPr>
+                <w:szCs w:val="20"/>
+              </w:rPr>
+              <w:t xml:space="preserve">/ </w:t>
+            </w:r>
+            <w:r>
+              <w:rPr>
+                <w:rFonts w:hint="eastAsia"/>
+                <w:szCs w:val="20"/>
+              </w:rPr>
+              <w:t xml:space="preserve">게시글 </w:t>
+            </w:r>
+            <w:r>
+              <w:rPr>
+                <w:szCs w:val="20"/>
+              </w:rPr>
+              <w:t>/ 프로</w:t>
+            </w:r>
+            <w:r>
+              <w:rPr>
+                <w:rFonts w:hint="eastAsia"/>
+                <w:szCs w:val="20"/>
+              </w:rPr>
+              <w:t xml:space="preserve">필 / </w:t>
+            </w:r>
+            <w:r>
+              <w:rPr>
+                <w:rFonts w:hint="eastAsia"/>
+                <w:szCs w:val="20"/>
+              </w:rPr>
+              <w:t>주식</w:t>
+            </w:r>
+            <w:r>
+              <w:rPr>
+                <w:rFonts w:hint="eastAsia"/>
+                <w:szCs w:val="20"/>
+              </w:rPr>
+              <w:t xml:space="preserve"> 목록 / </w:t>
+            </w:r>
+            <w:r>
+              <w:rPr>
+                <w:rFonts w:hint="eastAsia"/>
+                <w:szCs w:val="20"/>
+              </w:rPr>
+              <w:t xml:space="preserve">종목 상세 페이지 </w:t>
+            </w:r>
+            <w:r>
+              <w:rPr>
+                <w:szCs w:val="20"/>
+              </w:rPr>
+              <w:t xml:space="preserve">/ </w:t>
+            </w:r>
+            <w:r>
+              <w:rPr>
+                <w:rFonts w:hint="eastAsia"/>
+                <w:szCs w:val="20"/>
+              </w:rPr>
+              <w:t>일기장</w:t>
+            </w:r>
+            <w:r>
+              <w:rPr>
+                <w:rFonts w:hint="eastAsia"/>
                 <w:szCs w:val="20"/>
               </w:rPr>
               <w:t xml:space="preserve"> </w:t>
             </w:r>
             <w:r>
               <w:rPr>
+                <w:szCs w:val="20"/>
+              </w:rPr>
+              <w:t xml:space="preserve">/ </w:t>
+            </w:r>
+            <w:r>
+              <w:rPr>
                 <w:rFonts w:hint="eastAsia"/>
                 <w:szCs w:val="20"/>
               </w:rPr>
-              <w:t xml:space="preserve">커뮤니티 </w:t>
+              <w:t xml:space="preserve">뉴스 </w:t>
             </w:r>
             <w:r>
               <w:rPr>
@@ -722,54 +714,7 @@
                 <w:rFonts w:hint="eastAsia"/>
                 <w:szCs w:val="20"/>
               </w:rPr>
-              <w:t xml:space="preserve">게시글 </w:t>
-            </w:r>
-            <w:r>
-              <w:rPr>
-                <w:szCs w:val="20"/>
-              </w:rPr>
-              <w:t>/ 프로</w:t>
-            </w:r>
-            <w:r>
-              <w:rPr>
-                <w:rFonts w:hint="eastAsia"/>
-                <w:szCs w:val="20"/>
-              </w:rPr>
-              <w:t xml:space="preserve">필 / </w:t>
-            </w:r>
-            <w:r>
-              <w:rPr>
-                <w:rFonts w:hint="eastAsia"/>
-                <w:szCs w:val="20"/>
-              </w:rPr>
-              <w:t>주식</w:t>
-            </w:r>
-            <w:r>
-              <w:rPr>
-                <w:rFonts w:hint="eastAsia"/>
-                <w:szCs w:val="20"/>
-              </w:rPr>
-              <w:t xml:space="preserve"> 목록 / </w:t>
-            </w:r>
-            <w:r>
-              <w:rPr>
-                <w:rFonts w:hint="eastAsia"/>
-                <w:szCs w:val="20"/>
-              </w:rPr>
-              <w:t xml:space="preserve">종목 상세 페이지 </w:t>
-            </w:r>
-            <w:r>
-              <w:rPr>
-                <w:szCs w:val="20"/>
-              </w:rPr>
-              <w:t xml:space="preserve">/ </w:t>
-            </w:r>
-            <w:r>
-              <w:rPr>
-                <w:rFonts w:hint="eastAsia"/>
-                <w:szCs w:val="20"/>
-              </w:rPr>
-              <w:t>일기장</w:t>
+              <w:t>캘린더</w:t>
             </w:r>
           </w:p>
         </w:tc>
@@ -2073,7 +2018,6 @@
                 <w:kern w:val="0"/>
                 <w:szCs w:val="20"/>
               </w:rPr>
-              <w:lastRenderedPageBreak/>
               <w:t>F0</w:t>
             </w:r>
             <w:r>
@@ -2350,6 +2294,7 @@
                 <w:kern w:val="0"/>
                 <w:szCs w:val="20"/>
               </w:rPr>
+              <w:lastRenderedPageBreak/>
               <w:t>F</w:t>
             </w:r>
             <w:r>
@@ -2908,7 +2853,25 @@
                 <w:kern w:val="0"/>
                 <w:szCs w:val="20"/>
               </w:rPr>
-              <w:t xml:space="preserve"> 인터넷 환경에서 모든 화면 전환 작업은 6초 이내에 이뤄져야 함</w:t>
+              <w:t xml:space="preserve"> 인터넷 환경에서 모든 화면 전환 작업은 </w:t>
+            </w:r>
+            <w:r>
+              <w:rPr>
+                <w:rFonts w:eastAsiaTheme="minorHAnsi" w:cs="AppleSDGothicNeo-Regular"/>
+                <w:color w:val="333333"/>
+                <w:kern w:val="0"/>
+                <w:szCs w:val="20"/>
+              </w:rPr>
+              <w:t>3</w:t>
+            </w:r>
+            <w:r>
+              <w:rPr>
+                <w:rFonts w:eastAsiaTheme="minorHAnsi" w:cs="AppleSDGothicNeo-Regular" w:hint="eastAsia"/>
+                <w:color w:val="333333"/>
+                <w:kern w:val="0"/>
+                <w:szCs w:val="20"/>
+              </w:rPr>
+              <w:t>초 이내에 이뤄져야 함</w:t>
             </w:r>
           </w:p>
         </w:tc>
@@ -3821,9 +3784,6 @@
         <w:wordWrap/>
         <w:autoSpaceDE/>
         <w:autoSpaceDN/>
-        <w:rPr>
-          <w:rFonts w:hint="eastAsia"/>
-        </w:rPr>
       </w:pPr>
       <w:r>
         <w:br w:type="page"/>
@@ -3980,7 +3940,21 @@
           <w:rFonts w:ascii="맑은 고딕" w:eastAsia="맑은 고딕" w:hAnsi="맑은 고딕" w:cs="맑은 고딕"/>
           <w:sz w:val="22"/>
         </w:rPr>
-        <w:t xml:space="preserve"> 위한 주식투자 서비스</w:t>
+        <w:t xml:space="preserve"> 위한 주식투자</w:t>
+      </w:r>
+      <w:r>
+        <w:rPr>
+          <w:rFonts w:ascii="맑은 고딕" w:eastAsia="맑은 고딕" w:hAnsi="맑은 고딕" w:cs="맑은 고딕" w:hint="eastAsia"/>
+          <w:sz w:val="22"/>
+        </w:rPr>
+        <w:t xml:space="preserve"> 습관 형성</w:t>
+      </w:r>
+      <w:r>
+        <w:rPr>
+          <w:rFonts w:ascii="맑은 고딕" w:eastAsia="맑은 고딕" w:hAnsi="맑은 고딕" w:cs="맑은 고딕"/>
+          <w:sz w:val="22"/>
+        </w:rPr>
+        <w:t xml:space="preserve"> 서비스</w:t>
       </w:r>
     </w:p>
     <w:p>
@@ -4001,23 +3975,7 @@
           <w:rFonts w:ascii="맑은 고딕" w:eastAsia="맑은 고딕" w:hAnsi="맑은 고딕" w:cs="맑은 고딕"/>
           <w:sz w:val="22"/>
         </w:rPr>
-        <w:t>2026-05-11 (월) ~ 2026-06-25 (목</w:t>
-      </w:r>
-      <w:proofErr w:type="gramStart"/>
-      <w:r>
-        <w:rPr>
-          <w:rFonts w:ascii="맑은 고딕" w:eastAsia="맑은 고딕" w:hAnsi="맑은 고딕" w:cs="맑은 고딕"/>
-          <w:sz w:val="22"/>
-        </w:rPr>
-        <w:t>)  |</w:t>
-      </w:r>
-      <w:proofErr w:type="gramEnd"/>
-      <w:r>
-        <w:rPr>
-          <w:rFonts w:ascii="맑은 고딕" w:eastAsia="맑은 고딕" w:hAnsi="맑은 고딕" w:cs="맑은 고딕"/>
-          <w:sz w:val="22"/>
-        </w:rPr>
-        <w:t xml:space="preserve">  마감: 6/20  |  발표: 6/25</w:t>
+        <w:t>2026-05-11 (월) ~ 2026-06-25 (목)  |  마감: 6/20  |  발표: 6/25</w:t>
       </w:r>
     </w:p>
     <w:p>
@@ -4064,6 +4022,29 @@
       <w:proofErr w:type="spellEnd"/>
       <w:r>
         <w:rPr>
+          <w:rFonts w:ascii="맑은 고딕" w:eastAsia="맑은 고딕" w:hAnsi="맑은 고딕" w:cs="맑은 고딕" w:hint="eastAsia"/>
+          <w:sz w:val="22"/>
+        </w:rPr>
+        <w:t>,</w:t>
+      </w:r>
+      <w:r>
+        <w:rPr>
+          <w:rFonts w:ascii="맑은 고딕" w:eastAsia="맑은 고딕" w:hAnsi="맑은 고딕" w:cs="맑은 고딕"/>
+          <w:sz w:val="22"/>
+        </w:rPr>
+        <w:t xml:space="preserve"> </w:t>
+      </w:r>
+      <w:proofErr w:type="spellStart"/>
+      <w:r>
+        <w:rPr>
+          <w:rFonts w:ascii="맑은 고딕" w:eastAsia="맑은 고딕" w:hAnsi="맑은 고딕" w:cs="맑은 고딕" w:hint="eastAsia"/>
+          <w:sz w:val="22"/>
+        </w:rPr>
+        <w:t>정율</w:t>
+      </w:r>
+      <w:proofErr w:type="spellEnd"/>
+      <w:r>
+        <w:rPr>
           <w:rFonts w:ascii="맑은 고딕" w:eastAsia="맑은 고딕" w:hAnsi="맑은 고딕" w:cs="맑은 고딕"/>
           <w:sz w:val="22"/>
         </w:rPr>
@@ -4075,6 +4056,9 @@
         <w:spacing w:after="300"/>
       </w:pPr>
       <w:r>
+        <w:rPr>
+          <w:noProof/>
+        </w:rPr>
         <w:drawing>
           <wp:inline distT="0" distB="0" distL="0" distR="0" wp14:anchorId="47A216B3" wp14:editId="085E2675">
             <wp:extent cx="5731510" cy="6003925"/>
@@ -4289,7 +4273,7 @@
       <w:pPr>
         <w:spacing w:before="200" w:after="100"/>
         <w:rPr>
-          <w:rFonts w:ascii="맑은 고딕" w:eastAsia="맑은 고딕" w:hAnsi="맑은 고딕" w:cs="맑은 고딕" w:hint="eastAsia"/>
+          <w:rFonts w:ascii="맑은 고딕" w:eastAsia="맑은 고딕" w:hAnsi="맑은 고딕" w:cs="맑은 고딕"/>
           <w:b/>
           <w:bCs/>
           <w:sz w:val="22"/>
@@ -4358,12 +4342,6 @@
         <w:gridCol w:w="1926"/>
       </w:tblGrid>
       <w:tr>
-        <w:tblPrEx>
-          <w:tblCellMar>
-            <w:top w:w="0" w:type="dxa"/>
-            <w:bottom w:w="0" w:type="dxa"/>
-          </w:tblCellMar>
-        </w:tblPrEx>
         <w:trPr>
           <w:tblHeader/>
           <w:jc w:val="center"/>
@@ -4545,12 +4523,6 @@
         </w:tc>
       </w:tr>
       <w:tr>
-        <w:tblPrEx>
-          <w:tblCellMar>
-            <w:top w:w="0" w:type="dxa"/>
-            <w:bottom w:w="0" w:type="dxa"/>
-          </w:tblCellMar>
-        </w:tblPrEx>
         <w:trPr>
           <w:jc w:val="center"/>
         </w:trPr>
@@ -4863,12 +4835,6 @@
         </w:tc>
       </w:tr>
       <w:tr>
-        <w:tblPrEx>
-          <w:tblCellMar>
-            <w:top w:w="0" w:type="dxa"/>
-            <w:bottom w:w="0" w:type="dxa"/>
-          </w:tblCellMar>
-        </w:tblPrEx>
         <w:trPr>
           <w:jc w:val="center"/>
         </w:trPr>
@@ -5179,12 +5145,6 @@
         </w:tc>
       </w:tr>
       <w:tr>
-        <w:tblPrEx>
-          <w:tblCellMar>
-            <w:top w:w="0" w:type="dxa"/>
-            <w:bottom w:w="0" w:type="dxa"/>
-          </w:tblCellMar>
-        </w:tblPrEx>
         <w:trPr>
           <w:jc w:val="center"/>
         </w:trPr>
@@ -5375,12 +5335,6 @@
         </w:tc>
       </w:tr>
       <w:tr>
-        <w:tblPrEx>
-          <w:tblCellMar>
-            <w:top w:w="0" w:type="dxa"/>
-            <w:bottom w:w="0" w:type="dxa"/>
-          </w:tblCellMar>
-        </w:tblPrEx>
         <w:trPr>
           <w:jc w:val="center"/>
         </w:trPr>
@@ -5583,12 +5537,6 @@
         </w:tc>
       </w:tr>
       <w:tr>
-        <w:tblPrEx>
-          <w:tblCellMar>
-            <w:top w:w="0" w:type="dxa"/>
-            <w:bottom w:w="0" w:type="dxa"/>
-          </w:tblCellMar>
-        </w:tblPrEx>
         <w:trPr>
           <w:jc w:val="center"/>
         </w:trPr>
@@ -5796,12 +5744,6 @@
         </w:tc>
       </w:tr>
       <w:tr>
-        <w:tblPrEx>
-          <w:tblCellMar>
-            <w:top w:w="0" w:type="dxa"/>
-            <w:bottom w:w="0" w:type="dxa"/>
-          </w:tblCellMar>
-        </w:tblPrEx>
         <w:trPr>
           <w:jc w:val="center"/>
         </w:trPr>
@@ -5827,17 +5769,21 @@
             <w:pPr>
               <w:spacing w:after="0" w:line="280" w:lineRule="auto"/>
               <w:jc w:val="center"/>
+              <w:rPr>
+                <w:strike/>
+              </w:rPr>
             </w:pPr>
             <w:r>
               <w:rPr>
                 <w:rFonts w:ascii="맑은 고딕" w:eastAsia="맑은 고딕" w:hAnsi="맑은 고딕" w:cs="맑은 고딕"/>
                 <w:b/>
                 <w:bCs/>
+                <w:strike/>
                 <w:color w:val="333333"/>
                 <w:sz w:val="18"/>
                 <w:szCs w:val="18"/>
               </w:rPr>
-              <w:t>한국 뉴스 빅데이터</w:t>
+              <w:t>한국 종목 실시간 뉴스</w:t>
             </w:r>
           </w:p>
         </w:tc>
@@ -5862,15 +5808,31 @@
           <w:p>
             <w:pPr>
               <w:spacing w:after="0" w:line="280" w:lineRule="auto"/>
-            </w:pPr>
+              <w:rPr>
+                <w:strike/>
+              </w:rPr>
+            </w:pPr>
+            <w:proofErr w:type="spellStart"/>
             <w:r>
               <w:rPr>
                 <w:rFonts w:ascii="맑은 고딕" w:eastAsia="맑은 고딕" w:hAnsi="맑은 고딕" w:cs="맑은 고딕"/>
+                <w:strike/>
                 <w:color w:val="333333"/>
                 <w:sz w:val="18"/>
                 <w:szCs w:val="18"/>
               </w:rPr>
-              <w:t>54개 언론사 통합 뉴스 데이터, 키워드 트렌드 분석, 종목 매칭</w:t>
+              <w:t>종목명</w:t>
+            </w:r>
+            <w:proofErr w:type="spellEnd"/>
+            <w:r>
+              <w:rPr>
+                <w:rFonts w:ascii="맑은 고딕" w:eastAsia="맑은 고딕" w:hAnsi="맑은 고딕" w:cs="맑은 고딕"/>
+                <w:strike/>
+                <w:color w:val="333333"/>
+                <w:sz w:val="18"/>
+                <w:szCs w:val="18"/>
+              </w:rPr>
+              <w:t>/키워드 기반 한국어 뉴스 (제목, 요약, URL, 발행일)</w:t>
             </w:r>
           </w:p>
         </w:tc>
@@ -5896,61 +5858,19 @@
             <w:pPr>
               <w:spacing w:after="0" w:line="280" w:lineRule="auto"/>
               <w:jc w:val="center"/>
+              <w:rPr>
+                <w:strike/>
+              </w:rPr>
             </w:pPr>
             <w:r>
               <w:rPr>
                 <w:rFonts w:ascii="맑은 고딕" w:eastAsia="맑은 고딕" w:hAnsi="맑은 고딕" w:cs="맑은 고딕"/>
+                <w:strike/>
                 <w:color w:val="333333"/>
                 <w:sz w:val="18"/>
                 <w:szCs w:val="18"/>
               </w:rPr>
-              <w:t>한국언론진흥재단</w:t>
-            </w:r>
-          </w:p>
-          <w:p>
-            <w:pPr>
-              <w:spacing w:after="0" w:line="280" w:lineRule="auto"/>
-              <w:jc w:val="center"/>
-            </w:pPr>
-            <w:proofErr w:type="spellStart"/>
-            <w:r>
-              <w:rPr>
-                <w:rFonts w:ascii="맑은 고딕" w:eastAsia="맑은 고딕" w:hAnsi="맑은 고딕" w:cs="맑은 고딕"/>
-                <w:color w:val="333333"/>
-                <w:sz w:val="18"/>
-                <w:szCs w:val="18"/>
-              </w:rPr>
-              <w:t>빅카인즈</w:t>
-            </w:r>
-            <w:proofErr w:type="spellEnd"/>
-            <w:r>
-              <w:rPr>
-                <w:rFonts w:ascii="맑은 고딕" w:eastAsia="맑은 고딕" w:hAnsi="맑은 고딕" w:cs="맑은 고딕"/>
-                <w:color w:val="333333"/>
-                <w:sz w:val="18"/>
-                <w:szCs w:val="18"/>
-              </w:rPr>
-              <w:t xml:space="preserve"> (</w:t>
-            </w:r>
-            <w:proofErr w:type="spellStart"/>
-            <w:r>
-              <w:rPr>
-                <w:rFonts w:ascii="맑은 고딕" w:eastAsia="맑은 고딕" w:hAnsi="맑은 고딕" w:cs="맑은 고딕"/>
-                <w:color w:val="333333"/>
-                <w:sz w:val="18"/>
-                <w:szCs w:val="18"/>
-              </w:rPr>
-              <w:t>BigKinds</w:t>
-            </w:r>
-            <w:proofErr w:type="spellEnd"/>
-            <w:r>
-              <w:rPr>
-                <w:rFonts w:ascii="맑은 고딕" w:eastAsia="맑은 고딕" w:hAnsi="맑은 고딕" w:cs="맑은 고딕"/>
-                <w:color w:val="333333"/>
-                <w:sz w:val="18"/>
-                <w:szCs w:val="18"/>
-              </w:rPr>
-              <w:t>)</w:t>
+              <w:t>네이버 검색 API</w:t>
             </w:r>
           </w:p>
         </w:tc>
@@ -5976,10 +5896,14 @@
             <w:pPr>
               <w:spacing w:after="0" w:line="280" w:lineRule="auto"/>
               <w:jc w:val="center"/>
+              <w:rPr>
+                <w:strike/>
+              </w:rPr>
             </w:pPr>
             <w:r>
               <w:rPr>
                 <w:rFonts w:ascii="맑은 고딕" w:eastAsia="맑은 고딕" w:hAnsi="맑은 고딕" w:cs="맑은 고딕"/>
+                <w:strike/>
                 <w:color w:val="333333"/>
                 <w:sz w:val="18"/>
                 <w:szCs w:val="18"/>
@@ -5991,15 +5915,19 @@
             <w:pPr>
               <w:spacing w:after="0" w:line="280" w:lineRule="auto"/>
               <w:jc w:val="center"/>
+              <w:rPr>
+                <w:strike/>
+              </w:rPr>
             </w:pPr>
             <w:r>
               <w:rPr>
                 <w:rFonts w:ascii="맑은 고딕" w:eastAsia="맑은 고딕" w:hAnsi="맑은 고딕" w:cs="맑은 고딕"/>
+                <w:strike/>
                 <w:color w:val="333333"/>
                 <w:sz w:val="18"/>
                 <w:szCs w:val="18"/>
               </w:rPr>
-              <w:t>(승인 후 사용)</w:t>
+              <w:t>(일 25,000회 무료)</w:t>
             </w:r>
           </w:p>
         </w:tc>
@@ -6024,37 +5952,24 @@
           <w:p>
             <w:pPr>
               <w:spacing w:after="0" w:line="280" w:lineRule="auto"/>
-            </w:pPr>
-            <w:proofErr w:type="spellStart"/>
+              <w:rPr>
+                <w:strike/>
+              </w:rPr>
+            </w:pPr>
             <w:r>
               <w:rPr>
                 <w:rFonts w:ascii="맑은 고딕" w:eastAsia="맑은 고딕" w:hAnsi="맑은 고딕" w:cs="맑은 고딕"/>
+                <w:strike/>
                 <w:color w:val="333333"/>
                 <w:sz w:val="18"/>
                 <w:szCs w:val="18"/>
               </w:rPr>
-              <w:t>트렌딩</w:t>
-            </w:r>
-            <w:proofErr w:type="spellEnd"/>
-            <w:r>
-              <w:rPr>
-                <w:rFonts w:ascii="맑은 고딕" w:eastAsia="맑은 고딕" w:hAnsi="맑은 고딕" w:cs="맑은 고딕"/>
-                <w:color w:val="333333"/>
-                <w:sz w:val="18"/>
-                <w:szCs w:val="18"/>
-              </w:rPr>
-              <w:t xml:space="preserve"> 키워드 TOP 10, 키워드 기반 종목 추천</w:t>
+              <w:t>한국 종목 상세 페이지 뉴스 탭</w:t>
             </w:r>
           </w:p>
         </w:tc>
       </w:tr>
       <w:tr>
-        <w:tblPrEx>
-          <w:tblCellMar>
-            <w:top w:w="0" w:type="dxa"/>
-            <w:bottom w:w="0" w:type="dxa"/>
-          </w:tblCellMar>
-        </w:tblPrEx>
         <w:trPr>
           <w:jc w:val="center"/>
         </w:trPr>
@@ -6090,7 +6005,7 @@
                 <w:sz w:val="18"/>
                 <w:szCs w:val="18"/>
               </w:rPr>
-              <w:t>한국 종목 실시간 뉴스</w:t>
+              <w:t>미국 종목 영문 뉴스</w:t>
             </w:r>
           </w:p>
         </w:tc>
@@ -6116,7 +6031,6 @@
             <w:pPr>
               <w:spacing w:after="0" w:line="280" w:lineRule="auto"/>
             </w:pPr>
-            <w:proofErr w:type="spellStart"/>
             <w:r>
               <w:rPr>
                 <w:rFonts w:ascii="맑은 고딕" w:eastAsia="맑은 고딕" w:hAnsi="맑은 고딕" w:cs="맑은 고딕"/>
@@ -6124,9 +6038,9 @@
                 <w:sz w:val="18"/>
                 <w:szCs w:val="18"/>
               </w:rPr>
-              <w:t>종목명</w:t>
-            </w:r>
-            <w:proofErr w:type="spellEnd"/>
+              <w:t xml:space="preserve">미국 </w:t>
+            </w:r>
+            <w:proofErr w:type="spellStart"/>
             <w:r>
               <w:rPr>
                 <w:rFonts w:ascii="맑은 고딕" w:eastAsia="맑은 고딕" w:hAnsi="맑은 고딕" w:cs="맑은 고딕"/>
@@ -6134,7 +6048,37 @@
                 <w:sz w:val="18"/>
                 <w:szCs w:val="18"/>
               </w:rPr>
-              <w:t>/키워드 기반 한국어 뉴스 (제목, 요약, URL, 발행일)</w:t>
+              <w:t>종목명</w:t>
+            </w:r>
+            <w:proofErr w:type="spellEnd"/>
+            <w:r>
+              <w:rPr>
+                <w:rFonts w:ascii="맑은 고딕" w:eastAsia="맑은 고딕" w:hAnsi="맑은 고딕" w:cs="맑은 고딕"/>
+                <w:color w:val="333333"/>
+                <w:sz w:val="18"/>
+                <w:szCs w:val="18"/>
+              </w:rPr>
+              <w:t>/</w:t>
+            </w:r>
+            <w:proofErr w:type="spellStart"/>
+            <w:r>
+              <w:rPr>
+                <w:rFonts w:ascii="맑은 고딕" w:eastAsia="맑은 고딕" w:hAnsi="맑은 고딕" w:cs="맑은 고딕"/>
+                <w:color w:val="333333"/>
+                <w:sz w:val="18"/>
+                <w:szCs w:val="18"/>
+              </w:rPr>
+              <w:t>티커</w:t>
+            </w:r>
+            <w:proofErr w:type="spellEnd"/>
+            <w:r>
+              <w:rPr>
+                <w:rFonts w:ascii="맑은 고딕" w:eastAsia="맑은 고딕" w:hAnsi="맑은 고딕" w:cs="맑은 고딕"/>
+                <w:color w:val="333333"/>
+                <w:sz w:val="18"/>
+                <w:szCs w:val="18"/>
+              </w:rPr>
+              <w:t xml:space="preserve"> 기반 영문 뉴스 (Reuters, Bloomberg, CNBC 등)</w:t>
             </w:r>
           </w:p>
         </w:tc>
@@ -6160,15 +6104,80 @@
             <w:pPr>
               <w:spacing w:after="0" w:line="280" w:lineRule="auto"/>
               <w:jc w:val="center"/>
-            </w:pPr>
-            <w:r>
               <w:rPr>
                 <w:rFonts w:ascii="맑은 고딕" w:eastAsia="맑은 고딕" w:hAnsi="맑은 고딕" w:cs="맑은 고딕"/>
                 <w:color w:val="333333"/>
                 <w:sz w:val="18"/>
                 <w:szCs w:val="18"/>
               </w:rPr>
-              <w:t>네이버 검색 API</w:t>
+            </w:pPr>
+            <w:r>
+              <w:rPr>
+                <w:rFonts w:ascii="맑은 고딕" w:eastAsia="맑은 고딕" w:hAnsi="맑은 고딕" w:cs="맑은 고딕"/>
+                <w:color w:val="333333"/>
+                <w:sz w:val="18"/>
+                <w:szCs w:val="18"/>
+              </w:rPr>
+              <w:t>NewsData.io</w:t>
+            </w:r>
+          </w:p>
+          <w:p>
+            <w:pPr>
+              <w:spacing w:after="0" w:line="280" w:lineRule="auto"/>
+              <w:jc w:val="center"/>
+            </w:pPr>
+            <w:proofErr w:type="spellStart"/>
+            <w:r>
+              <w:rPr>
+                <w:rFonts w:ascii="맑은 고딕" w:eastAsia="맑은 고딕" w:hAnsi="맑은 고딕" w:cs="맑은 고딕" w:hint="eastAsia"/>
+                <w:sz w:val="18"/>
+                <w:szCs w:val="18"/>
+              </w:rPr>
+              <w:t>G</w:t>
+            </w:r>
+            <w:r>
+              <w:rPr>
+                <w:rFonts w:ascii="맑은 고딕" w:eastAsia="맑은 고딕" w:hAnsi="맑은 고딕" w:cs="맑은 고딕"/>
+                <w:sz w:val="18"/>
+                <w:szCs w:val="18"/>
+              </w:rPr>
+              <w:t>news</w:t>
+            </w:r>
+            <w:proofErr w:type="spellEnd"/>
+          </w:p>
+          <w:p>
+            <w:pPr>
+              <w:spacing w:after="0" w:line="280" w:lineRule="auto"/>
+              <w:jc w:val="center"/>
+            </w:pPr>
+            <w:r>
+              <w:rPr>
+                <w:rFonts w:ascii="맑은 고딕" w:eastAsia="맑은 고딕" w:hAnsi="맑은 고딕" w:cs="맑은 고딕"/>
+                <w:color w:val="333333"/>
+                <w:sz w:val="18"/>
+                <w:szCs w:val="18"/>
+              </w:rPr>
+              <w:t xml:space="preserve">(또는 </w:t>
+            </w:r>
+            <w:proofErr w:type="spellStart"/>
+            <w:r>
+              <w:rPr>
+                <w:rFonts w:ascii="맑은 고딕" w:eastAsia="맑은 고딕" w:hAnsi="맑은 고딕" w:cs="맑은 고딕"/>
+                <w:color w:val="333333"/>
+                <w:sz w:val="18"/>
+                <w:szCs w:val="18"/>
+              </w:rPr>
+              <w:t>yfinance</w:t>
+            </w:r>
+            <w:proofErr w:type="spellEnd"/>
+            <w:r>
+              <w:rPr>
+                <w:rFonts w:ascii="맑은 고딕" w:eastAsia="맑은 고딕" w:hAnsi="맑은 고딕" w:cs="맑은 고딕"/>
+                <w:color w:val="333333"/>
+                <w:sz w:val="18"/>
+                <w:szCs w:val="18"/>
+              </w:rPr>
+              <w:t xml:space="preserve"> 내장)</w:t>
             </w:r>
           </w:p>
         </w:tc>
@@ -6217,7 +6226,7 @@
                 <w:sz w:val="18"/>
                 <w:szCs w:val="18"/>
               </w:rPr>
-              <w:t>(일 25,000회 무료)</w:t>
+              <w:t>(일 200 credits 무료)</w:t>
             </w:r>
           </w:p>
         </w:tc>
@@ -6250,18 +6259,32 @@
                 <w:sz w:val="18"/>
                 <w:szCs w:val="18"/>
               </w:rPr>
-              <w:t>한국 종목 상세 페이지 뉴스 탭</w:t>
+              <w:t xml:space="preserve">미국 종목 상세 페이지, 글로벌 </w:t>
+            </w:r>
+            <w:proofErr w:type="spellStart"/>
+            <w:r>
+              <w:rPr>
+                <w:rFonts w:ascii="맑은 고딕" w:eastAsia="맑은 고딕" w:hAnsi="맑은 고딕" w:cs="맑은 고딕"/>
+                <w:color w:val="333333"/>
+                <w:sz w:val="18"/>
+                <w:szCs w:val="18"/>
+              </w:rPr>
+              <w:t>트렌딩</w:t>
+            </w:r>
+            <w:proofErr w:type="spellEnd"/>
+            <w:r>
+              <w:rPr>
+                <w:rFonts w:ascii="맑은 고딕" w:eastAsia="맑은 고딕" w:hAnsi="맑은 고딕" w:cs="맑은 고딕"/>
+                <w:color w:val="333333"/>
+                <w:sz w:val="18"/>
+                <w:szCs w:val="18"/>
+              </w:rPr>
+              <w:t xml:space="preserve"> 키워드</w:t>
             </w:r>
           </w:p>
         </w:tc>
       </w:tr>
       <w:tr>
-        <w:tblPrEx>
-          <w:tblCellMar>
-            <w:top w:w="0" w:type="dxa"/>
-            <w:bottom w:w="0" w:type="dxa"/>
-          </w:tblCellMar>
-        </w:tblPrEx>
         <w:trPr>
           <w:jc w:val="center"/>
         </w:trPr>
@@ -6297,7 +6320,7 @@
                 <w:sz w:val="18"/>
                 <w:szCs w:val="18"/>
               </w:rPr>
-              <w:t>미국 종목 영문 뉴스</w:t>
+              <w:t>종목 위험성향 분류</w:t>
             </w:r>
           </w:p>
         </w:tc>
@@ -6330,7 +6353,7 @@
                 <w:sz w:val="18"/>
                 <w:szCs w:val="18"/>
               </w:rPr>
-              <w:t xml:space="preserve">미국 </w:t>
+              <w:t xml:space="preserve">종목별 베타 계수, 변동성, </w:t>
             </w:r>
             <w:proofErr w:type="spellStart"/>
             <w:r>
@@ -6340,7 +6363,7 @@
                 <w:sz w:val="18"/>
                 <w:szCs w:val="18"/>
               </w:rPr>
-              <w:t>종목명</w:t>
+              <w:t>최대낙폭</w:t>
             </w:r>
             <w:proofErr w:type="spellEnd"/>
             <w:r>
@@ -6350,27 +6373,7 @@
                 <w:sz w:val="18"/>
                 <w:szCs w:val="18"/>
               </w:rPr>
-              <w:t>/</w:t>
-            </w:r>
-            <w:proofErr w:type="spellStart"/>
-            <w:r>
-              <w:rPr>
-                <w:rFonts w:ascii="맑은 고딕" w:eastAsia="맑은 고딕" w:hAnsi="맑은 고딕" w:cs="맑은 고딕"/>
-                <w:color w:val="333333"/>
-                <w:sz w:val="18"/>
-                <w:szCs w:val="18"/>
-              </w:rPr>
-              <w:t>티커</w:t>
-            </w:r>
-            <w:proofErr w:type="spellEnd"/>
-            <w:r>
-              <w:rPr>
-                <w:rFonts w:ascii="맑은 고딕" w:eastAsia="맑은 고딕" w:hAnsi="맑은 고딕" w:cs="맑은 고딕"/>
-                <w:color w:val="333333"/>
-                <w:sz w:val="18"/>
-                <w:szCs w:val="18"/>
-              </w:rPr>
-              <w:t xml:space="preserve"> 기반 영문 뉴스 (Reuters, Bloomberg, CNBC 등)</w:t>
+              <w:t>(MDD) 기반 위험 등급 (안정/균형/공격)</w:t>
             </w:r>
           </w:p>
         </w:tc>
@@ -6404,7 +6407,7 @@
                 <w:sz w:val="18"/>
                 <w:szCs w:val="18"/>
               </w:rPr>
-              <w:t>NewsData.io</w:t>
+              <w:t>자체 계산</w:t>
             </w:r>
           </w:p>
           <w:p>
@@ -6419,27 +6422,7 @@
                 <w:sz w:val="18"/>
                 <w:szCs w:val="18"/>
               </w:rPr>
-              <w:t xml:space="preserve">(또는 </w:t>
-            </w:r>
-            <w:proofErr w:type="spellStart"/>
-            <w:r>
-              <w:rPr>
-                <w:rFonts w:ascii="맑은 고딕" w:eastAsia="맑은 고딕" w:hAnsi="맑은 고딕" w:cs="맑은 고딕"/>
-                <w:color w:val="333333"/>
-                <w:sz w:val="18"/>
-                <w:szCs w:val="18"/>
-              </w:rPr>
-              <w:t>yfinance</w:t>
-            </w:r>
-            <w:proofErr w:type="spellEnd"/>
-            <w:r>
-              <w:rPr>
-                <w:rFonts w:ascii="맑은 고딕" w:eastAsia="맑은 고딕" w:hAnsi="맑은 고딕" w:cs="맑은 고딕"/>
-                <w:color w:val="333333"/>
-                <w:sz w:val="18"/>
-                <w:szCs w:val="18"/>
-              </w:rPr>
-              <w:t xml:space="preserve"> 내장)</w:t>
+              <w:t>(시세 데이터 기반)</w:t>
             </w:r>
           </w:p>
         </w:tc>
@@ -6473,7 +6456,7 @@
                 <w:sz w:val="18"/>
                 <w:szCs w:val="18"/>
               </w:rPr>
-              <w:t>REST API</w:t>
+              <w:t>Python 알고리즘</w:t>
             </w:r>
           </w:p>
           <w:p>
@@ -6488,7 +6471,7 @@
                 <w:sz w:val="18"/>
                 <w:szCs w:val="18"/>
               </w:rPr>
-              <w:t>(일 200 credits 무료)</w:t>
+              <w:t>(시세 데이터 활용)</w:t>
             </w:r>
           </w:p>
         </w:tc>
@@ -6514,6 +6497,7 @@
             <w:pPr>
               <w:spacing w:after="0" w:line="280" w:lineRule="auto"/>
             </w:pPr>
+            <w:proofErr w:type="spellStart"/>
             <w:r>
               <w:rPr>
                 <w:rFonts w:ascii="맑은 고딕" w:eastAsia="맑은 고딕" w:hAnsi="맑은 고딕" w:cs="맑은 고딕"/>
@@ -6521,9 +6505,9 @@
                 <w:sz w:val="18"/>
                 <w:szCs w:val="18"/>
               </w:rPr>
-              <w:t xml:space="preserve">미국 종목 상세 페이지, 글로벌 </w:t>
-            </w:r>
-            <w:proofErr w:type="spellStart"/>
+              <w:t>룰렛</w:t>
+            </w:r>
+            <w:proofErr w:type="spellEnd"/>
             <w:r>
               <w:rPr>
                 <w:rFonts w:ascii="맑은 고딕" w:eastAsia="맑은 고딕" w:hAnsi="맑은 고딕" w:cs="맑은 고딕"/>
@@ -6531,9 +6515,9 @@
                 <w:sz w:val="18"/>
                 <w:szCs w:val="18"/>
               </w:rPr>
-              <w:t>트렌딩</w:t>
-            </w:r>
-            <w:proofErr w:type="spellEnd"/>
+              <w:t xml:space="preserve"> 추천 (위험성향 매칭), 사용자 </w:t>
+            </w:r>
+            <w:proofErr w:type="spellStart"/>
             <w:r>
               <w:rPr>
                 <w:rFonts w:ascii="맑은 고딕" w:eastAsia="맑은 고딕" w:hAnsi="맑은 고딕" w:cs="맑은 고딕"/>
@@ -6541,18 +6525,22 @@
                 <w:sz w:val="18"/>
                 <w:szCs w:val="18"/>
               </w:rPr>
-              <w:t xml:space="preserve"> 키워드</w:t>
+              <w:t>성향별</w:t>
+            </w:r>
+            <w:proofErr w:type="spellEnd"/>
+            <w:r>
+              <w:rPr>
+                <w:rFonts w:ascii="맑은 고딕" w:eastAsia="맑은 고딕" w:hAnsi="맑은 고딕" w:cs="맑은 고딕"/>
+                <w:color w:val="333333"/>
+                <w:sz w:val="18"/>
+                <w:szCs w:val="18"/>
+              </w:rPr>
+              <w:t xml:space="preserve"> 필터링</w:t>
             </w:r>
           </w:p>
         </w:tc>
       </w:tr>
       <w:tr>
-        <w:tblPrEx>
-          <w:tblCellMar>
-            <w:top w:w="0" w:type="dxa"/>
-            <w:bottom w:w="0" w:type="dxa"/>
-          </w:tblCellMar>
-        </w:tblPrEx>
         <w:trPr>
           <w:jc w:val="center"/>
         </w:trPr>
@@ -6588,7 +6576,7 @@
                 <w:sz w:val="18"/>
                 <w:szCs w:val="18"/>
               </w:rPr>
-              <w:t>종목 위험성향 분류</w:t>
+              <w:t>사용자 행동 데이터</w:t>
             </w:r>
           </w:p>
         </w:tc>
@@ -6614,6 +6602,7 @@
             <w:pPr>
               <w:spacing w:after="0" w:line="280" w:lineRule="auto"/>
             </w:pPr>
+            <w:proofErr w:type="spellStart"/>
             <w:r>
               <w:rPr>
                 <w:rFonts w:ascii="맑은 고딕" w:eastAsia="맑은 고딕" w:hAnsi="맑은 고딕" w:cs="맑은 고딕"/>
@@ -6621,9 +6610,9 @@
                 <w:sz w:val="18"/>
                 <w:szCs w:val="18"/>
               </w:rPr>
-              <w:t xml:space="preserve">종목별 베타 계수, 변동성, </w:t>
-            </w:r>
-            <w:proofErr w:type="spellStart"/>
+              <w:t>스와이프</w:t>
+            </w:r>
+            <w:proofErr w:type="spellEnd"/>
             <w:r>
               <w:rPr>
                 <w:rFonts w:ascii="맑은 고딕" w:eastAsia="맑은 고딕" w:hAnsi="맑은 고딕" w:cs="맑은 고딕"/>
@@ -6631,9 +6620,9 @@
                 <w:sz w:val="18"/>
                 <w:szCs w:val="18"/>
               </w:rPr>
-              <w:t>최대낙폭</w:t>
-            </w:r>
-            <w:proofErr w:type="spellEnd"/>
+              <w:t xml:space="preserve"> 좋아요/패스 기록, </w:t>
+            </w:r>
+            <w:proofErr w:type="spellStart"/>
             <w:r>
               <w:rPr>
                 <w:rFonts w:ascii="맑은 고딕" w:eastAsia="맑은 고딕" w:hAnsi="맑은 고딕" w:cs="맑은 고딕"/>
@@ -6641,7 +6630,17 @@
                 <w:sz w:val="18"/>
                 <w:szCs w:val="18"/>
               </w:rPr>
-              <w:t>(MDD) 기반 위험 등급 (안정/균형/공격)</w:t>
+              <w:t>워치리스트</w:t>
+            </w:r>
+            <w:proofErr w:type="spellEnd"/>
+            <w:r>
+              <w:rPr>
+                <w:rFonts w:ascii="맑은 고딕" w:eastAsia="맑은 고딕" w:hAnsi="맑은 고딕" w:cs="맑은 고딕"/>
+                <w:color w:val="333333"/>
+                <w:sz w:val="18"/>
+                <w:szCs w:val="18"/>
+              </w:rPr>
+              <w:t>, 일기 작성 이력</w:t>
             </w:r>
           </w:p>
         </w:tc>
@@ -6675,22 +6674,7 @@
                 <w:sz w:val="18"/>
                 <w:szCs w:val="18"/>
               </w:rPr>
-              <w:t>자체 계산</w:t>
-            </w:r>
-          </w:p>
-          <w:p>
-            <w:pPr>
-              <w:spacing w:after="0" w:line="280" w:lineRule="auto"/>
-              <w:jc w:val="center"/>
-            </w:pPr>
-            <w:r>
-              <w:rPr>
-                <w:rFonts w:ascii="맑은 고딕" w:eastAsia="맑은 고딕" w:hAnsi="맑은 고딕" w:cs="맑은 고딕"/>
-                <w:color w:val="333333"/>
-                <w:sz w:val="18"/>
-                <w:szCs w:val="18"/>
-              </w:rPr>
-              <w:t>(시세 데이터 기반)</w:t>
+              <w:t>자체 DB</w:t>
             </w:r>
           </w:p>
         </w:tc>
@@ -6724,7 +6708,7 @@
                 <w:sz w:val="18"/>
                 <w:szCs w:val="18"/>
               </w:rPr>
-              <w:t>Python 알고리즘</w:t>
+              <w:t>서비스 내 수집</w:t>
             </w:r>
           </w:p>
           <w:p>
@@ -6739,7 +6723,7 @@
                 <w:sz w:val="18"/>
                 <w:szCs w:val="18"/>
               </w:rPr>
-              <w:t>(시세 데이터 활용)</w:t>
+              <w:t>(PostgreSQL 적재)</w:t>
             </w:r>
           </w:p>
         </w:tc>
@@ -6765,7 +6749,6 @@
             <w:pPr>
               <w:spacing w:after="0" w:line="280" w:lineRule="auto"/>
             </w:pPr>
-            <w:proofErr w:type="spellStart"/>
             <w:r>
               <w:rPr>
                 <w:rFonts w:ascii="맑은 고딕" w:eastAsia="맑은 고딕" w:hAnsi="맑은 고딕" w:cs="맑은 고딕"/>
@@ -6773,49 +6756,14 @@
                 <w:sz w:val="18"/>
                 <w:szCs w:val="18"/>
               </w:rPr>
-              <w:t>룰렛</w:t>
-            </w:r>
-            <w:proofErr w:type="spellEnd"/>
-            <w:r>
-              <w:rPr>
-                <w:rFonts w:ascii="맑은 고딕" w:eastAsia="맑은 고딕" w:hAnsi="맑은 고딕" w:cs="맑은 고딕"/>
-                <w:color w:val="333333"/>
-                <w:sz w:val="18"/>
-                <w:szCs w:val="18"/>
-              </w:rPr>
-              <w:t xml:space="preserve"> 추천 (위험성향 매칭), 사용자 </w:t>
-            </w:r>
-            <w:proofErr w:type="spellStart"/>
-            <w:r>
-              <w:rPr>
-                <w:rFonts w:ascii="맑은 고딕" w:eastAsia="맑은 고딕" w:hAnsi="맑은 고딕" w:cs="맑은 고딕"/>
-                <w:color w:val="333333"/>
-                <w:sz w:val="18"/>
-                <w:szCs w:val="18"/>
-              </w:rPr>
-              <w:t>성향별</w:t>
-            </w:r>
-            <w:proofErr w:type="spellEnd"/>
-            <w:r>
-              <w:rPr>
-                <w:rFonts w:ascii="맑은 고딕" w:eastAsia="맑은 고딕" w:hAnsi="맑은 고딕" w:cs="맑은 고딕"/>
-                <w:color w:val="333333"/>
-                <w:sz w:val="18"/>
-                <w:szCs w:val="18"/>
-              </w:rPr>
-              <w:t xml:space="preserve"> 필터링</w:t>
+              <w:t>협업 필터링 추천, 개인화 알고리즘 학습</w:t>
             </w:r>
           </w:p>
         </w:tc>
       </w:tr>
       <w:tr>
-        <w:tblPrEx>
-          <w:tblCellMar>
-            <w:top w:w="0" w:type="dxa"/>
-            <w:bottom w:w="0" w:type="dxa"/>
-          </w:tblCellMar>
-        </w:tblPrEx>
         <w:trPr>
+          <w:trHeight w:val="15"/>
           <w:jc w:val="center"/>
         </w:trPr>
         <w:tc>
@@ -6850,7 +6798,7 @@
                 <w:sz w:val="18"/>
                 <w:szCs w:val="18"/>
               </w:rPr>
-              <w:t>사용자 행동 데이터</w:t>
+              <w:t>AI 분석 결과 데이터</w:t>
             </w:r>
           </w:p>
         </w:tc>
@@ -6876,7 +6824,6 @@
             <w:pPr>
               <w:spacing w:after="0" w:line="280" w:lineRule="auto"/>
             </w:pPr>
-            <w:proofErr w:type="spellStart"/>
             <w:r>
               <w:rPr>
                 <w:rFonts w:ascii="맑은 고딕" w:eastAsia="맑은 고딕" w:hAnsi="맑은 고딕" w:cs="맑은 고딕"/>
@@ -6884,9 +6831,9 @@
                 <w:sz w:val="18"/>
                 <w:szCs w:val="18"/>
               </w:rPr>
-              <w:t>스와이프</w:t>
-            </w:r>
-            <w:proofErr w:type="spellEnd"/>
+              <w:t xml:space="preserve">사용자 일기 텍스트 분석 (투자 성향, 매수 동기), 종목 </w:t>
+            </w:r>
+            <w:proofErr w:type="spellStart"/>
             <w:r>
               <w:rPr>
                 <w:rFonts w:ascii="맑은 고딕" w:eastAsia="맑은 고딕" w:hAnsi="맑은 고딕" w:cs="맑은 고딕"/>
@@ -6894,9 +6841,9 @@
                 <w:sz w:val="18"/>
                 <w:szCs w:val="18"/>
               </w:rPr>
-              <w:t xml:space="preserve"> 좋아요/패스 기록, </w:t>
-            </w:r>
-            <w:proofErr w:type="spellStart"/>
+              <w:t>한줄</w:t>
+            </w:r>
+            <w:proofErr w:type="spellEnd"/>
             <w:r>
               <w:rPr>
                 <w:rFonts w:ascii="맑은 고딕" w:eastAsia="맑은 고딕" w:hAnsi="맑은 고딕" w:cs="맑은 고딕"/>
@@ -6904,17 +6851,7 @@
                 <w:sz w:val="18"/>
                 <w:szCs w:val="18"/>
               </w:rPr>
-              <w:t>워치리스트</w:t>
-            </w:r>
-            <w:proofErr w:type="spellEnd"/>
-            <w:r>
-              <w:rPr>
-                <w:rFonts w:ascii="맑은 고딕" w:eastAsia="맑은 고딕" w:hAnsi="맑은 고딕" w:cs="맑은 고딕"/>
-                <w:color w:val="333333"/>
-                <w:sz w:val="18"/>
-                <w:szCs w:val="18"/>
-              </w:rPr>
-              <w:t>, 일기 작성 이력</w:t>
+              <w:t xml:space="preserve"> 설명 자동 생성</w:t>
             </w:r>
           </w:p>
         </w:tc>
@@ -6941,6 +6878,7 @@
               <w:spacing w:after="0" w:line="280" w:lineRule="auto"/>
               <w:jc w:val="center"/>
             </w:pPr>
+            <w:proofErr w:type="spellStart"/>
             <w:r>
               <w:rPr>
                 <w:rFonts w:ascii="맑은 고딕" w:eastAsia="맑은 고딕" w:hAnsi="맑은 고딕" w:cs="맑은 고딕"/>
@@ -6948,7 +6886,32 @@
                 <w:sz w:val="18"/>
                 <w:szCs w:val="18"/>
               </w:rPr>
-              <w:t>자체 DB</w:t>
+              <w:t>OpenAI</w:t>
+            </w:r>
+            <w:proofErr w:type="spellEnd"/>
+            <w:r>
+              <w:rPr>
+                <w:rFonts w:ascii="맑은 고딕" w:eastAsia="맑은 고딕" w:hAnsi="맑은 고딕" w:cs="맑은 고딕"/>
+                <w:color w:val="333333"/>
+                <w:sz w:val="18"/>
+                <w:szCs w:val="18"/>
+              </w:rPr>
+              <w:t xml:space="preserve"> API</w:t>
+            </w:r>
+          </w:p>
+          <w:p>
+            <w:pPr>
+              <w:spacing w:after="0" w:line="280" w:lineRule="auto"/>
+              <w:jc w:val="center"/>
+            </w:pPr>
+            <w:r>
+              <w:rPr>
+                <w:rFonts w:ascii="맑은 고딕" w:eastAsia="맑은 고딕" w:hAnsi="맑은 고딕" w:cs="맑은 고딕"/>
+                <w:color w:val="333333"/>
+                <w:sz w:val="18"/>
+                <w:szCs w:val="18"/>
+              </w:rPr>
+              <w:t>(GPT)</w:t>
             </w:r>
           </w:p>
         </w:tc>
@@ -6982,22 +6945,7 @@
                 <w:sz w:val="18"/>
                 <w:szCs w:val="18"/>
               </w:rPr>
-              <w:t>서비스 내 수집</w:t>
-            </w:r>
-          </w:p>
-          <w:p>
-            <w:pPr>
-              <w:spacing w:after="0" w:line="280" w:lineRule="auto"/>
-              <w:jc w:val="center"/>
-            </w:pPr>
-            <w:r>
-              <w:rPr>
-                <w:rFonts w:ascii="맑은 고딕" w:eastAsia="맑은 고딕" w:hAnsi="맑은 고딕" w:cs="맑은 고딕"/>
-                <w:color w:val="333333"/>
-                <w:sz w:val="18"/>
-                <w:szCs w:val="18"/>
-              </w:rPr>
-              <w:t>(PostgreSQL 적재)</w:t>
+              <w:t>REST API</w:t>
             </w:r>
           </w:p>
         </w:tc>
@@ -7030,234 +6978,6 @@
                 <w:sz w:val="18"/>
                 <w:szCs w:val="18"/>
               </w:rPr>
-              <w:t>협업 필터링 추천, 개인화 알고리즘 학습</w:t>
-            </w:r>
-          </w:p>
-        </w:tc>
-      </w:tr>
-      <w:tr>
-        <w:tblPrEx>
-          <w:tblCellMar>
-            <w:top w:w="0" w:type="dxa"/>
-            <w:bottom w:w="0" w:type="dxa"/>
-          </w:tblCellMar>
-        </w:tblPrEx>
-        <w:trPr>
-          <w:trHeight w:val="15"/>
-          <w:jc w:val="center"/>
-        </w:trPr>
-        <w:tc>
-          <w:tcPr>
-            <w:tcW w:w="1700" w:type="dxa"/>
-            <w:tcBorders>
-              <w:top w:val="single" w:sz="4" w:space="0" w:color="BFBFBF"/>
-              <w:left w:val="single" w:sz="4" w:space="0" w:color="BFBFBF"/>
-              <w:bottom w:val="single" w:sz="4" w:space="0" w:color="BFBFBF"/>
-              <w:right w:val="single" w:sz="4" w:space="0" w:color="BFBFBF"/>
-            </w:tcBorders>
-            <w:shd w:val="clear" w:color="auto" w:fill="FFFFFF"/>
-            <w:tcMar>
-              <w:top w:w="100" w:type="dxa"/>
-              <w:left w:w="120" w:type="dxa"/>
-              <w:bottom w:w="100" w:type="dxa"/>
-              <w:right w:w="120" w:type="dxa"/>
-            </w:tcMar>
-            <w:vAlign w:val="center"/>
-          </w:tcPr>
-          <w:p>
-            <w:pPr>
-              <w:spacing w:after="0" w:line="280" w:lineRule="auto"/>
-              <w:jc w:val="center"/>
-            </w:pPr>
-            <w:r>
-              <w:rPr>
-                <w:rFonts w:ascii="맑은 고딕" w:eastAsia="맑은 고딕" w:hAnsi="맑은 고딕" w:cs="맑은 고딕"/>
-                <w:b/>
-                <w:bCs/>
-                <w:color w:val="333333"/>
-                <w:sz w:val="18"/>
-                <w:szCs w:val="18"/>
-              </w:rPr>
-              <w:t>AI 분석 결과 데이터</w:t>
-            </w:r>
-          </w:p>
-        </w:tc>
-        <w:tc>
-          <w:tcPr>
-            <w:tcW w:w="2400" w:type="dxa"/>
-            <w:tcBorders>
-              <w:top w:val="single" w:sz="4" w:space="0" w:color="BFBFBF"/>
-              <w:left w:val="single" w:sz="4" w:space="0" w:color="BFBFBF"/>
-              <w:bottom w:val="single" w:sz="4" w:space="0" w:color="BFBFBF"/>
-              <w:right w:val="single" w:sz="4" w:space="0" w:color="BFBFBF"/>
-            </w:tcBorders>
-            <w:shd w:val="clear" w:color="auto" w:fill="FFFFFF"/>
-            <w:tcMar>
-              <w:top w:w="100" w:type="dxa"/>
-              <w:left w:w="120" w:type="dxa"/>
-              <w:bottom w:w="100" w:type="dxa"/>
-              <w:right w:w="120" w:type="dxa"/>
-            </w:tcMar>
-            <w:vAlign w:val="center"/>
-          </w:tcPr>
-          <w:p>
-            <w:pPr>
-              <w:spacing w:after="0" w:line="280" w:lineRule="auto"/>
-            </w:pPr>
-            <w:r>
-              <w:rPr>
-                <w:rFonts w:ascii="맑은 고딕" w:eastAsia="맑은 고딕" w:hAnsi="맑은 고딕" w:cs="맑은 고딕"/>
-                <w:color w:val="333333"/>
-                <w:sz w:val="18"/>
-                <w:szCs w:val="18"/>
-              </w:rPr>
-              <w:t xml:space="preserve">사용자 일기 텍스트 분석 (투자 성향, 매수 동기), 종목 </w:t>
-            </w:r>
-            <w:proofErr w:type="spellStart"/>
-            <w:r>
-              <w:rPr>
-                <w:rFonts w:ascii="맑은 고딕" w:eastAsia="맑은 고딕" w:hAnsi="맑은 고딕" w:cs="맑은 고딕"/>
-                <w:color w:val="333333"/>
-                <w:sz w:val="18"/>
-                <w:szCs w:val="18"/>
-              </w:rPr>
-              <w:t>한줄</w:t>
-            </w:r>
-            <w:proofErr w:type="spellEnd"/>
-            <w:r>
-              <w:rPr>
-                <w:rFonts w:ascii="맑은 고딕" w:eastAsia="맑은 고딕" w:hAnsi="맑은 고딕" w:cs="맑은 고딕"/>
-                <w:color w:val="333333"/>
-                <w:sz w:val="18"/>
-                <w:szCs w:val="18"/>
-              </w:rPr>
-              <w:t xml:space="preserve"> 설명 자동 생성</w:t>
-            </w:r>
-          </w:p>
-        </w:tc>
-        <w:tc>
-          <w:tcPr>
-            <w:tcW w:w="1500" w:type="dxa"/>
-            <w:tcBorders>
-              <w:top w:val="single" w:sz="4" w:space="0" w:color="BFBFBF"/>
-              <w:left w:val="single" w:sz="4" w:space="0" w:color="BFBFBF"/>
-              <w:bottom w:val="single" w:sz="4" w:space="0" w:color="BFBFBF"/>
-              <w:right w:val="single" w:sz="4" w:space="0" w:color="BFBFBF"/>
-            </w:tcBorders>
-            <w:shd w:val="clear" w:color="auto" w:fill="FFFFFF"/>
-            <w:tcMar>
-              <w:top w:w="100" w:type="dxa"/>
-              <w:left w:w="120" w:type="dxa"/>
-              <w:bottom w:w="100" w:type="dxa"/>
-              <w:right w:w="120" w:type="dxa"/>
-            </w:tcMar>
-            <w:vAlign w:val="center"/>
-          </w:tcPr>
-          <w:p>
-            <w:pPr>
-              <w:spacing w:after="0" w:line="280" w:lineRule="auto"/>
-              <w:jc w:val="center"/>
-            </w:pPr>
-            <w:proofErr w:type="spellStart"/>
-            <w:r>
-              <w:rPr>
-                <w:rFonts w:ascii="맑은 고딕" w:eastAsia="맑은 고딕" w:hAnsi="맑은 고딕" w:cs="맑은 고딕"/>
-                <w:color w:val="333333"/>
-                <w:sz w:val="18"/>
-                <w:szCs w:val="18"/>
-              </w:rPr>
-              <w:t>OpenAI</w:t>
-            </w:r>
-            <w:proofErr w:type="spellEnd"/>
-            <w:r>
-              <w:rPr>
-                <w:rFonts w:ascii="맑은 고딕" w:eastAsia="맑은 고딕" w:hAnsi="맑은 고딕" w:cs="맑은 고딕"/>
-                <w:color w:val="333333"/>
-                <w:sz w:val="18"/>
-                <w:szCs w:val="18"/>
-              </w:rPr>
-              <w:t xml:space="preserve"> API</w:t>
-            </w:r>
-          </w:p>
-          <w:p>
-            <w:pPr>
-              <w:spacing w:after="0" w:line="280" w:lineRule="auto"/>
-              <w:jc w:val="center"/>
-            </w:pPr>
-            <w:r>
-              <w:rPr>
-                <w:rFonts w:ascii="맑은 고딕" w:eastAsia="맑은 고딕" w:hAnsi="맑은 고딕" w:cs="맑은 고딕"/>
-                <w:color w:val="333333"/>
-                <w:sz w:val="18"/>
-                <w:szCs w:val="18"/>
-              </w:rPr>
-              <w:t>(GPT)</w:t>
-            </w:r>
-          </w:p>
-        </w:tc>
-        <w:tc>
-          <w:tcPr>
-            <w:tcW w:w="1500" w:type="dxa"/>
-            <w:tcBorders>
-              <w:top w:val="single" w:sz="4" w:space="0" w:color="BFBFBF"/>
-              <w:left w:val="single" w:sz="4" w:space="0" w:color="BFBFBF"/>
-              <w:bottom w:val="single" w:sz="4" w:space="0" w:color="BFBFBF"/>
-              <w:right w:val="single" w:sz="4" w:space="0" w:color="BFBFBF"/>
-            </w:tcBorders>
-            <w:shd w:val="clear" w:color="auto" w:fill="FFFFFF"/>
-            <w:tcMar>
-              <w:top w:w="100" w:type="dxa"/>
-              <w:left w:w="120" w:type="dxa"/>
-              <w:bottom w:w="100" w:type="dxa"/>
-              <w:right w:w="120" w:type="dxa"/>
-            </w:tcMar>
-            <w:vAlign w:val="center"/>
-          </w:tcPr>
-          <w:p>
-            <w:pPr>
-              <w:spacing w:after="0" w:line="280" w:lineRule="auto"/>
-              <w:jc w:val="center"/>
-            </w:pPr>
-            <w:r>
-              <w:rPr>
-                <w:rFonts w:ascii="맑은 고딕" w:eastAsia="맑은 고딕" w:hAnsi="맑은 고딕" w:cs="맑은 고딕"/>
-                <w:color w:val="333333"/>
-                <w:sz w:val="18"/>
-                <w:szCs w:val="18"/>
-              </w:rPr>
-              <w:t>REST API</w:t>
-            </w:r>
-          </w:p>
-        </w:tc>
-        <w:tc>
-          <w:tcPr>
-            <w:tcW w:w="1926" w:type="dxa"/>
-            <w:tcBorders>
-              <w:top w:val="single" w:sz="4" w:space="0" w:color="BFBFBF"/>
-              <w:left w:val="single" w:sz="4" w:space="0" w:color="BFBFBF"/>
-              <w:bottom w:val="single" w:sz="4" w:space="0" w:color="BFBFBF"/>
-              <w:right w:val="single" w:sz="4" w:space="0" w:color="BFBFBF"/>
-            </w:tcBorders>
-            <w:shd w:val="clear" w:color="auto" w:fill="FFFFFF"/>
-            <w:tcMar>
-              <w:top w:w="100" w:type="dxa"/>
-              <w:left w:w="120" w:type="dxa"/>
-              <w:bottom w:w="100" w:type="dxa"/>
-              <w:right w:w="120" w:type="dxa"/>
-            </w:tcMar>
-            <w:vAlign w:val="center"/>
-          </w:tcPr>
-          <w:p>
-            <w:pPr>
-              <w:spacing w:after="0" w:line="280" w:lineRule="auto"/>
-            </w:pPr>
-            <w:r>
-              <w:rPr>
-                <w:rFonts w:ascii="맑은 고딕" w:eastAsia="맑은 고딕" w:hAnsi="맑은 고딕" w:cs="맑은 고딕"/>
-                <w:color w:val="333333"/>
-                <w:sz w:val="18"/>
-                <w:szCs w:val="18"/>
-              </w:rPr>
               <w:t xml:space="preserve">투자 MBTI 리포트, 종목 카드 </w:t>
             </w:r>
             <w:proofErr w:type="spellStart"/>
@@ -7324,7 +7044,6 @@
           <w:sz w:val="40"/>
           <w:szCs w:val="40"/>
         </w:rPr>
-        <w:lastRenderedPageBreak/>
         <w:t xml:space="preserve">4. </w:t>
       </w:r>
       <w:r>
@@ -7375,6 +7094,24 @@
         </w:rPr>
         <w:t>RD</w:t>
       </w:r>
+      <w:r>
+        <w:rPr>
+          <w:rFonts w:ascii="맑은 고딕" w:eastAsia="맑은 고딕" w:hAnsi="맑은 고딕" w:cs="맑은 고딕"/>
+          <w:b/>
+          <w:bCs/>
+          <w:sz w:val="22"/>
+        </w:rPr>
+        <w:t xml:space="preserve"> </w:t>
+      </w:r>
+      <w:r>
+        <w:rPr>
+          <w:rFonts w:ascii="맑은 고딕" w:eastAsia="맑은 고딕" w:hAnsi="맑은 고딕" w:cs="맑은 고딕" w:hint="eastAsia"/>
+          <w:b/>
+          <w:bCs/>
+          <w:sz w:val="22"/>
+        </w:rPr>
+        <w:t>아래가 수정본</w:t>
+      </w:r>
     </w:p>
     <w:p>
       <w:pPr>
@@ -7382,7 +7119,6 @@
         <w:spacing w:after="0"/>
         <w:ind w:left="510" w:hanging="510"/>
         <w:rPr>
-          <w:rFonts w:hint="eastAsia"/>
           <w:b/>
           <w:bCs/>
           <w:sz w:val="40"/>
@@ -7397,6 +7133,7 @@
           <w:sz w:val="40"/>
           <w:szCs w:val="40"/>
         </w:rPr>
+        <w:lastRenderedPageBreak/>
         <w:drawing>
           <wp:inline distT="0" distB="0" distL="0" distR="0" wp14:anchorId="37BA31E0" wp14:editId="0A1C7DD8">
             <wp:extent cx="5695036" cy="1732240"/>
@@ -7448,7 +7185,58 @@
       <w:pPr>
         <w:spacing w:before="200" w:after="100"/>
         <w:rPr>
-          <w:rFonts w:ascii="맑은 고딕" w:eastAsia="맑은 고딕" w:hAnsi="맑은 고딕" w:cs="맑은 고딕" w:hint="eastAsia"/>
+          <w:rFonts w:ascii="맑은 고딕" w:eastAsia="맑은 고딕" w:hAnsi="맑은 고딕" w:cs="맑은 고딕"/>
+          <w:b/>
+          <w:bCs/>
+          <w:sz w:val="22"/>
+        </w:rPr>
+      </w:pPr>
+      <w:r>
+        <w:rPr>
+          <w:noProof/>
+        </w:rPr>
+        <w:drawing>
+          <wp:inline distT="0" distB="0" distL="0" distR="0" wp14:anchorId="0617401F" wp14:editId="46F1D3C0">
+            <wp:extent cx="5731510" cy="3768090"/>
+            <wp:effectExtent l="0" t="0" r="2540" b="3810"/>
+            <wp:docPr id="3" name="그림 3"/>
+            <wp:cNvGraphicFramePr>
+              <a:graphicFrameLocks xmlns:a="http://schemas.openxmlformats.org/drawingml/2006/main" noChangeAspect="1"/>
+            </wp:cNvGraphicFramePr>
+            <a:graphic xmlns:a="http://schemas.openxmlformats.org/drawingml/2006/main">
+              <a:graphicData uri="http://schemas.openxmlformats.org/drawingml/2006/picture">
+                <pic:pic xmlns:pic="http://schemas.openxmlformats.org/drawingml/2006/picture">
+                  <pic:nvPicPr>
+                    <pic:cNvPr id="1" name=""/>
+                    <pic:cNvPicPr/>
+                  </pic:nvPicPr>
+                  <pic:blipFill>
+                    <a:blip r:embed="rId14"/>
+                    <a:stretch>
+                      <a:fillRect/>
+                    </a:stretch>
+                  </pic:blipFill>
+                  <pic:spPr>
+                    <a:xfrm>
+                      <a:off x="0" y="0"/>
+                      <a:ext cx="5731510" cy="3768090"/>
+                    </a:xfrm>
+                    <a:prstGeom prst="rect">
+                      <a:avLst/>
+                    </a:prstGeom>
+                  </pic:spPr>
+                </pic:pic>
+              </a:graphicData>
+            </a:graphic>
+          </wp:inline>
+        </w:drawing>
+      </w:r>
+    </w:p>
+    <w:p>
+      <w:pPr>
+        <w:spacing w:before="200" w:after="100"/>
+        <w:rPr>
+          <w:rFonts w:ascii="맑은 고딕" w:eastAsia="맑은 고딕" w:hAnsi="맑은 고딕" w:cs="맑은 고딕"/>
           <w:b/>
           <w:bCs/>
           <w:sz w:val="22"/>
@@ -7461,6 +7249,16 @@
           <w:bCs/>
           <w:sz w:val="22"/>
         </w:rPr>
+        <w:br w:type="column"/>
+      </w:r>
+      <w:r>
+        <w:rPr>
+          <w:rFonts w:ascii="맑은 고딕" w:eastAsia="맑은 고딕" w:hAnsi="맑은 고딕" w:cs="맑은 고딕"/>
+          <w:b/>
+          <w:bCs/>
+          <w:sz w:val="22"/>
+        </w:rPr>
+        <w:lastRenderedPageBreak/>
         <w:t xml:space="preserve">2. </w:t>
       </w:r>
       <w:r>
@@ -7479,7 +7277,6 @@
         <w:spacing w:after="0"/>
         <w:ind w:left="510" w:hanging="510"/>
         <w:rPr>
-          <w:rFonts w:hint="eastAsia"/>
           <w:sz w:val="22"/>
         </w:rPr>
       </w:pPr>
@@ -7506,7 +7303,7 @@
                     </pic:cNvPicPr>
                   </pic:nvPicPr>
                   <pic:blipFill>
-                    <a:blip r:embed="rId14">
+                    <a:blip r:embed="rId15">
                       <a:extLst>
                         <a:ext uri="{28A0092B-C50C-407E-A947-70E740481C1C}">
                           <a14:useLocalDpi xmlns:a14="http://schemas.microsoft.com/office/drawing/2010/main" val="0"/>
@@ -7563,7 +7360,6 @@
           <w:sz w:val="40"/>
           <w:szCs w:val="40"/>
         </w:rPr>
-        <w:lastRenderedPageBreak/>
         <w:t xml:space="preserve">5. </w:t>
       </w:r>
       <w:r>
@@ -7582,7 +7378,6 @@
         <w:wordWrap/>
         <w:spacing w:after="0"/>
         <w:rPr>
-          <w:rFonts w:hint="eastAsia"/>
           <w:sz w:val="22"/>
         </w:rPr>
       </w:pPr>
@@ -7954,6 +7749,7 @@
                 <w:kern w:val="0"/>
                 <w:szCs w:val="20"/>
               </w:rPr>
+              <w:lastRenderedPageBreak/>
               <w:t>회원가입 페이지</w:t>
             </w:r>
           </w:p>
@@ -8824,7 +8620,6 @@
         <w:spacing w:after="0"/>
         <w:jc w:val="left"/>
         <w:rPr>
-          <w:rFonts w:hint="eastAsia"/>
           <w:sz w:val="22"/>
         </w:rPr>
       </w:pPr>
@@ -8836,7 +8631,6 @@
         <w:autoSpaceDE/>
         <w:autoSpaceDN/>
         <w:rPr>
-          <w:rFonts w:hint="eastAsia"/>
           <w:sz w:val="22"/>
         </w:rPr>
       </w:pPr>
@@ -8899,7 +8693,7 @@
                     </pic:cNvPicPr>
                   </pic:nvPicPr>
                   <pic:blipFill>
-                    <a:blip r:embed="rId15" cstate="print">
+                    <a:blip r:embed="rId16" cstate="print">
                       <a:extLst>
                         <a:ext uri="{28A0092B-C50C-407E-A947-70E740481C1C}">
                           <a14:useLocalDpi xmlns:a14="http://schemas.microsoft.com/office/drawing/2010/main" val="0"/>
@@ -8981,7 +8775,7 @@
                     </pic:cNvPicPr>
                   </pic:nvPicPr>
                   <pic:blipFill>
-                    <a:blip r:embed="rId16" cstate="print">
+                    <a:blip r:embed="rId17" cstate="print">
                       <a:extLst>
                         <a:ext uri="{28A0092B-C50C-407E-A947-70E740481C1C}">
                           <a14:useLocalDpi xmlns:a14="http://schemas.microsoft.com/office/drawing/2010/main" val="0"/>
@@ -9048,7 +8842,6 @@
         <w:ind w:leftChars="0" w:left="624"/>
         <w:jc w:val="left"/>
         <w:rPr>
-          <w:rFonts w:hint="eastAsia"/>
           <w:sz w:val="22"/>
         </w:rPr>
       </w:pPr>
@@ -9074,7 +8867,7 @@
                     </pic:cNvPicPr>
                   </pic:nvPicPr>
                   <pic:blipFill>
-                    <a:blip r:embed="rId17" cstate="print">
+                    <a:blip r:embed="rId18" cstate="print">
                       <a:extLst>
                         <a:ext uri="{28A0092B-C50C-407E-A947-70E740481C1C}">
                           <a14:useLocalDpi xmlns:a14="http://schemas.microsoft.com/office/drawing/2010/main" val="0"/>
@@ -14461,10 +14254,6 @@
 </file>
 
 <file path=customXml/item1.xml><?xml version="1.0" encoding="utf-8"?>
-<b:Sources xmlns:b="http://schemas.openxmlformats.org/officeDocument/2006/bibliography" xmlns="http://schemas.openxmlformats.org/officeDocument/2006/bibliography" SelectedStyle="\APASixthEditionOfficeOnline.xsl" StyleName="APA" Version="6"/>
-</file>
-
-<file path=customXml/item2.xml><?xml version="1.0" encoding="utf-8"?>
 <ct:contentTypeSchema xmlns:ct="http://schemas.microsoft.com/office/2006/metadata/contentType" xmlns:ma="http://schemas.microsoft.com/office/2006/metadata/properties/metaAttributes" ct:_="" ma:_="" ma:contentTypeName="Document" ma:contentTypeID="0x010100F013B4BD8A056C4790386A6040E7CFD1" ma:contentTypeVersion="15" ma:contentTypeDescription="Create a new document." ma:contentTypeScope="" ma:versionID="8a45206c59e5d22a870d8ebc96b36625">
   <xsd:schema xmlns:xsd="http://www.w3.org/2001/XMLSchema" xmlns:xs="http://www.w3.org/2001/XMLSchema" xmlns:p="http://schemas.microsoft.com/office/2006/metadata/properties" xmlns:ns2="8ac307eb-12d9-434d-8280-a47ce07b356d" xmlns:ns3="8f805e87-c28d-4de3-9cfd-97861b2d07b7" targetNamespace="http://schemas.microsoft.com/office/2006/metadata/properties" ma:root="true" ma:fieldsID="80c78afa7fe026f4f36a4c1521804eab" ns2:_="" ns3:_="">
     <xsd:import namespace="8ac307eb-12d9-434d-8280-a47ce07b356d"/>
@@ -14699,16 +14488,11 @@
 </ct:contentTypeSchema>
 </file>
 
-<file path=customXml/item3.xml><?xml version="1.0" encoding="utf-8"?>
-<?mso-contentType ?>
-<FormTemplates xmlns="http://schemas.microsoft.com/sharepoint/v3/contenttype/forms">
-  <Display>DocumentLibraryForm</Display>
-  <Edit>DocumentLibraryForm</Edit>
-  <New>DocumentLibraryForm</New>
-</FormTemplates>
+<file path=customXml/item2.xml><?xml version="1.0" encoding="utf-8"?>
+<b:Sources xmlns:b="http://schemas.openxmlformats.org/officeDocument/2006/bibliography" xmlns="http://schemas.openxmlformats.org/officeDocument/2006/bibliography" SelectedStyle="\APASixthEditionOfficeOnline.xsl" StyleName="APA" Version="6"/>
 </file>
 
-<file path=customXml/item4.xml><?xml version="1.0" encoding="utf-8"?>
+<file path=customXml/item3.xml><?xml version="1.0" encoding="utf-8"?>
 <p:properties xmlns:p="http://schemas.microsoft.com/office/2006/metadata/properties" xmlns:xsi="http://www.w3.org/2001/XMLSchema-instance" xmlns:pc="http://schemas.microsoft.com/office/infopath/2007/PartnerControls">
   <documentManagement>
     <TaxCatchAll xmlns="8f805e87-c28d-4de3-9cfd-97861b2d07b7" xsi:nil="true"/>
@@ -14720,15 +14504,16 @@
 </p:properties>
 </file>
 
-<file path=customXml/itemProps1.xml><?xml version="1.0" encoding="utf-8"?>
-<ds:datastoreItem xmlns:ds="http://schemas.openxmlformats.org/officeDocument/2006/customXml" ds:itemID="{DBA50451-FB17-4AFF-ACEF-D3036A315410}">
-  <ds:schemaRefs>
-    <ds:schemaRef ds:uri="http://schemas.openxmlformats.org/officeDocument/2006/bibliography"/>
-  </ds:schemaRefs>
-</ds:datastoreItem>
+<file path=customXml/item4.xml><?xml version="1.0" encoding="utf-8"?>
+<?mso-contentType ?>
+<FormTemplates xmlns="http://schemas.microsoft.com/sharepoint/v3/contenttype/forms">
+  <Display>DocumentLibraryForm</Display>
+  <Edit>DocumentLibraryForm</Edit>
+  <New>DocumentLibraryForm</New>
+</FormTemplates>
 </file>
 
-<file path=customXml/itemProps2.xml><?xml version="1.0" encoding="utf-8"?>
+<file path=customXml/itemProps1.xml><?xml version="1.0" encoding="utf-8"?>
 <ds:datastoreItem xmlns:ds="http://schemas.openxmlformats.org/officeDocument/2006/customXml" ds:itemID="{8925F1DA-F05B-4DE0-8924-F74DE99990F6}">
   <ds:schemaRefs>
     <ds:schemaRef ds:uri="http://schemas.microsoft.com/office/2006/metadata/contentType"/>
@@ -14747,15 +14532,15 @@
 </ds:datastoreItem>
 </file>
 
-<file path=customXml/itemProps3.xml><?xml version="1.0" encoding="utf-8"?>
-<ds:datastoreItem xmlns:ds="http://schemas.openxmlformats.org/officeDocument/2006/customXml" ds:itemID="{76BDC03C-BB59-450B-A5F4-477303CA8210}">
+<file path=customXml/itemProps2.xml><?xml version="1.0" encoding="utf-8"?>
+<ds:datastoreItem xmlns:ds="http://schemas.openxmlformats.org/officeDocument/2006/customXml" ds:itemID="{DBA50451-FB17-4AFF-ACEF-D3036A315410}">
   <ds:schemaRefs>
-    <ds:schemaRef ds:uri="http://schemas.microsoft.com/sharepoint/v3/contenttype/forms"/>
+    <ds:schemaRef ds:uri="http://schemas.openxmlformats.org/officeDocument/2006/bibliography"/>
   </ds:schemaRefs>
 </ds:datastoreItem>
 </file>
 
-<file path=customXml/itemProps4.xml><?xml version="1.0" encoding="utf-8"?>
+<file path=customXml/itemProps3.xml><?xml version="1.0" encoding="utf-8"?>
 <ds:datastoreItem xmlns:ds="http://schemas.openxmlformats.org/officeDocument/2006/customXml" ds:itemID="{714B3644-6C03-46E6-999C-8786D19B5D73}">
   <ds:schemaRefs>
     <ds:schemaRef ds:uri="http://schemas.microsoft.com/office/2006/metadata/properties"/>
@@ -14764,4 +14549,12 @@
     <ds:schemaRef ds:uri="8ac307eb-12d9-434d-8280-a47ce07b356d"/>
   </ds:schemaRefs>
 </ds:datastoreItem>
+</file>
+
+<file path=customXml/itemProps4.xml><?xml version="1.0" encoding="utf-8"?>
+<ds:datastoreItem xmlns:ds="http://schemas.openxmlformats.org/officeDocument/2006/customXml" ds:itemID="{76BDC03C-BB59-450B-A5F4-477303CA8210}">
+  <ds:schemaRefs>
+    <ds:schemaRef ds:uri="http://schemas.microsoft.com/sharepoint/v3/contenttype/forms"/>
+  </ds:schemaRefs>
+</ds:datastoreItem>
 </file>
--- a/jumanchu/planning/광주1반_6조_주만추.docx
+++ b/jumanchu/planning/광주1반_6조_주만추.docx
@@ -8,7 +8,6 @@
         <w:spacing w:after="0"/>
         <w:jc w:val="left"/>
         <w:rPr>
-          <w:rFonts w:hint="eastAsia"/>
           <w:b/>
           <w:bCs/>
           <w:sz w:val="40"/>
@@ -283,7 +282,145 @@
                 <w:kern w:val="0"/>
                 <w:szCs w:val="20"/>
               </w:rPr>
-              <w:t xml:space="preserve"> 위한 주식투자 서비스 </w:t>
+              <w:t xml:space="preserve"> 위한 주식투자 서비스</w:t>
+            </w:r>
+          </w:p>
+          <w:p>
+            <w:pPr>
+              <w:pStyle w:val="a4"/>
+              <w:wordWrap/>
+              <w:ind w:leftChars="0" w:left="0"/>
+              <w:rPr>
+                <w:rFonts w:asciiTheme="majorEastAsia" w:eastAsiaTheme="majorEastAsia" w:hAnsiTheme="majorEastAsia" w:cs="AppleSDGothicNeo-Regular"/>
+                <w:b/>
+                <w:bCs/>
+                <w:kern w:val="0"/>
+                <w:szCs w:val="20"/>
+              </w:rPr>
+            </w:pPr>
+            <w:r>
+              <w:rPr>
+                <w:rFonts w:asciiTheme="majorEastAsia" w:eastAsiaTheme="majorEastAsia" w:hAnsiTheme="majorEastAsia" w:cs="AppleSDGothicNeo-Regular"/>
+                <w:b/>
+                <w:bCs/>
+                <w:kern w:val="0"/>
+                <w:szCs w:val="20"/>
+              </w:rPr>
+              <w:t>(</w:t>
+            </w:r>
+            <w:r>
+              <w:rPr>
+                <w:rFonts w:asciiTheme="majorEastAsia" w:eastAsiaTheme="majorEastAsia" w:hAnsiTheme="majorEastAsia" w:cs="AppleSDGothicNeo-Regular" w:hint="eastAsia"/>
+                <w:b/>
+                <w:bCs/>
+                <w:kern w:val="0"/>
+                <w:szCs w:val="20"/>
+              </w:rPr>
+              <w:t xml:space="preserve">장기투자 </w:t>
+            </w:r>
+            <w:proofErr w:type="gramStart"/>
+            <w:r>
+              <w:rPr>
+                <w:rFonts w:asciiTheme="majorEastAsia" w:eastAsiaTheme="majorEastAsia" w:hAnsiTheme="majorEastAsia" w:cs="AppleSDGothicNeo-Regular" w:hint="eastAsia"/>
+                <w:b/>
+                <w:bCs/>
+                <w:kern w:val="0"/>
+                <w:szCs w:val="20"/>
+              </w:rPr>
+              <w:t xml:space="preserve">지향 </w:t>
+            </w:r>
+            <w:r>
+              <w:rPr>
+                <w:rFonts w:asciiTheme="majorEastAsia" w:eastAsiaTheme="majorEastAsia" w:hAnsiTheme="majorEastAsia" w:cs="AppleSDGothicNeo-Regular"/>
+                <w:b/>
+                <w:bCs/>
+                <w:kern w:val="0"/>
+                <w:szCs w:val="20"/>
+              </w:rPr>
+              <w:t>/</w:t>
+            </w:r>
+            <w:proofErr w:type="gramEnd"/>
+            <w:r>
+              <w:rPr>
+                <w:rFonts w:asciiTheme="majorEastAsia" w:eastAsiaTheme="majorEastAsia" w:hAnsiTheme="majorEastAsia" w:cs="AppleSDGothicNeo-Regular"/>
+                <w:b/>
+                <w:bCs/>
+                <w:kern w:val="0"/>
+                <w:szCs w:val="20"/>
+              </w:rPr>
+              <w:t xml:space="preserve"> </w:t>
+            </w:r>
+            <w:r>
+              <w:rPr>
+                <w:rFonts w:asciiTheme="majorEastAsia" w:eastAsiaTheme="majorEastAsia" w:hAnsiTheme="majorEastAsia" w:cs="AppleSDGothicNeo-Regular" w:hint="eastAsia"/>
+                <w:b/>
+                <w:bCs/>
+                <w:kern w:val="0"/>
+                <w:szCs w:val="20"/>
+              </w:rPr>
+              <w:t>단기투자 지양)</w:t>
+            </w:r>
+            <w:r>
+              <w:rPr>
+                <w:rFonts w:asciiTheme="majorEastAsia" w:eastAsiaTheme="majorEastAsia" w:hAnsiTheme="majorEastAsia" w:cs="AppleSDGothicNeo-Regular"/>
+                <w:b/>
+                <w:bCs/>
+                <w:kern w:val="0"/>
+                <w:szCs w:val="20"/>
+              </w:rPr>
+              <w:t xml:space="preserve"> </w:t>
+            </w:r>
+            <w:r>
+              <w:rPr>
+                <w:rFonts w:asciiTheme="majorEastAsia" w:eastAsiaTheme="majorEastAsia" w:hAnsiTheme="majorEastAsia" w:cs="AppleSDGothicNeo-Regular" w:hint="eastAsia"/>
+                <w:b/>
+                <w:bCs/>
+                <w:kern w:val="0"/>
+                <w:szCs w:val="20"/>
+              </w:rPr>
+              <w:t>방향성 제공,</w:t>
+            </w:r>
+            <w:r>
+              <w:rPr>
+                <w:rFonts w:asciiTheme="majorEastAsia" w:eastAsiaTheme="majorEastAsia" w:hAnsiTheme="majorEastAsia" w:cs="AppleSDGothicNeo-Regular"/>
+                <w:b/>
+                <w:bCs/>
+                <w:kern w:val="0"/>
+                <w:szCs w:val="20"/>
+              </w:rPr>
+              <w:t xml:space="preserve"> </w:t>
+            </w:r>
+            <w:r>
+              <w:rPr>
+                <w:rFonts w:asciiTheme="majorEastAsia" w:eastAsiaTheme="majorEastAsia" w:hAnsiTheme="majorEastAsia" w:cs="AppleSDGothicNeo-Regular" w:hint="eastAsia"/>
+                <w:b/>
+                <w:bCs/>
+                <w:kern w:val="0"/>
+                <w:szCs w:val="20"/>
+              </w:rPr>
+              <w:t xml:space="preserve">옵션은 </w:t>
+            </w:r>
+            <w:proofErr w:type="spellStart"/>
+            <w:r>
+              <w:rPr>
+                <w:rFonts w:asciiTheme="majorEastAsia" w:eastAsiaTheme="majorEastAsia" w:hAnsiTheme="majorEastAsia" w:cs="AppleSDGothicNeo-Regular" w:hint="eastAsia"/>
+                <w:b/>
+                <w:bCs/>
+                <w:kern w:val="0"/>
+                <w:szCs w:val="20"/>
+              </w:rPr>
+              <w:t>열어둠</w:t>
+            </w:r>
+            <w:proofErr w:type="spellEnd"/>
+            <w:r>
+              <w:rPr>
+                <w:rFonts w:asciiTheme="majorEastAsia" w:eastAsiaTheme="majorEastAsia" w:hAnsiTheme="majorEastAsia" w:cs="AppleSDGothicNeo-Regular" w:hint="eastAsia"/>
+                <w:b/>
+                <w:bCs/>
+                <w:kern w:val="0"/>
+                <w:szCs w:val="20"/>
+              </w:rPr>
+              <w:t xml:space="preserve"> </w:t>
             </w:r>
           </w:p>
         </w:tc>
@@ -610,11 +747,19 @@
                 <w:szCs w:val="20"/>
               </w:rPr>
             </w:pPr>
-            <w:r>
-              <w:rPr>
-                <w:szCs w:val="20"/>
-              </w:rPr>
-              <w:t xml:space="preserve">홈 / </w:t>
+            <w:proofErr w:type="gramStart"/>
+            <w:r>
+              <w:rPr>
+                <w:szCs w:val="20"/>
+              </w:rPr>
+              <w:t>홈 /</w:t>
+            </w:r>
+            <w:proofErr w:type="gramEnd"/>
+            <w:r>
+              <w:rPr>
+                <w:szCs w:val="20"/>
+              </w:rPr>
+              <w:t xml:space="preserve"> </w:t>
             </w:r>
             <w:r>
               <w:rPr>
@@ -3975,7 +4120,23 @@
           <w:rFonts w:ascii="맑은 고딕" w:eastAsia="맑은 고딕" w:hAnsi="맑은 고딕" w:cs="맑은 고딕"/>
           <w:sz w:val="22"/>
         </w:rPr>
-        <w:t>2026-05-11 (월) ~ 2026-06-25 (목)  |  마감: 6/20  |  발표: 6/25</w:t>
+        <w:t>2026-05-11 (월) ~ 2026-06-25 (목</w:t>
+      </w:r>
+      <w:proofErr w:type="gramStart"/>
+      <w:r>
+        <w:rPr>
+          <w:rFonts w:ascii="맑은 고딕" w:eastAsia="맑은 고딕" w:hAnsi="맑은 고딕" w:cs="맑은 고딕"/>
+          <w:sz w:val="22"/>
+        </w:rPr>
+        <w:t>)  |</w:t>
+      </w:r>
+      <w:proofErr w:type="gramEnd"/>
+      <w:r>
+        <w:rPr>
+          <w:rFonts w:ascii="맑은 고딕" w:eastAsia="맑은 고딕" w:hAnsi="맑은 고딕" w:cs="맑은 고딕"/>
+          <w:sz w:val="22"/>
+        </w:rPr>
+        <w:t xml:space="preserve">  마감: 6/20  |  발표: 6/25</w:t>
       </w:r>
     </w:p>
     <w:p>
@@ -7061,7 +7222,7 @@
       <w:pPr>
         <w:spacing w:before="200" w:after="100"/>
         <w:rPr>
-          <w:rFonts w:ascii="맑은 고딕" w:eastAsia="맑은 고딕" w:hAnsi="맑은 고딕" w:cs="맑은 고딕" w:hint="eastAsia"/>
+          <w:rFonts w:ascii="맑은 고딕" w:eastAsia="맑은 고딕" w:hAnsi="맑은 고딕" w:cs="맑은 고딕"/>
           <w:b/>
           <w:bCs/>
           <w:sz w:val="22"/>
@@ -14254,6 +14415,10 @@
 </file>
 
 <file path=customXml/item1.xml><?xml version="1.0" encoding="utf-8"?>
+<b:Sources xmlns:b="http://schemas.openxmlformats.org/officeDocument/2006/bibliography" xmlns="http://schemas.openxmlformats.org/officeDocument/2006/bibliography" SelectedStyle="\APASixthEditionOfficeOnline.xsl" StyleName="APA" Version="6"/>
+</file>
+
+<file path=customXml/item2.xml><?xml version="1.0" encoding="utf-8"?>
 <ct:contentTypeSchema xmlns:ct="http://schemas.microsoft.com/office/2006/metadata/contentType" xmlns:ma="http://schemas.microsoft.com/office/2006/metadata/properties/metaAttributes" ct:_="" ma:_="" ma:contentTypeName="Document" ma:contentTypeID="0x010100F013B4BD8A056C4790386A6040E7CFD1" ma:contentTypeVersion="15" ma:contentTypeDescription="Create a new document." ma:contentTypeScope="" ma:versionID="8a45206c59e5d22a870d8ebc96b36625">
   <xsd:schema xmlns:xsd="http://www.w3.org/2001/XMLSchema" xmlns:xs="http://www.w3.org/2001/XMLSchema" xmlns:p="http://schemas.microsoft.com/office/2006/metadata/properties" xmlns:ns2="8ac307eb-12d9-434d-8280-a47ce07b356d" xmlns:ns3="8f805e87-c28d-4de3-9cfd-97861b2d07b7" targetNamespace="http://schemas.microsoft.com/office/2006/metadata/properties" ma:root="true" ma:fieldsID="80c78afa7fe026f4f36a4c1521804eab" ns2:_="" ns3:_="">
     <xsd:import namespace="8ac307eb-12d9-434d-8280-a47ce07b356d"/>
@@ -14488,11 +14653,16 @@
 </ct:contentTypeSchema>
 </file>
 
-<file path=customXml/item2.xml><?xml version="1.0" encoding="utf-8"?>
-<b:Sources xmlns:b="http://schemas.openxmlformats.org/officeDocument/2006/bibliography" xmlns="http://schemas.openxmlformats.org/officeDocument/2006/bibliography" SelectedStyle="\APASixthEditionOfficeOnline.xsl" StyleName="APA" Version="6"/>
+<file path=customXml/item3.xml><?xml version="1.0" encoding="utf-8"?>
+<?mso-contentType ?>
+<FormTemplates xmlns="http://schemas.microsoft.com/sharepoint/v3/contenttype/forms">
+  <Display>DocumentLibraryForm</Display>
+  <Edit>DocumentLibraryForm</Edit>
+  <New>DocumentLibraryForm</New>
+</FormTemplates>
 </file>
 
-<file path=customXml/item3.xml><?xml version="1.0" encoding="utf-8"?>
+<file path=customXml/item4.xml><?xml version="1.0" encoding="utf-8"?>
 <p:properties xmlns:p="http://schemas.microsoft.com/office/2006/metadata/properties" xmlns:xsi="http://www.w3.org/2001/XMLSchema-instance" xmlns:pc="http://schemas.microsoft.com/office/infopath/2007/PartnerControls">
   <documentManagement>
     <TaxCatchAll xmlns="8f805e87-c28d-4de3-9cfd-97861b2d07b7" xsi:nil="true"/>
@@ -14504,16 +14674,15 @@
 </p:properties>
 </file>
 
-<file path=customXml/item4.xml><?xml version="1.0" encoding="utf-8"?>
-<?mso-contentType ?>
-<FormTemplates xmlns="http://schemas.microsoft.com/sharepoint/v3/contenttype/forms">
-  <Display>DocumentLibraryForm</Display>
-  <Edit>DocumentLibraryForm</Edit>
-  <New>DocumentLibraryForm</New>
-</FormTemplates>
+<file path=customXml/itemProps1.xml><?xml version="1.0" encoding="utf-8"?>
+<ds:datastoreItem xmlns:ds="http://schemas.openxmlformats.org/officeDocument/2006/customXml" ds:itemID="{DBA50451-FB17-4AFF-ACEF-D3036A315410}">
+  <ds:schemaRefs>
+    <ds:schemaRef ds:uri="http://schemas.openxmlformats.org/officeDocument/2006/bibliography"/>
+  </ds:schemaRefs>
+</ds:datastoreItem>
 </file>
 
-<file path=customXml/itemProps1.xml><?xml version="1.0" encoding="utf-8"?>
+<file path=customXml/itemProps2.xml><?xml version="1.0" encoding="utf-8"?>
 <ds:datastoreItem xmlns:ds="http://schemas.openxmlformats.org/officeDocument/2006/customXml" ds:itemID="{8925F1DA-F05B-4DE0-8924-F74DE99990F6}">
   <ds:schemaRefs>
     <ds:schemaRef ds:uri="http://schemas.microsoft.com/office/2006/metadata/contentType"/>
@@ -14532,15 +14701,15 @@
 </ds:datastoreItem>
 </file>
 
-<file path=customXml/itemProps2.xml><?xml version="1.0" encoding="utf-8"?>
-<ds:datastoreItem xmlns:ds="http://schemas.openxmlformats.org/officeDocument/2006/customXml" ds:itemID="{DBA50451-FB17-4AFF-ACEF-D3036A315410}">
+<file path=customXml/itemProps3.xml><?xml version="1.0" encoding="utf-8"?>
+<ds:datastoreItem xmlns:ds="http://schemas.openxmlformats.org/officeDocument/2006/customXml" ds:itemID="{76BDC03C-BB59-450B-A5F4-477303CA8210}">
   <ds:schemaRefs>
-    <ds:schemaRef ds:uri="http://schemas.openxmlformats.org/officeDocument/2006/bibliography"/>
+    <ds:schemaRef ds:uri="http://schemas.microsoft.com/sharepoint/v3/contenttype/forms"/>
   </ds:schemaRefs>
 </ds:datastoreItem>
 </file>
 
-<file path=customXml/itemProps3.xml><?xml version="1.0" encoding="utf-8"?>
+<file path=customXml/itemProps4.xml><?xml version="1.0" encoding="utf-8"?>
 <ds:datastoreItem xmlns:ds="http://schemas.openxmlformats.org/officeDocument/2006/customXml" ds:itemID="{714B3644-6C03-46E6-999C-8786D19B5D73}">
   <ds:schemaRefs>
     <ds:schemaRef ds:uri="http://schemas.microsoft.com/office/2006/metadata/properties"/>
@@ -14549,12 +14718,4 @@
     <ds:schemaRef ds:uri="8ac307eb-12d9-434d-8280-a47ce07b356d"/>
   </ds:schemaRefs>
 </ds:datastoreItem>
-</file>
-
-<file path=customXml/itemProps4.xml><?xml version="1.0" encoding="utf-8"?>
-<ds:datastoreItem xmlns:ds="http://schemas.openxmlformats.org/officeDocument/2006/customXml" ds:itemID="{76BDC03C-BB59-450B-A5F4-477303CA8210}">
-  <ds:schemaRefs>
-    <ds:schemaRef ds:uri="http://schemas.microsoft.com/sharepoint/v3/contenttype/forms"/>
-  </ds:schemaRefs>
-</ds:datastoreItem>
 </file>
--- a/jumanchu/planning/광주1반_6조_주만추.docx
+++ b/jumanchu/planning/광주1반_6조_주만추.docx
@@ -8,6 +8,7 @@
         <w:spacing w:after="0"/>
         <w:jc w:val="left"/>
         <w:rPr>
+          <w:rFonts w:hint="eastAsia"/>
           <w:b/>
           <w:bCs/>
           <w:sz w:val="40"/>
@@ -282,145 +283,7 @@
                 <w:kern w:val="0"/>
                 <w:szCs w:val="20"/>
               </w:rPr>
-              <w:t xml:space="preserve"> 위한 주식투자 서비스</w:t>
-            </w:r>
-          </w:p>
-          <w:p>
-            <w:pPr>
-              <w:pStyle w:val="a4"/>
-              <w:wordWrap/>
-              <w:ind w:leftChars="0" w:left="0"/>
-              <w:rPr>
-                <w:rFonts w:asciiTheme="majorEastAsia" w:eastAsiaTheme="majorEastAsia" w:hAnsiTheme="majorEastAsia" w:cs="AppleSDGothicNeo-Regular"/>
-                <w:b/>
-                <w:bCs/>
-                <w:kern w:val="0"/>
-                <w:szCs w:val="20"/>
-              </w:rPr>
-            </w:pPr>
-            <w:r>
-              <w:rPr>
-                <w:rFonts w:asciiTheme="majorEastAsia" w:eastAsiaTheme="majorEastAsia" w:hAnsiTheme="majorEastAsia" w:cs="AppleSDGothicNeo-Regular"/>
-                <w:b/>
-                <w:bCs/>
-                <w:kern w:val="0"/>
-                <w:szCs w:val="20"/>
-              </w:rPr>
-              <w:t>(</w:t>
-            </w:r>
-            <w:r>
-              <w:rPr>
-                <w:rFonts w:asciiTheme="majorEastAsia" w:eastAsiaTheme="majorEastAsia" w:hAnsiTheme="majorEastAsia" w:cs="AppleSDGothicNeo-Regular" w:hint="eastAsia"/>
-                <w:b/>
-                <w:bCs/>
-                <w:kern w:val="0"/>
-                <w:szCs w:val="20"/>
-              </w:rPr>
-              <w:t xml:space="preserve">장기투자 </w:t>
-            </w:r>
-            <w:proofErr w:type="gramStart"/>
-            <w:r>
-              <w:rPr>
-                <w:rFonts w:asciiTheme="majorEastAsia" w:eastAsiaTheme="majorEastAsia" w:hAnsiTheme="majorEastAsia" w:cs="AppleSDGothicNeo-Regular" w:hint="eastAsia"/>
-                <w:b/>
-                <w:bCs/>
-                <w:kern w:val="0"/>
-                <w:szCs w:val="20"/>
-              </w:rPr>
-              <w:t xml:space="preserve">지향 </w:t>
-            </w:r>
-            <w:r>
-              <w:rPr>
-                <w:rFonts w:asciiTheme="majorEastAsia" w:eastAsiaTheme="majorEastAsia" w:hAnsiTheme="majorEastAsia" w:cs="AppleSDGothicNeo-Regular"/>
-                <w:b/>
-                <w:bCs/>
-                <w:kern w:val="0"/>
-                <w:szCs w:val="20"/>
-              </w:rPr>
-              <w:t>/</w:t>
-            </w:r>
-            <w:proofErr w:type="gramEnd"/>
-            <w:r>
-              <w:rPr>
-                <w:rFonts w:asciiTheme="majorEastAsia" w:eastAsiaTheme="majorEastAsia" w:hAnsiTheme="majorEastAsia" w:cs="AppleSDGothicNeo-Regular"/>
-                <w:b/>
-                <w:bCs/>
-                <w:kern w:val="0"/>
-                <w:szCs w:val="20"/>
-              </w:rPr>
-              <w:t xml:space="preserve"> </w:t>
-            </w:r>
-            <w:r>
-              <w:rPr>
-                <w:rFonts w:asciiTheme="majorEastAsia" w:eastAsiaTheme="majorEastAsia" w:hAnsiTheme="majorEastAsia" w:cs="AppleSDGothicNeo-Regular" w:hint="eastAsia"/>
-                <w:b/>
-                <w:bCs/>
-                <w:kern w:val="0"/>
-                <w:szCs w:val="20"/>
-              </w:rPr>
-              <w:t>단기투자 지양)</w:t>
-            </w:r>
-            <w:r>
-              <w:rPr>
-                <w:rFonts w:asciiTheme="majorEastAsia" w:eastAsiaTheme="majorEastAsia" w:hAnsiTheme="majorEastAsia" w:cs="AppleSDGothicNeo-Regular"/>
-                <w:b/>
-                <w:bCs/>
-                <w:kern w:val="0"/>
-                <w:szCs w:val="20"/>
-              </w:rPr>
-              <w:t xml:space="preserve"> </w:t>
-            </w:r>
-            <w:r>
-              <w:rPr>
-                <w:rFonts w:asciiTheme="majorEastAsia" w:eastAsiaTheme="majorEastAsia" w:hAnsiTheme="majorEastAsia" w:cs="AppleSDGothicNeo-Regular" w:hint="eastAsia"/>
-                <w:b/>
-                <w:bCs/>
-                <w:kern w:val="0"/>
-                <w:szCs w:val="20"/>
-              </w:rPr>
-              <w:t>방향성 제공,</w:t>
-            </w:r>
-            <w:r>
-              <w:rPr>
-                <w:rFonts w:asciiTheme="majorEastAsia" w:eastAsiaTheme="majorEastAsia" w:hAnsiTheme="majorEastAsia" w:cs="AppleSDGothicNeo-Regular"/>
-                <w:b/>
-                <w:bCs/>
-                <w:kern w:val="0"/>
-                <w:szCs w:val="20"/>
-              </w:rPr>
-              <w:t xml:space="preserve"> </w:t>
-            </w:r>
-            <w:r>
-              <w:rPr>
-                <w:rFonts w:asciiTheme="majorEastAsia" w:eastAsiaTheme="majorEastAsia" w:hAnsiTheme="majorEastAsia" w:cs="AppleSDGothicNeo-Regular" w:hint="eastAsia"/>
-                <w:b/>
-                <w:bCs/>
-                <w:kern w:val="0"/>
-                <w:szCs w:val="20"/>
-              </w:rPr>
-              <w:t xml:space="preserve">옵션은 </w:t>
-            </w:r>
-            <w:proofErr w:type="spellStart"/>
-            <w:r>
-              <w:rPr>
-                <w:rFonts w:asciiTheme="majorEastAsia" w:eastAsiaTheme="majorEastAsia" w:hAnsiTheme="majorEastAsia" w:cs="AppleSDGothicNeo-Regular" w:hint="eastAsia"/>
-                <w:b/>
-                <w:bCs/>
-                <w:kern w:val="0"/>
-                <w:szCs w:val="20"/>
-              </w:rPr>
-              <w:t>열어둠</w:t>
-            </w:r>
-            <w:proofErr w:type="spellEnd"/>
-            <w:r>
-              <w:rPr>
-                <w:rFonts w:asciiTheme="majorEastAsia" w:eastAsiaTheme="majorEastAsia" w:hAnsiTheme="majorEastAsia" w:cs="AppleSDGothicNeo-Regular" w:hint="eastAsia"/>
-                <w:b/>
-                <w:bCs/>
-                <w:kern w:val="0"/>
-                <w:szCs w:val="20"/>
-              </w:rPr>
-              <w:t xml:space="preserve"> </w:t>
+              <w:t xml:space="preserve"> 위한 주식투자 서비스 </w:t>
             </w:r>
           </w:p>
         </w:tc>
@@ -747,19 +610,11 @@
                 <w:szCs w:val="20"/>
               </w:rPr>
             </w:pPr>
-            <w:proofErr w:type="gramStart"/>
-            <w:r>
-              <w:rPr>
-                <w:szCs w:val="20"/>
-              </w:rPr>
-              <w:t>홈 /</w:t>
-            </w:r>
-            <w:proofErr w:type="gramEnd"/>
-            <w:r>
-              <w:rPr>
-                <w:szCs w:val="20"/>
-              </w:rPr>
-              <w:t xml:space="preserve"> </w:t>
+            <w:r>
+              <w:rPr>
+                <w:szCs w:val="20"/>
+              </w:rPr>
+              <w:t xml:space="preserve">홈 / </w:t>
             </w:r>
             <w:r>
               <w:rPr>
@@ -4120,23 +3975,7 @@
           <w:rFonts w:ascii="맑은 고딕" w:eastAsia="맑은 고딕" w:hAnsi="맑은 고딕" w:cs="맑은 고딕"/>
           <w:sz w:val="22"/>
         </w:rPr>
-        <w:t>2026-05-11 (월) ~ 2026-06-25 (목</w:t>
-      </w:r>
-      <w:proofErr w:type="gramStart"/>
-      <w:r>
-        <w:rPr>
-          <w:rFonts w:ascii="맑은 고딕" w:eastAsia="맑은 고딕" w:hAnsi="맑은 고딕" w:cs="맑은 고딕"/>
-          <w:sz w:val="22"/>
-        </w:rPr>
-        <w:t>)  |</w:t>
-      </w:r>
-      <w:proofErr w:type="gramEnd"/>
-      <w:r>
-        <w:rPr>
-          <w:rFonts w:ascii="맑은 고딕" w:eastAsia="맑은 고딕" w:hAnsi="맑은 고딕" w:cs="맑은 고딕"/>
-          <w:sz w:val="22"/>
-        </w:rPr>
-        <w:t xml:space="preserve">  마감: 6/20  |  발표: 6/25</w:t>
+        <w:t>2026-05-11 (월) ~ 2026-06-25 (목)  |  마감: 6/20  |  발표: 6/25</w:t>
       </w:r>
     </w:p>
     <w:p>
@@ -7222,7 +7061,7 @@
       <w:pPr>
         <w:spacing w:before="200" w:after="100"/>
         <w:rPr>
-          <w:rFonts w:ascii="맑은 고딕" w:eastAsia="맑은 고딕" w:hAnsi="맑은 고딕" w:cs="맑은 고딕"/>
+          <w:rFonts w:ascii="맑은 고딕" w:eastAsia="맑은 고딕" w:hAnsi="맑은 고딕" w:cs="맑은 고딕" w:hint="eastAsia"/>
           <w:b/>
           <w:bCs/>
           <w:sz w:val="22"/>
@@ -14415,10 +14254,6 @@
 </file>
 
 <file path=customXml/item1.xml><?xml version="1.0" encoding="utf-8"?>
-<b:Sources xmlns:b="http://schemas.openxmlformats.org/officeDocument/2006/bibliography" xmlns="http://schemas.openxmlformats.org/officeDocument/2006/bibliography" SelectedStyle="\APASixthEditionOfficeOnline.xsl" StyleName="APA" Version="6"/>
-</file>
-
-<file path=customXml/item2.xml><?xml version="1.0" encoding="utf-8"?>
 <ct:contentTypeSchema xmlns:ct="http://schemas.microsoft.com/office/2006/metadata/contentType" xmlns:ma="http://schemas.microsoft.com/office/2006/metadata/properties/metaAttributes" ct:_="" ma:_="" ma:contentTypeName="Document" ma:contentTypeID="0x010100F013B4BD8A056C4790386A6040E7CFD1" ma:contentTypeVersion="15" ma:contentTypeDescription="Create a new document." ma:contentTypeScope="" ma:versionID="8a45206c59e5d22a870d8ebc96b36625">
   <xsd:schema xmlns:xsd="http://www.w3.org/2001/XMLSchema" xmlns:xs="http://www.w3.org/2001/XMLSchema" xmlns:p="http://schemas.microsoft.com/office/2006/metadata/properties" xmlns:ns2="8ac307eb-12d9-434d-8280-a47ce07b356d" xmlns:ns3="8f805e87-c28d-4de3-9cfd-97861b2d07b7" targetNamespace="http://schemas.microsoft.com/office/2006/metadata/properties" ma:root="true" ma:fieldsID="80c78afa7fe026f4f36a4c1521804eab" ns2:_="" ns3:_="">
     <xsd:import namespace="8ac307eb-12d9-434d-8280-a47ce07b356d"/>
@@ -14653,16 +14488,11 @@
 </ct:contentTypeSchema>
 </file>
 
-<file path=customXml/item3.xml><?xml version="1.0" encoding="utf-8"?>
-<?mso-contentType ?>
-<FormTemplates xmlns="http://schemas.microsoft.com/sharepoint/v3/contenttype/forms">
-  <Display>DocumentLibraryForm</Display>
-  <Edit>DocumentLibraryForm</Edit>
-  <New>DocumentLibraryForm</New>
-</FormTemplates>
+<file path=customXml/item2.xml><?xml version="1.0" encoding="utf-8"?>
+<b:Sources xmlns:b="http://schemas.openxmlformats.org/officeDocument/2006/bibliography" xmlns="http://schemas.openxmlformats.org/officeDocument/2006/bibliography" SelectedStyle="\APASixthEditionOfficeOnline.xsl" StyleName="APA" Version="6"/>
 </file>
 
-<file path=customXml/item4.xml><?xml version="1.0" encoding="utf-8"?>
+<file path=customXml/item3.xml><?xml version="1.0" encoding="utf-8"?>
 <p:properties xmlns:p="http://schemas.microsoft.com/office/2006/metadata/properties" xmlns:xsi="http://www.w3.org/2001/XMLSchema-instance" xmlns:pc="http://schemas.microsoft.com/office/infopath/2007/PartnerControls">
   <documentManagement>
     <TaxCatchAll xmlns="8f805e87-c28d-4de3-9cfd-97861b2d07b7" xsi:nil="true"/>
@@ -14674,15 +14504,16 @@
 </p:properties>
 </file>
 
-<file path=customXml/itemProps1.xml><?xml version="1.0" encoding="utf-8"?>
-<ds:datastoreItem xmlns:ds="http://schemas.openxmlformats.org/officeDocument/2006/customXml" ds:itemID="{DBA50451-FB17-4AFF-ACEF-D3036A315410}">
-  <ds:schemaRefs>
-    <ds:schemaRef ds:uri="http://schemas.openxmlformats.org/officeDocument/2006/bibliography"/>
-  </ds:schemaRefs>
-</ds:datastoreItem>
+<file path=customXml/item4.xml><?xml version="1.0" encoding="utf-8"?>
+<?mso-contentType ?>
+<FormTemplates xmlns="http://schemas.microsoft.com/sharepoint/v3/contenttype/forms">
+  <Display>DocumentLibraryForm</Display>
+  <Edit>DocumentLibraryForm</Edit>
+  <New>DocumentLibraryForm</New>
+</FormTemplates>
 </file>
 
-<file path=customXml/itemProps2.xml><?xml version="1.0" encoding="utf-8"?>
+<file path=customXml/itemProps1.xml><?xml version="1.0" encoding="utf-8"?>
 <ds:datastoreItem xmlns:ds="http://schemas.openxmlformats.org/officeDocument/2006/customXml" ds:itemID="{8925F1DA-F05B-4DE0-8924-F74DE99990F6}">
   <ds:schemaRefs>
     <ds:schemaRef ds:uri="http://schemas.microsoft.com/office/2006/metadata/contentType"/>
@@ -14701,15 +14532,15 @@
 </ds:datastoreItem>
 </file>
 
-<file path=customXml/itemProps3.xml><?xml version="1.0" encoding="utf-8"?>
-<ds:datastoreItem xmlns:ds="http://schemas.openxmlformats.org/officeDocument/2006/customXml" ds:itemID="{76BDC03C-BB59-450B-A5F4-477303CA8210}">
+<file path=customXml/itemProps2.xml><?xml version="1.0" encoding="utf-8"?>
+<ds:datastoreItem xmlns:ds="http://schemas.openxmlformats.org/officeDocument/2006/customXml" ds:itemID="{DBA50451-FB17-4AFF-ACEF-D3036A315410}">
   <ds:schemaRefs>
-    <ds:schemaRef ds:uri="http://schemas.microsoft.com/sharepoint/v3/contenttype/forms"/>
+    <ds:schemaRef ds:uri="http://schemas.openxmlformats.org/officeDocument/2006/bibliography"/>
   </ds:schemaRefs>
 </ds:datastoreItem>
 </file>
 
-<file path=customXml/itemProps4.xml><?xml version="1.0" encoding="utf-8"?>
+<file path=customXml/itemProps3.xml><?xml version="1.0" encoding="utf-8"?>
 <ds:datastoreItem xmlns:ds="http://schemas.openxmlformats.org/officeDocument/2006/customXml" ds:itemID="{714B3644-6C03-46E6-999C-8786D19B5D73}">
   <ds:schemaRefs>
     <ds:schemaRef ds:uri="http://schemas.microsoft.com/office/2006/metadata/properties"/>
@@ -14718,4 +14549,12 @@
     <ds:schemaRef ds:uri="8ac307eb-12d9-434d-8280-a47ce07b356d"/>
   </ds:schemaRefs>
 </ds:datastoreItem>
+</file>
+
+<file path=customXml/itemProps4.xml><?xml version="1.0" encoding="utf-8"?>
+<ds:datastoreItem xmlns:ds="http://schemas.openxmlformats.org/officeDocument/2006/customXml" ds:itemID="{76BDC03C-BB59-450B-A5F4-477303CA8210}">
+  <ds:schemaRefs>
+    <ds:schemaRef ds:uri="http://schemas.microsoft.com/sharepoint/v3/contenttype/forms"/>
+  </ds:schemaRefs>
+</ds:datastoreItem>
 </file>
--- a/jumanchu/planning/광주1반_6조_주만추.docx
+++ b/jumanchu/planning/광주1반_6조_주만추.docx
@@ -1,6 +1,6 @@
 
 <file path=word/document.xml><?xml version="1.0" encoding="utf-8"?>
-<w:document xmlns:wpc="http://schemas.microsoft.com/office/word/2010/wordprocessingCanvas" xmlns:cx="http://schemas.microsoft.com/office/drawing/2014/chartex" xmlns:cx1="http://schemas.microsoft.com/office/drawing/2015/9/8/chartex" xmlns:cx2="http://schemas.microsoft.com/office/drawing/2015/10/21/chartex" xmlns:cx3="http://schemas.microsoft.com/office/drawing/2016/5/9/chartex" xmlns:cx4="http://schemas.microsoft.com/office/drawing/2016/5/10/chartex" xmlns:cx5="http://schemas.microsoft.com/office/drawing/2016/5/11/chartex" xmlns:cx6="http://schemas.microsoft.com/office/drawing/2016/5/12/chartex" xmlns:cx7="http://schemas.microsoft.com/office/drawing/2016/5/13/chartex" xmlns:cx8="http://schemas.microsoft.com/office/drawing/2016/5/14/chartex" xmlns:mc="http://schemas.openxmlformats.org/markup-compatibility/2006" xmlns:aink="http://schemas.microsoft.com/office/drawing/2016/ink" xmlns:am3d="http://schemas.microsoft.com/office/drawing/2017/model3d" xmlns:o="urn:schemas-microsoft-com:office:office" xmlns:r="http://schemas.openxmlformats.org/officeDocument/2006/relationships" xmlns:m="http://schemas.openxmlformats.org/officeDocument/2006/math" xmlns:v="urn:schemas-microsoft-com:vml" xmlns:wp14="http://schemas.microsoft.com/office/word/2010/wordprocessingDrawing" xmlns:wp="http://schemas.openxmlformats.org/drawingml/2006/wordprocessingDrawing" xmlns:w10="urn:schemas-microsoft-com:office:word" xmlns:w="http://schemas.openxmlformats.org/wordprocessingml/2006/main" xmlns:w14="http://schemas.microsoft.com/office/word/2010/wordml" xmlns:w15="http://schemas.microsoft.com/office/word/2012/wordml" xmlns:w16cex="http://schemas.microsoft.com/office/word/2018/wordml/cex" xmlns:w16cid="http://schemas.microsoft.com/office/word/2016/wordml/cid" xmlns:w16="http://schemas.microsoft.com/office/word/2018/wordml" xmlns:w16sdtdh="http://schemas.microsoft.com/office/word/2020/wordml/sdtdatahash" xmlns:w16se="http://schemas.microsoft.com/office/word/2015/wordml/symex" xmlns:wpg="http://schemas.microsoft.com/office/word/2010/wordprocessingGroup" xmlns:wpi="http://schemas.microsoft.com/office/word/2010/wordprocessingInk" xmlns:wne="http://schemas.microsoft.com/office/word/2006/wordml" xmlns:wps="http://schemas.microsoft.com/office/word/2010/wordprocessingShape" mc:Ignorable="w14 w15 w16se w16cid w16 w16cex w16sdtdh wp14">
+<w:document xmlns:wpc="http://schemas.microsoft.com/office/word/2010/wordprocessingCanvas" xmlns:cx="http://schemas.microsoft.com/office/drawing/2014/chartex" xmlns:cx1="http://schemas.microsoft.com/office/drawing/2015/9/8/chartex" xmlns:cx2="http://schemas.microsoft.com/office/drawing/2015/10/21/chartex" xmlns:cx3="http://schemas.microsoft.com/office/drawing/2016/5/9/chartex" xmlns:cx4="http://schemas.microsoft.com/office/drawing/2016/5/10/chartex" xmlns:cx5="http://schemas.microsoft.com/office/drawing/2016/5/11/chartex" xmlns:cx6="http://schemas.microsoft.com/office/drawing/2016/5/12/chartex" xmlns:cx7="http://schemas.microsoft.com/office/drawing/2016/5/13/chartex" xmlns:cx8="http://schemas.microsoft.com/office/drawing/2016/5/14/chartex" xmlns:mc="http://schemas.openxmlformats.org/markup-compatibility/2006" xmlns:aink="http://schemas.microsoft.com/office/drawing/2016/ink" xmlns:am3d="http://schemas.microsoft.com/office/drawing/2017/model3d" xmlns:o="urn:schemas-microsoft-com:office:office" xmlns:oel="http://schemas.microsoft.com/office/2019/extlst" xmlns:r="http://schemas.openxmlformats.org/officeDocument/2006/relationships" xmlns:m="http://schemas.openxmlformats.org/officeDocument/2006/math" xmlns:v="urn:schemas-microsoft-com:vml" xmlns:wp14="http://schemas.microsoft.com/office/word/2010/wordprocessingDrawing" xmlns:wp="http://schemas.openxmlformats.org/drawingml/2006/wordprocessingDrawing" xmlns:w10="urn:schemas-microsoft-com:office:word" xmlns:w="http://schemas.openxmlformats.org/wordprocessingml/2006/main" xmlns:w14="http://schemas.microsoft.com/office/word/2010/wordml" xmlns:w15="http://schemas.microsoft.com/office/word/2012/wordml" xmlns:w16cex="http://schemas.microsoft.com/office/word/2018/wordml/cex" xmlns:w16cid="http://schemas.microsoft.com/office/word/2016/wordml/cid" xmlns:w16="http://schemas.microsoft.com/office/word/2018/wordml" xmlns:w16du="http://schemas.microsoft.com/office/word/2023/wordml/word16du" xmlns:w16sdtdh="http://schemas.microsoft.com/office/word/2020/wordml/sdtdatahash" xmlns:w16sdtfl="http://schemas.microsoft.com/office/word/2024/wordml/sdtformatlock" xmlns:w16se="http://schemas.microsoft.com/office/word/2015/wordml/symex" xmlns:wpg="http://schemas.microsoft.com/office/word/2010/wordprocessingGroup" xmlns:wpi="http://schemas.microsoft.com/office/word/2010/wordprocessingInk" xmlns:wne="http://schemas.microsoft.com/office/word/2006/wordml" xmlns:wps="http://schemas.microsoft.com/office/word/2010/wordprocessingShape" mc:Ignorable="w14 w15 w16se w16cid w16 w16cex w16sdtdh w16sdtfl w16du wp14">
   <w:body>
     <w:p>
       <w:pPr>
@@ -761,6 +761,7 @@
               </w:rPr>
               <w:t xml:space="preserve"> </w:t>
             </w:r>
+            <w:proofErr w:type="gramStart"/>
             <w:r>
               <w:rPr>
                 <w:rFonts w:hint="eastAsia"/>
@@ -772,8 +773,16 @@
               <w:rPr>
                 <w:szCs w:val="20"/>
               </w:rPr>
-              <w:t xml:space="preserve">/ </w:t>
-            </w:r>
+              <w:t>/</w:t>
+            </w:r>
+            <w:proofErr w:type="gramEnd"/>
+            <w:r>
+              <w:rPr>
+                <w:szCs w:val="20"/>
+              </w:rPr>
+              <w:t xml:space="preserve"> </w:t>
+            </w:r>
+            <w:proofErr w:type="gramStart"/>
             <w:r>
               <w:rPr>
                 <w:rFonts w:hint="eastAsia"/>
@@ -785,20 +794,42 @@
               <w:rPr>
                 <w:szCs w:val="20"/>
               </w:rPr>
-              <w:t>/ 프로</w:t>
+              <w:t>/</w:t>
+            </w:r>
+            <w:proofErr w:type="gramEnd"/>
+            <w:r>
+              <w:rPr>
+                <w:szCs w:val="20"/>
+              </w:rPr>
+              <w:t xml:space="preserve"> </w:t>
+            </w:r>
+            <w:proofErr w:type="gramStart"/>
+            <w:r>
+              <w:rPr>
+                <w:szCs w:val="20"/>
+              </w:rPr>
+              <w:t>프로</w:t>
             </w:r>
             <w:r>
               <w:rPr>
                 <w:rFonts w:hint="eastAsia"/>
                 <w:szCs w:val="20"/>
               </w:rPr>
-              <w:t xml:space="preserve">필 / </w:t>
-            </w:r>
+              <w:t>필 /</w:t>
+            </w:r>
+            <w:proofErr w:type="gramEnd"/>
             <w:r>
               <w:rPr>
                 <w:rFonts w:hint="eastAsia"/>
                 <w:szCs w:val="20"/>
               </w:rPr>
+              <w:t xml:space="preserve"> </w:t>
+            </w:r>
+            <w:r>
+              <w:rPr>
+                <w:rFonts w:hint="eastAsia"/>
+                <w:szCs w:val="20"/>
+              </w:rPr>
               <w:t>주식</w:t>
             </w:r>
             <w:r>
@@ -806,26 +837,58 @@
                 <w:rFonts w:hint="eastAsia"/>
                 <w:szCs w:val="20"/>
               </w:rPr>
-              <w:t xml:space="preserve"> 목록 / </w:t>
-            </w:r>
+              <w:t xml:space="preserve"> </w:t>
+            </w:r>
+            <w:proofErr w:type="gramStart"/>
             <w:r>
               <w:rPr>
                 <w:rFonts w:hint="eastAsia"/>
                 <w:szCs w:val="20"/>
               </w:rPr>
-              <w:t xml:space="preserve">종목 상세 페이지 </w:t>
-            </w:r>
-            <w:r>
-              <w:rPr>
-                <w:szCs w:val="20"/>
-              </w:rPr>
-              <w:t xml:space="preserve">/ </w:t>
-            </w:r>
+              <w:t>목록 /</w:t>
+            </w:r>
+            <w:proofErr w:type="gramEnd"/>
             <w:r>
               <w:rPr>
                 <w:rFonts w:hint="eastAsia"/>
                 <w:szCs w:val="20"/>
               </w:rPr>
+              <w:t xml:space="preserve"> </w:t>
+            </w:r>
+            <w:r>
+              <w:rPr>
+                <w:rFonts w:hint="eastAsia"/>
+                <w:szCs w:val="20"/>
+              </w:rPr>
+              <w:t xml:space="preserve">종목 상세 </w:t>
+            </w:r>
+            <w:proofErr w:type="gramStart"/>
+            <w:r>
+              <w:rPr>
+                <w:rFonts w:hint="eastAsia"/>
+                <w:szCs w:val="20"/>
+              </w:rPr>
+              <w:t xml:space="preserve">페이지 </w:t>
+            </w:r>
+            <w:r>
+              <w:rPr>
+                <w:szCs w:val="20"/>
+              </w:rPr>
+              <w:t>/</w:t>
+            </w:r>
+            <w:proofErr w:type="gramEnd"/>
+            <w:r>
+              <w:rPr>
+                <w:szCs w:val="20"/>
+              </w:rPr>
+              <w:t xml:space="preserve"> </w:t>
+            </w:r>
+            <w:proofErr w:type="gramStart"/>
+            <w:r>
+              <w:rPr>
+                <w:rFonts w:hint="eastAsia"/>
+                <w:szCs w:val="20"/>
+              </w:rPr>
               <w:t>일기장</w:t>
             </w:r>
             <w:r>
@@ -839,8 +902,16 @@
               <w:rPr>
                 <w:szCs w:val="20"/>
               </w:rPr>
-              <w:t xml:space="preserve">/ </w:t>
-            </w:r>
+              <w:t>/</w:t>
+            </w:r>
+            <w:proofErr w:type="gramEnd"/>
+            <w:r>
+              <w:rPr>
+                <w:szCs w:val="20"/>
+              </w:rPr>
+              <w:t xml:space="preserve"> </w:t>
+            </w:r>
+            <w:proofErr w:type="gramStart"/>
             <w:r>
               <w:rPr>
                 <w:rFonts w:hint="eastAsia"/>
@@ -852,7 +923,14 @@
               <w:rPr>
                 <w:szCs w:val="20"/>
               </w:rPr>
-              <w:t xml:space="preserve">/ </w:t>
+              <w:t>/</w:t>
+            </w:r>
+            <w:proofErr w:type="gramEnd"/>
+            <w:r>
+              <w:rPr>
+                <w:szCs w:val="20"/>
+              </w:rPr>
+              <w:t xml:space="preserve"> </w:t>
             </w:r>
             <w:r>
               <w:rPr>
@@ -1595,6 +1673,33 @@
               <w:t xml:space="preserve"> 방식 채택)</w:t>
             </w:r>
           </w:p>
+          <w:p>
+            <w:pPr>
+              <w:pStyle w:val="a4"/>
+              <w:numPr>
+                <w:ilvl w:val="0"/>
+                <w:numId w:val="40"/>
+              </w:numPr>
+              <w:wordWrap/>
+              <w:adjustRightInd w:val="0"/>
+              <w:ind w:leftChars="0"/>
+              <w:rPr>
+                <w:rFonts w:eastAsiaTheme="minorHAnsi" w:cs="AppleSDGothicNeo-Regular" w:hint="eastAsia"/>
+                <w:color w:val="333333"/>
+                <w:kern w:val="0"/>
+                <w:szCs w:val="20"/>
+              </w:rPr>
+            </w:pPr>
+            <w:r>
+              <w:rPr>
+                <w:rFonts w:eastAsiaTheme="minorHAnsi" w:cs="AppleSDGothicNeo-Regular" w:hint="eastAsia"/>
+                <w:color w:val="333333"/>
+                <w:kern w:val="0"/>
+                <w:szCs w:val="20"/>
+              </w:rPr>
+              <w:t>장기 투자를 위한 추천</w:t>
+            </w:r>
+          </w:p>
         </w:tc>
         <w:tc>
           <w:tcPr>
@@ -2306,6 +2411,7 @@
                 <w:kern w:val="0"/>
                 <w:szCs w:val="20"/>
               </w:rPr>
+              <w:lastRenderedPageBreak/>
               <w:t>F0</w:t>
             </w:r>
             <w:r>
@@ -2439,7 +2545,6 @@
                 <w:kern w:val="0"/>
                 <w:szCs w:val="20"/>
               </w:rPr>
-              <w:lastRenderedPageBreak/>
               <w:t>F</w:t>
             </w:r>
             <w:r>
@@ -2680,6 +2785,286 @@
               <w:jc w:val="center"/>
               <w:rPr>
                 <w:rFonts w:eastAsiaTheme="minorHAnsi" w:cs="AppleSDGothicNeo-Regular"/>
+                <w:color w:val="333333"/>
+                <w:kern w:val="0"/>
+                <w:szCs w:val="20"/>
+              </w:rPr>
+            </w:pPr>
+            <w:r>
+              <w:rPr>
+                <w:rFonts w:eastAsiaTheme="minorHAnsi" w:cs="AppleSDGothicNeo-Regular" w:hint="eastAsia"/>
+                <w:color w:val="333333"/>
+                <w:kern w:val="0"/>
+                <w:szCs w:val="20"/>
+              </w:rPr>
+              <w:t>높음</w:t>
+            </w:r>
+          </w:p>
+        </w:tc>
+      </w:tr>
+      <w:tr>
+        <w:trPr>
+          <w:trHeight w:val="584"/>
+        </w:trPr>
+        <w:tc>
+          <w:tcPr>
+            <w:tcW w:w="817" w:type="dxa"/>
+            <w:tcBorders>
+              <w:top w:val="single" w:sz="4" w:space="0" w:color="auto"/>
+            </w:tcBorders>
+            <w:vAlign w:val="center"/>
+          </w:tcPr>
+          <w:p>
+            <w:pPr>
+              <w:wordWrap/>
+              <w:adjustRightInd w:val="0"/>
+              <w:jc w:val="center"/>
+              <w:rPr>
+                <w:rFonts w:eastAsiaTheme="minorHAnsi" w:cs="AppleSDGothicNeo-Regular" w:hint="eastAsia"/>
+                <w:color w:val="333333"/>
+                <w:kern w:val="0"/>
+                <w:szCs w:val="20"/>
+              </w:rPr>
+            </w:pPr>
+            <w:r>
+              <w:rPr>
+                <w:rFonts w:eastAsiaTheme="minorHAnsi" w:cs="AppleSDGothicNeo-Regular" w:hint="eastAsia"/>
+                <w:color w:val="333333"/>
+                <w:kern w:val="0"/>
+                <w:szCs w:val="20"/>
+              </w:rPr>
+              <w:t>F12</w:t>
+            </w:r>
+          </w:p>
+        </w:tc>
+        <w:tc>
+          <w:tcPr>
+            <w:tcW w:w="2015" w:type="dxa"/>
+            <w:tcBorders>
+              <w:top w:val="single" w:sz="4" w:space="0" w:color="auto"/>
+            </w:tcBorders>
+            <w:vAlign w:val="center"/>
+          </w:tcPr>
+          <w:p>
+            <w:pPr>
+              <w:wordWrap/>
+              <w:adjustRightInd w:val="0"/>
+              <w:jc w:val="center"/>
+              <w:rPr>
+                <w:rFonts w:eastAsiaTheme="minorHAnsi" w:cs="AppleSDGothicNeo-Regular" w:hint="eastAsia"/>
+                <w:color w:val="333333"/>
+                <w:kern w:val="0"/>
+                <w:szCs w:val="20"/>
+              </w:rPr>
+            </w:pPr>
+            <w:r>
+              <w:rPr>
+                <w:rFonts w:eastAsiaTheme="minorHAnsi" w:cs="AppleSDGothicNeo-Regular" w:hint="eastAsia"/>
+                <w:color w:val="333333"/>
+                <w:kern w:val="0"/>
+                <w:szCs w:val="20"/>
+              </w:rPr>
+              <w:t>좋아요/</w:t>
+            </w:r>
+            <w:proofErr w:type="spellStart"/>
+            <w:r>
+              <w:rPr>
+                <w:rFonts w:eastAsiaTheme="minorHAnsi" w:cs="AppleSDGothicNeo-Regular" w:hint="eastAsia"/>
+                <w:color w:val="333333"/>
+                <w:kern w:val="0"/>
+                <w:szCs w:val="20"/>
+              </w:rPr>
+              <w:t>팔로우</w:t>
+            </w:r>
+            <w:proofErr w:type="spellEnd"/>
+          </w:p>
+        </w:tc>
+        <w:tc>
+          <w:tcPr>
+            <w:tcW w:w="4719" w:type="dxa"/>
+            <w:tcBorders>
+              <w:top w:val="single" w:sz="4" w:space="0" w:color="auto"/>
+            </w:tcBorders>
+            <w:vAlign w:val="center"/>
+          </w:tcPr>
+          <w:p>
+            <w:pPr>
+              <w:wordWrap/>
+              <w:adjustRightInd w:val="0"/>
+              <w:jc w:val="center"/>
+              <w:rPr>
+                <w:rFonts w:eastAsiaTheme="minorHAnsi" w:cs="AppleSDGothicNeo-Regular" w:hint="eastAsia"/>
+                <w:color w:val="333333"/>
+                <w:kern w:val="0"/>
+                <w:szCs w:val="20"/>
+              </w:rPr>
+            </w:pPr>
+            <w:r>
+              <w:rPr>
+                <w:rFonts w:eastAsiaTheme="minorHAnsi" w:cs="AppleSDGothicNeo-Regular" w:hint="eastAsia"/>
+                <w:color w:val="333333"/>
+                <w:kern w:val="0"/>
+                <w:szCs w:val="20"/>
+              </w:rPr>
+              <w:t xml:space="preserve">커뮤니티 내 게시글, 게시자 좋아요 </w:t>
+            </w:r>
+            <w:proofErr w:type="spellStart"/>
+            <w:r>
+              <w:rPr>
+                <w:rFonts w:eastAsiaTheme="minorHAnsi" w:cs="AppleSDGothicNeo-Regular" w:hint="eastAsia"/>
+                <w:color w:val="333333"/>
+                <w:kern w:val="0"/>
+                <w:szCs w:val="20"/>
+              </w:rPr>
+              <w:t>팔로우</w:t>
+            </w:r>
+            <w:proofErr w:type="spellEnd"/>
+          </w:p>
+        </w:tc>
+        <w:tc>
+          <w:tcPr>
+            <w:tcW w:w="1345" w:type="dxa"/>
+            <w:tcBorders>
+              <w:top w:val="single" w:sz="4" w:space="0" w:color="auto"/>
+            </w:tcBorders>
+            <w:vAlign w:val="center"/>
+          </w:tcPr>
+          <w:p>
+            <w:pPr>
+              <w:wordWrap/>
+              <w:adjustRightInd w:val="0"/>
+              <w:jc w:val="center"/>
+              <w:rPr>
+                <w:rFonts w:eastAsiaTheme="minorHAnsi" w:cs="AppleSDGothicNeo-Regular" w:hint="eastAsia"/>
+                <w:color w:val="333333"/>
+                <w:kern w:val="0"/>
+                <w:szCs w:val="20"/>
+              </w:rPr>
+            </w:pPr>
+            <w:r>
+              <w:rPr>
+                <w:rFonts w:eastAsiaTheme="minorHAnsi" w:cs="AppleSDGothicNeo-Regular" w:hint="eastAsia"/>
+                <w:color w:val="333333"/>
+                <w:kern w:val="0"/>
+                <w:szCs w:val="20"/>
+              </w:rPr>
+              <w:t>중간</w:t>
+            </w:r>
+          </w:p>
+        </w:tc>
+      </w:tr>
+      <w:tr>
+        <w:trPr>
+          <w:trHeight w:val="584"/>
+        </w:trPr>
+        <w:tc>
+          <w:tcPr>
+            <w:tcW w:w="817" w:type="dxa"/>
+            <w:tcBorders>
+              <w:top w:val="single" w:sz="4" w:space="0" w:color="auto"/>
+            </w:tcBorders>
+            <w:vAlign w:val="center"/>
+          </w:tcPr>
+          <w:p>
+            <w:pPr>
+              <w:wordWrap/>
+              <w:adjustRightInd w:val="0"/>
+              <w:jc w:val="center"/>
+              <w:rPr>
+                <w:rFonts w:eastAsiaTheme="minorHAnsi" w:cs="AppleSDGothicNeo-Regular" w:hint="eastAsia"/>
+                <w:color w:val="333333"/>
+                <w:kern w:val="0"/>
+                <w:szCs w:val="20"/>
+              </w:rPr>
+            </w:pPr>
+            <w:r>
+              <w:rPr>
+                <w:rFonts w:eastAsiaTheme="minorHAnsi" w:cs="AppleSDGothicNeo-Regular" w:hint="eastAsia"/>
+                <w:color w:val="333333"/>
+                <w:kern w:val="0"/>
+                <w:szCs w:val="20"/>
+              </w:rPr>
+              <w:t>F13</w:t>
+            </w:r>
+          </w:p>
+        </w:tc>
+        <w:tc>
+          <w:tcPr>
+            <w:tcW w:w="2015" w:type="dxa"/>
+            <w:tcBorders>
+              <w:top w:val="single" w:sz="4" w:space="0" w:color="auto"/>
+            </w:tcBorders>
+            <w:vAlign w:val="center"/>
+          </w:tcPr>
+          <w:p>
+            <w:pPr>
+              <w:wordWrap/>
+              <w:adjustRightInd w:val="0"/>
+              <w:jc w:val="center"/>
+              <w:rPr>
+                <w:rFonts w:eastAsiaTheme="minorHAnsi" w:cs="AppleSDGothicNeo-Regular" w:hint="eastAsia"/>
+                <w:color w:val="333333"/>
+                <w:kern w:val="0"/>
+                <w:szCs w:val="20"/>
+              </w:rPr>
+            </w:pPr>
+            <w:r>
+              <w:rPr>
+                <w:rFonts w:eastAsiaTheme="minorHAnsi" w:cs="AppleSDGothicNeo-Regular" w:hint="eastAsia"/>
+                <w:color w:val="333333"/>
+                <w:kern w:val="0"/>
+                <w:szCs w:val="20"/>
+              </w:rPr>
+              <w:t>장기투자 페이지</w:t>
+            </w:r>
+          </w:p>
+        </w:tc>
+        <w:tc>
+          <w:tcPr>
+            <w:tcW w:w="4719" w:type="dxa"/>
+            <w:tcBorders>
+              <w:top w:val="single" w:sz="4" w:space="0" w:color="auto"/>
+            </w:tcBorders>
+            <w:vAlign w:val="center"/>
+          </w:tcPr>
+          <w:p>
+            <w:pPr>
+              <w:wordWrap/>
+              <w:adjustRightInd w:val="0"/>
+              <w:jc w:val="center"/>
+              <w:rPr>
+                <w:rFonts w:eastAsiaTheme="minorHAnsi" w:cs="AppleSDGothicNeo-Regular" w:hint="eastAsia"/>
+                <w:color w:val="333333"/>
+                <w:kern w:val="0"/>
+                <w:szCs w:val="20"/>
+              </w:rPr>
+            </w:pPr>
+            <w:r>
+              <w:rPr>
+                <w:rFonts w:eastAsiaTheme="minorHAnsi" w:cs="AppleSDGothicNeo-Regular" w:hint="eastAsia"/>
+                <w:color w:val="333333"/>
+                <w:kern w:val="0"/>
+                <w:szCs w:val="20"/>
+              </w:rPr>
+              <w:t>종목별 장기투자 스코어 요약 및 유도 페이지</w:t>
+            </w:r>
+          </w:p>
+        </w:tc>
+        <w:tc>
+          <w:tcPr>
+            <w:tcW w:w="1345" w:type="dxa"/>
+            <w:tcBorders>
+              <w:top w:val="single" w:sz="4" w:space="0" w:color="auto"/>
+            </w:tcBorders>
+            <w:vAlign w:val="center"/>
+          </w:tcPr>
+          <w:p>
+            <w:pPr>
+              <w:wordWrap/>
+              <w:adjustRightInd w:val="0"/>
+              <w:jc w:val="center"/>
+              <w:rPr>
+                <w:rFonts w:eastAsiaTheme="minorHAnsi" w:cs="AppleSDGothicNeo-Regular" w:hint="eastAsia"/>
                 <w:color w:val="333333"/>
                 <w:kern w:val="0"/>
                 <w:szCs w:val="20"/>
@@ -4136,7 +4521,23 @@
           <w:rFonts w:ascii="맑은 고딕" w:eastAsia="맑은 고딕" w:hAnsi="맑은 고딕" w:cs="맑은 고딕"/>
           <w:sz w:val="22"/>
         </w:rPr>
-        <w:t xml:space="preserve">  마감: 6/20  |  발표: 6/25</w:t>
+        <w:t xml:space="preserve">  마감: 6/</w:t>
+      </w:r>
+      <w:proofErr w:type="gramStart"/>
+      <w:r>
+        <w:rPr>
+          <w:rFonts w:ascii="맑은 고딕" w:eastAsia="맑은 고딕" w:hAnsi="맑은 고딕" w:cs="맑은 고딕"/>
+          <w:sz w:val="22"/>
+        </w:rPr>
+        <w:t>20  |</w:t>
+      </w:r>
+      <w:proofErr w:type="gramEnd"/>
+      <w:r>
+        <w:rPr>
+          <w:rFonts w:ascii="맑은 고딕" w:eastAsia="맑은 고딕" w:hAnsi="맑은 고딕" w:cs="맑은 고딕"/>
+          <w:sz w:val="22"/>
+        </w:rPr>
+        <w:t xml:space="preserve">  발표: 6/25</w:t>
       </w:r>
     </w:p>
     <w:p>
@@ -4156,21 +4557,12 @@
         </w:rPr>
         <w:t xml:space="preserve">팀원: </w:t>
       </w:r>
-      <w:proofErr w:type="spellStart"/>
       <w:r>
         <w:rPr>
           <w:rFonts w:ascii="맑은 고딕" w:eastAsia="맑은 고딕" w:hAnsi="맑은 고딕" w:cs="맑은 고딕"/>
           <w:sz w:val="22"/>
         </w:rPr>
-        <w:t>강재민</w:t>
-      </w:r>
-      <w:proofErr w:type="spellEnd"/>
-      <w:r>
-        <w:rPr>
-          <w:rFonts w:ascii="맑은 고딕" w:eastAsia="맑은 고딕" w:hAnsi="맑은 고딕" w:cs="맑은 고딕"/>
-          <w:sz w:val="22"/>
-        </w:rPr>
-        <w:t xml:space="preserve">, </w:t>
+        <w:t xml:space="preserve">강재민, </w:t>
       </w:r>
       <w:proofErr w:type="spellStart"/>
       <w:r>
@@ -6676,27 +7068,7 @@
                 <w:sz w:val="18"/>
                 <w:szCs w:val="18"/>
               </w:rPr>
-              <w:t xml:space="preserve"> 추천 (위험성향 매칭), 사용자 </w:t>
-            </w:r>
-            <w:proofErr w:type="spellStart"/>
-            <w:r>
-              <w:rPr>
-                <w:rFonts w:ascii="맑은 고딕" w:eastAsia="맑은 고딕" w:hAnsi="맑은 고딕" w:cs="맑은 고딕"/>
-                <w:color w:val="333333"/>
-                <w:sz w:val="18"/>
-                <w:szCs w:val="18"/>
-              </w:rPr>
-              <w:t>성향별</w:t>
-            </w:r>
-            <w:proofErr w:type="spellEnd"/>
-            <w:r>
-              <w:rPr>
-                <w:rFonts w:ascii="맑은 고딕" w:eastAsia="맑은 고딕" w:hAnsi="맑은 고딕" w:cs="맑은 고딕"/>
-                <w:color w:val="333333"/>
-                <w:sz w:val="18"/>
-                <w:szCs w:val="18"/>
-              </w:rPr>
-              <w:t xml:space="preserve"> 필터링</w:t>
+              <w:t xml:space="preserve"> 추천 (위험성향 매칭), 사용자 성향별 필터링</w:t>
             </w:r>
           </w:p>
         </w:tc>
@@ -7039,7 +7411,6 @@
               <w:spacing w:after="0" w:line="280" w:lineRule="auto"/>
               <w:jc w:val="center"/>
             </w:pPr>
-            <w:proofErr w:type="spellStart"/>
             <w:r>
               <w:rPr>
                 <w:rFonts w:ascii="맑은 고딕" w:eastAsia="맑은 고딕" w:hAnsi="맑은 고딕" w:cs="맑은 고딕"/>
@@ -7047,17 +7418,7 @@
                 <w:sz w:val="18"/>
                 <w:szCs w:val="18"/>
               </w:rPr>
-              <w:t>OpenAI</w:t>
-            </w:r>
-            <w:proofErr w:type="spellEnd"/>
-            <w:r>
-              <w:rPr>
-                <w:rFonts w:ascii="맑은 고딕" w:eastAsia="맑은 고딕" w:hAnsi="맑은 고딕" w:cs="맑은 고딕"/>
-                <w:color w:val="333333"/>
-                <w:sz w:val="18"/>
-                <w:szCs w:val="18"/>
-              </w:rPr>
-              <w:t xml:space="preserve"> API</w:t>
+              <w:t>OpenAI API</w:t>
             </w:r>
           </w:p>
           <w:p>
@@ -7161,6 +7522,223 @@
               </w:rPr>
               <w:t xml:space="preserve"> 설명, 월간 회고</w:t>
             </w:r>
+          </w:p>
+        </w:tc>
+      </w:tr>
+      <w:tr>
+        <w:trPr>
+          <w:trHeight w:val="15"/>
+          <w:jc w:val="center"/>
+        </w:trPr>
+        <w:tc>
+          <w:tcPr>
+            <w:tcW w:w="1700" w:type="dxa"/>
+            <w:tcBorders>
+              <w:top w:val="single" w:sz="4" w:space="0" w:color="BFBFBF"/>
+              <w:left w:val="single" w:sz="4" w:space="0" w:color="BFBFBF"/>
+              <w:bottom w:val="single" w:sz="4" w:space="0" w:color="BFBFBF"/>
+              <w:right w:val="single" w:sz="4" w:space="0" w:color="BFBFBF"/>
+            </w:tcBorders>
+            <w:shd w:val="clear" w:color="auto" w:fill="FFFFFF"/>
+            <w:tcMar>
+              <w:top w:w="100" w:type="dxa"/>
+              <w:left w:w="120" w:type="dxa"/>
+              <w:bottom w:w="100" w:type="dxa"/>
+              <w:right w:w="120" w:type="dxa"/>
+            </w:tcMar>
+            <w:vAlign w:val="center"/>
+          </w:tcPr>
+          <w:p>
+            <w:pPr>
+              <w:spacing w:after="0" w:line="280" w:lineRule="auto"/>
+              <w:jc w:val="center"/>
+              <w:rPr>
+                <w:rFonts w:ascii="맑은 고딕" w:eastAsia="맑은 고딕" w:hAnsi="맑은 고딕" w:cs="맑은 고딕"/>
+                <w:b/>
+                <w:bCs/>
+                <w:color w:val="333333"/>
+                <w:sz w:val="18"/>
+                <w:szCs w:val="18"/>
+              </w:rPr>
+            </w:pPr>
+            <w:r>
+              <w:rPr>
+                <w:rFonts w:ascii="맑은 고딕" w:eastAsia="맑은 고딕" w:hAnsi="맑은 고딕" w:cs="맑은 고딕" w:hint="eastAsia"/>
+                <w:b/>
+                <w:bCs/>
+                <w:color w:val="333333"/>
+                <w:sz w:val="18"/>
+                <w:szCs w:val="18"/>
+              </w:rPr>
+              <w:t>주식 정보</w:t>
+            </w:r>
+          </w:p>
+        </w:tc>
+        <w:tc>
+          <w:tcPr>
+            <w:tcW w:w="2400" w:type="dxa"/>
+            <w:tcBorders>
+              <w:top w:val="single" w:sz="4" w:space="0" w:color="BFBFBF"/>
+              <w:left w:val="single" w:sz="4" w:space="0" w:color="BFBFBF"/>
+              <w:bottom w:val="single" w:sz="4" w:space="0" w:color="BFBFBF"/>
+              <w:right w:val="single" w:sz="4" w:space="0" w:color="BFBFBF"/>
+            </w:tcBorders>
+            <w:shd w:val="clear" w:color="auto" w:fill="FFFFFF"/>
+            <w:tcMar>
+              <w:top w:w="100" w:type="dxa"/>
+              <w:left w:w="120" w:type="dxa"/>
+              <w:bottom w:w="100" w:type="dxa"/>
+              <w:right w:w="120" w:type="dxa"/>
+            </w:tcMar>
+            <w:vAlign w:val="center"/>
+          </w:tcPr>
+          <w:p>
+            <w:pPr>
+              <w:spacing w:after="0" w:line="280" w:lineRule="auto"/>
+              <w:rPr>
+                <w:rFonts w:ascii="맑은 고딕" w:eastAsia="맑은 고딕" w:hAnsi="맑은 고딕" w:cs="맑은 고딕" w:hint="eastAsia"/>
+                <w:color w:val="333333"/>
+                <w:sz w:val="18"/>
+                <w:szCs w:val="18"/>
+              </w:rPr>
+            </w:pPr>
+            <w:r>
+              <w:rPr>
+                <w:rFonts w:ascii="맑은 고딕" w:eastAsia="맑은 고딕" w:hAnsi="맑은 고딕" w:cs="맑은 고딕" w:hint="eastAsia"/>
+                <w:color w:val="333333"/>
+                <w:sz w:val="18"/>
+                <w:szCs w:val="18"/>
+              </w:rPr>
+              <w:t>주식 가격 등 렌더링</w:t>
+            </w:r>
+          </w:p>
+        </w:tc>
+        <w:tc>
+          <w:tcPr>
+            <w:tcW w:w="1500" w:type="dxa"/>
+            <w:tcBorders>
+              <w:top w:val="single" w:sz="4" w:space="0" w:color="BFBFBF"/>
+              <w:left w:val="single" w:sz="4" w:space="0" w:color="BFBFBF"/>
+              <w:bottom w:val="single" w:sz="4" w:space="0" w:color="BFBFBF"/>
+              <w:right w:val="single" w:sz="4" w:space="0" w:color="BFBFBF"/>
+            </w:tcBorders>
+            <w:shd w:val="clear" w:color="auto" w:fill="FFFFFF"/>
+            <w:tcMar>
+              <w:top w:w="100" w:type="dxa"/>
+              <w:left w:w="120" w:type="dxa"/>
+              <w:bottom w:w="100" w:type="dxa"/>
+              <w:right w:w="120" w:type="dxa"/>
+            </w:tcMar>
+            <w:vAlign w:val="center"/>
+          </w:tcPr>
+          <w:p>
+            <w:pPr>
+              <w:spacing w:after="0" w:line="280" w:lineRule="auto"/>
+              <w:jc w:val="center"/>
+              <w:rPr>
+                <w:rFonts w:ascii="맑은 고딕" w:eastAsia="맑은 고딕" w:hAnsi="맑은 고딕" w:cs="맑은 고딕" w:hint="eastAsia"/>
+                <w:color w:val="333333"/>
+                <w:sz w:val="18"/>
+                <w:szCs w:val="18"/>
+              </w:rPr>
+            </w:pPr>
+            <w:r>
+              <w:rPr>
+                <w:rFonts w:ascii="맑은 고딕" w:eastAsia="맑은 고딕" w:hAnsi="맑은 고딕" w:cs="맑은 고딕" w:hint="eastAsia"/>
+                <w:color w:val="333333"/>
+                <w:sz w:val="18"/>
+                <w:szCs w:val="18"/>
+              </w:rPr>
+              <w:t>KIS OPEN API</w:t>
+            </w:r>
+            <w:r>
+              <w:rPr>
+                <w:rFonts w:ascii="맑은 고딕" w:eastAsia="맑은 고딕" w:hAnsi="맑은 고딕" w:cs="맑은 고딕"/>
+                <w:color w:val="333333"/>
+                <w:sz w:val="18"/>
+                <w:szCs w:val="18"/>
+              </w:rPr>
+              <w:br/>
+            </w:r>
+            <w:r>
+              <w:rPr>
+                <w:rFonts w:ascii="맑은 고딕" w:eastAsia="맑은 고딕" w:hAnsi="맑은 고딕" w:cs="맑은 고딕" w:hint="eastAsia"/>
+                <w:color w:val="333333"/>
+                <w:sz w:val="18"/>
+                <w:szCs w:val="18"/>
+              </w:rPr>
+              <w:t>한국투자증권</w:t>
+            </w:r>
+          </w:p>
+        </w:tc>
+        <w:tc>
+          <w:tcPr>
+            <w:tcW w:w="1500" w:type="dxa"/>
+            <w:tcBorders>
+              <w:top w:val="single" w:sz="4" w:space="0" w:color="BFBFBF"/>
+              <w:left w:val="single" w:sz="4" w:space="0" w:color="BFBFBF"/>
+              <w:bottom w:val="single" w:sz="4" w:space="0" w:color="BFBFBF"/>
+              <w:right w:val="single" w:sz="4" w:space="0" w:color="BFBFBF"/>
+            </w:tcBorders>
+            <w:shd w:val="clear" w:color="auto" w:fill="FFFFFF"/>
+            <w:tcMar>
+              <w:top w:w="100" w:type="dxa"/>
+              <w:left w:w="120" w:type="dxa"/>
+              <w:bottom w:w="100" w:type="dxa"/>
+              <w:right w:w="120" w:type="dxa"/>
+            </w:tcMar>
+            <w:vAlign w:val="center"/>
+          </w:tcPr>
+          <w:p>
+            <w:pPr>
+              <w:spacing w:after="0" w:line="280" w:lineRule="auto"/>
+              <w:jc w:val="center"/>
+              <w:rPr>
+                <w:rFonts w:ascii="맑은 고딕" w:eastAsia="맑은 고딕" w:hAnsi="맑은 고딕" w:cs="맑은 고딕"/>
+                <w:color w:val="333333"/>
+                <w:sz w:val="18"/>
+                <w:szCs w:val="18"/>
+              </w:rPr>
+            </w:pPr>
+            <w:r>
+              <w:rPr>
+                <w:rFonts w:ascii="맑은 고딕" w:eastAsia="맑은 고딕" w:hAnsi="맑은 고딕" w:cs="맑은 고딕"/>
+                <w:color w:val="333333"/>
+                <w:sz w:val="18"/>
+                <w:szCs w:val="18"/>
+              </w:rPr>
+              <w:t>REST API</w:t>
+            </w:r>
+          </w:p>
+        </w:tc>
+        <w:tc>
+          <w:tcPr>
+            <w:tcW w:w="1926" w:type="dxa"/>
+            <w:tcBorders>
+              <w:top w:val="single" w:sz="4" w:space="0" w:color="BFBFBF"/>
+              <w:left w:val="single" w:sz="4" w:space="0" w:color="BFBFBF"/>
+              <w:bottom w:val="single" w:sz="4" w:space="0" w:color="BFBFBF"/>
+              <w:right w:val="single" w:sz="4" w:space="0" w:color="BFBFBF"/>
+            </w:tcBorders>
+            <w:shd w:val="clear" w:color="auto" w:fill="FFFFFF"/>
+            <w:tcMar>
+              <w:top w:w="100" w:type="dxa"/>
+              <w:left w:w="120" w:type="dxa"/>
+              <w:bottom w:w="100" w:type="dxa"/>
+              <w:right w:w="120" w:type="dxa"/>
+            </w:tcMar>
+            <w:vAlign w:val="center"/>
+          </w:tcPr>
+          <w:p>
+            <w:pPr>
+              <w:spacing w:after="0" w:line="280" w:lineRule="auto"/>
+              <w:rPr>
+                <w:rFonts w:ascii="맑은 고딕" w:eastAsia="맑은 고딕" w:hAnsi="맑은 고딕" w:cs="맑은 고딕"/>
+                <w:color w:val="333333"/>
+                <w:sz w:val="18"/>
+                <w:szCs w:val="18"/>
+              </w:rPr>
+            </w:pPr>
           </w:p>
         </w:tc>
       </w:tr>
@@ -7235,6 +7813,7 @@
           <w:bCs/>
           <w:sz w:val="22"/>
         </w:rPr>
+        <w:lastRenderedPageBreak/>
         <w:t xml:space="preserve">1. </w:t>
       </w:r>
       <w:r>
@@ -7294,9 +7873,8 @@
           <w:sz w:val="40"/>
           <w:szCs w:val="40"/>
         </w:rPr>
-        <w:lastRenderedPageBreak/>
         <w:drawing>
-          <wp:inline distT="0" distB="0" distL="0" distR="0" wp14:anchorId="37BA31E0" wp14:editId="0A1C7DD8">
+          <wp:inline distT="0" distB="0" distL="0" distR="0" wp14:anchorId="37BA31E0" wp14:editId="7FFB58B0">
             <wp:extent cx="5695036" cy="1732240"/>
             <wp:effectExtent l="0" t="0" r="1270" b="1905"/>
             <wp:docPr id="7" name="그림 7"/>
@@ -9068,7 +9646,7 @@
 </file>
 
 <file path=word/endnotes.xml><?xml version="1.0" encoding="utf-8"?>
-<w:endnotes xmlns:wpc="http://schemas.microsoft.com/office/word/2010/wordprocessingCanvas" xmlns:cx="http://schemas.microsoft.com/office/drawing/2014/chartex" xmlns:cx1="http://schemas.microsoft.com/office/drawing/2015/9/8/chartex" xmlns:cx2="http://schemas.microsoft.com/office/drawing/2015/10/21/chartex" xmlns:cx3="http://schemas.microsoft.com/office/drawing/2016/5/9/chartex" xmlns:cx4="http://schemas.microsoft.com/office/drawing/2016/5/10/chartex" xmlns:cx5="http://schemas.microsoft.com/office/drawing/2016/5/11/chartex" xmlns:cx6="http://schemas.microsoft.com/office/drawing/2016/5/12/chartex" xmlns:cx7="http://schemas.microsoft.com/office/drawing/2016/5/13/chartex" xmlns:cx8="http://schemas.microsoft.com/office/drawing/2016/5/14/chartex" xmlns:mc="http://schemas.openxmlformats.org/markup-compatibility/2006" xmlns:aink="http://schemas.microsoft.com/office/drawing/2016/ink" xmlns:am3d="http://schemas.microsoft.com/office/drawing/2017/model3d" xmlns:o="urn:schemas-microsoft-com:office:office" xmlns:r="http://schemas.openxmlformats.org/officeDocument/2006/relationships" xmlns:m="http://schemas.openxmlformats.org/officeDocument/2006/math" xmlns:v="urn:schemas-microsoft-com:vml" xmlns:wp14="http://schemas.microsoft.com/office/word/2010/wordprocessingDrawing" xmlns:wp="http://schemas.openxmlformats.org/drawingml/2006/wordprocessingDrawing" xmlns:w10="urn:schemas-microsoft-com:office:word" xmlns:w="http://schemas.openxmlformats.org/wordprocessingml/2006/main" xmlns:w14="http://schemas.microsoft.com/office/word/2010/wordml" xmlns:w15="http://schemas.microsoft.com/office/word/2012/wordml" xmlns:w16cex="http://schemas.microsoft.com/office/word/2018/wordml/cex" xmlns:w16cid="http://schemas.microsoft.com/office/word/2016/wordml/cid" xmlns:w16="http://schemas.microsoft.com/office/word/2018/wordml" xmlns:w16sdtdh="http://schemas.microsoft.com/office/word/2020/wordml/sdtdatahash" xmlns:w16se="http://schemas.microsoft.com/office/word/2015/wordml/symex" xmlns:wpg="http://schemas.microsoft.com/office/word/2010/wordprocessingGroup" xmlns:wpi="http://schemas.microsoft.com/office/word/2010/wordprocessingInk" xmlns:wne="http://schemas.microsoft.com/office/word/2006/wordml" xmlns:wps="http://schemas.microsoft.com/office/word/2010/wordprocessingShape" mc:Ignorable="w14 w15 w16se w16cid w16 w16cex w16sdtdh wp14">
+<w:endnotes xmlns:wpc="http://schemas.microsoft.com/office/word/2010/wordprocessingCanvas" xmlns:cx="http://schemas.microsoft.com/office/drawing/2014/chartex" xmlns:cx1="http://schemas.microsoft.com/office/drawing/2015/9/8/chartex" xmlns:cx2="http://schemas.microsoft.com/office/drawing/2015/10/21/chartex" xmlns:cx3="http://schemas.microsoft.com/office/drawing/2016/5/9/chartex" xmlns:cx4="http://schemas.microsoft.com/office/drawing/2016/5/10/chartex" xmlns:cx5="http://schemas.microsoft.com/office/drawing/2016/5/11/chartex" xmlns:cx6="http://schemas.microsoft.com/office/drawing/2016/5/12/chartex" xmlns:cx7="http://schemas.microsoft.com/office/drawing/2016/5/13/chartex" xmlns:cx8="http://schemas.microsoft.com/office/drawing/2016/5/14/chartex" xmlns:mc="http://schemas.openxmlformats.org/markup-compatibility/2006" xmlns:aink="http://schemas.microsoft.com/office/drawing/2016/ink" xmlns:am3d="http://schemas.microsoft.com/office/drawing/2017/model3d" xmlns:o="urn:schemas-microsoft-com:office:office" xmlns:oel="http://schemas.microsoft.com/office/2019/extlst" xmlns:r="http://schemas.openxmlformats.org/officeDocument/2006/relationships" xmlns:m="http://schemas.openxmlformats.org/officeDocument/2006/math" xmlns:v="urn:schemas-microsoft-com:vml" xmlns:wp14="http://schemas.microsoft.com/office/word/2010/wordprocessingDrawing" xmlns:wp="http://schemas.openxmlformats.org/drawingml/2006/wordprocessingDrawing" xmlns:w10="urn:schemas-microsoft-com:office:word" xmlns:w="http://schemas.openxmlformats.org/wordprocessingml/2006/main" xmlns:w14="http://schemas.microsoft.com/office/word/2010/wordml" xmlns:w15="http://schemas.microsoft.com/office/word/2012/wordml" xmlns:w16cex="http://schemas.microsoft.com/office/word/2018/wordml/cex" xmlns:w16cid="http://schemas.microsoft.com/office/word/2016/wordml/cid" xmlns:w16="http://schemas.microsoft.com/office/word/2018/wordml" xmlns:w16du="http://schemas.microsoft.com/office/word/2023/wordml/word16du" xmlns:w16sdtdh="http://schemas.microsoft.com/office/word/2020/wordml/sdtdatahash" xmlns:w16sdtfl="http://schemas.microsoft.com/office/word/2024/wordml/sdtformatlock" xmlns:w16se="http://schemas.microsoft.com/office/word/2015/wordml/symex" xmlns:wpg="http://schemas.microsoft.com/office/word/2010/wordprocessingGroup" xmlns:wpi="http://schemas.microsoft.com/office/word/2010/wordprocessingInk" xmlns:wne="http://schemas.microsoft.com/office/word/2006/wordml" xmlns:wps="http://schemas.microsoft.com/office/word/2010/wordprocessingShape" mc:Ignorable="w14 w15 w16se w16cid w16 w16cex w16sdtdh w16sdtfl w16du wp14">
   <w:endnote w:type="separator" w:id="-1">
     <w:p>
       <w:pPr>
@@ -9093,7 +9671,7 @@
 </file>
 
 <file path=word/footnotes.xml><?xml version="1.0" encoding="utf-8"?>
-<w:footnotes xmlns:wpc="http://schemas.microsoft.com/office/word/2010/wordprocessingCanvas" xmlns:cx="http://schemas.microsoft.com/office/drawing/2014/chartex" xmlns:cx1="http://schemas.microsoft.com/office/drawing/2015/9/8/chartex" xmlns:cx2="http://schemas.microsoft.com/office/drawing/2015/10/21/chartex" xmlns:cx3="http://schemas.microsoft.com/office/drawing/2016/5/9/chartex" xmlns:cx4="http://schemas.microsoft.com/office/drawing/2016/5/10/chartex" xmlns:cx5="http://schemas.microsoft.com/office/drawing/2016/5/11/chartex" xmlns:cx6="http://schemas.microsoft.com/office/drawing/2016/5/12/chartex" xmlns:cx7="http://schemas.microsoft.com/office/drawing/2016/5/13/chartex" xmlns:cx8="http://schemas.microsoft.com/office/drawing/2016/5/14/chartex" xmlns:mc="http://schemas.openxmlformats.org/markup-compatibility/2006" xmlns:aink="http://schemas.microsoft.com/office/drawing/2016/ink" xmlns:am3d="http://schemas.microsoft.com/office/drawing/2017/model3d" xmlns:o="urn:schemas-microsoft-com:office:office" xmlns:r="http://schemas.openxmlformats.org/officeDocument/2006/relationships" xmlns:m="http://schemas.openxmlformats.org/officeDocument/2006/math" xmlns:v="urn:schemas-microsoft-com:vml" xmlns:wp14="http://schemas.microsoft.com/office/word/2010/wordprocessingDrawing" xmlns:wp="http://schemas.openxmlformats.org/drawingml/2006/wordprocessingDrawing" xmlns:w10="urn:schemas-microsoft-com:office:word" xmlns:w="http://schemas.openxmlformats.org/wordprocessingml/2006/main" xmlns:w14="http://schemas.microsoft.com/office/word/2010/wordml" xmlns:w15="http://schemas.microsoft.com/office/word/2012/wordml" xmlns:w16cex="http://schemas.microsoft.com/office/word/2018/wordml/cex" xmlns:w16cid="http://schemas.microsoft.com/office/word/2016/wordml/cid" xmlns:w16="http://schemas.microsoft.com/office/word/2018/wordml" xmlns:w16sdtdh="http://schemas.microsoft.com/office/word/2020/wordml/sdtdatahash" xmlns:w16se="http://schemas.microsoft.com/office/word/2015/wordml/symex" xmlns:wpg="http://schemas.microsoft.com/office/word/2010/wordprocessingGroup" xmlns:wpi="http://schemas.microsoft.com/office/word/2010/wordprocessingInk" xmlns:wne="http://schemas.microsoft.com/office/word/2006/wordml" xmlns:wps="http://schemas.microsoft.com/office/word/2010/wordprocessingShape" mc:Ignorable="w14 w15 w16se w16cid w16 w16cex w16sdtdh wp14">
+<w:footnotes xmlns:wpc="http://schemas.microsoft.com/office/word/2010/wordprocessingCanvas" xmlns:cx="http://schemas.microsoft.com/office/drawing/2014/chartex" xmlns:cx1="http://schemas.microsoft.com/office/drawing/2015/9/8/chartex" xmlns:cx2="http://schemas.microsoft.com/office/drawing/2015/10/21/chartex" xmlns:cx3="http://schemas.microsoft.com/office/drawing/2016/5/9/chartex" xmlns:cx4="http://schemas.microsoft.com/office/drawing/2016/5/10/chartex" xmlns:cx5="http://schemas.microsoft.com/office/drawing/2016/5/11/chartex" xmlns:cx6="http://schemas.microsoft.com/office/drawing/2016/5/12/chartex" xmlns:cx7="http://schemas.microsoft.com/office/drawing/2016/5/13/chartex" xmlns:cx8="http://schemas.microsoft.com/office/drawing/2016/5/14/chartex" xmlns:mc="http://schemas.openxmlformats.org/markup-compatibility/2006" xmlns:aink="http://schemas.microsoft.com/office/drawing/2016/ink" xmlns:am3d="http://schemas.microsoft.com/office/drawing/2017/model3d" xmlns:o="urn:schemas-microsoft-com:office:office" xmlns:oel="http://schemas.microsoft.com/office/2019/extlst" xmlns:r="http://schemas.openxmlformats.org/officeDocument/2006/relationships" xmlns:m="http://schemas.openxmlformats.org/officeDocument/2006/math" xmlns:v="urn:schemas-microsoft-com:vml" xmlns:wp14="http://schemas.microsoft.com/office/word/2010/wordprocessingDrawing" xmlns:wp="http://schemas.openxmlformats.org/drawingml/2006/wordprocessingDrawing" xmlns:w10="urn:schemas-microsoft-com:office:word" xmlns:w="http://schemas.openxmlformats.org/wordprocessingml/2006/main" xmlns:w14="http://schemas.microsoft.com/office/word/2010/wordml" xmlns:w15="http://schemas.microsoft.com/office/word/2012/wordml" xmlns:w16cex="http://schemas.microsoft.com/office/word/2018/wordml/cex" xmlns:w16cid="http://schemas.microsoft.com/office/word/2016/wordml/cid" xmlns:w16="http://schemas.microsoft.com/office/word/2018/wordml" xmlns:w16du="http://schemas.microsoft.com/office/word/2023/wordml/word16du" xmlns:w16sdtdh="http://schemas.microsoft.com/office/word/2020/wordml/sdtdatahash" xmlns:w16sdtfl="http://schemas.microsoft.com/office/word/2024/wordml/sdtformatlock" xmlns:w16se="http://schemas.microsoft.com/office/word/2015/wordml/symex" xmlns:wpg="http://schemas.microsoft.com/office/word/2010/wordprocessingGroup" xmlns:wpi="http://schemas.microsoft.com/office/word/2010/wordprocessingInk" xmlns:wne="http://schemas.microsoft.com/office/word/2006/wordml" xmlns:wps="http://schemas.microsoft.com/office/word/2010/wordprocessingShape" mc:Ignorable="w14 w15 w16se w16cid w16 w16cex w16sdtdh w16sdtfl w16du wp14">
   <w:footnote w:type="separator" w:id="-1">
     <w:p>
       <w:pPr>
@@ -9118,7 +9696,7 @@
 </file>
 
 <file path=word/numbering.xml><?xml version="1.0" encoding="utf-8"?>
-<w:numbering xmlns:wpc="http://schemas.microsoft.com/office/word/2010/wordprocessingCanvas" xmlns:cx="http://schemas.microsoft.com/office/drawing/2014/chartex" xmlns:cx1="http://schemas.microsoft.com/office/drawing/2015/9/8/chartex" xmlns:cx2="http://schemas.microsoft.com/office/drawing/2015/10/21/chartex" xmlns:cx3="http://schemas.microsoft.com/office/drawing/2016/5/9/chartex" xmlns:cx4="http://schemas.microsoft.com/office/drawing/2016/5/10/chartex" xmlns:cx5="http://schemas.microsoft.com/office/drawing/2016/5/11/chartex" xmlns:cx6="http://schemas.microsoft.com/office/drawing/2016/5/12/chartex" xmlns:cx7="http://schemas.microsoft.com/office/drawing/2016/5/13/chartex" xmlns:cx8="http://schemas.microsoft.com/office/drawing/2016/5/14/chartex" xmlns:mc="http://schemas.openxmlformats.org/markup-compatibility/2006" xmlns:aink="http://schemas.microsoft.com/office/drawing/2016/ink" xmlns:am3d="http://schemas.microsoft.com/office/drawing/2017/model3d" xmlns:o="urn:schemas-microsoft-com:office:office" xmlns:r="http://schemas.openxmlformats.org/officeDocument/2006/relationships" xmlns:m="http://schemas.openxmlformats.org/officeDocument/2006/math" xmlns:v="urn:schemas-microsoft-com:vml" xmlns:wp14="http://schemas.microsoft.com/office/word/2010/wordprocessingDrawing" xmlns:wp="http://schemas.openxmlformats.org/drawingml/2006/wordprocessingDrawing" xmlns:w10="urn:schemas-microsoft-com:office:word" xmlns:w="http://schemas.openxmlformats.org/wordprocessingml/2006/main" xmlns:w14="http://schemas.microsoft.com/office/word/2010/wordml" xmlns:w15="http://schemas.microsoft.com/office/word/2012/wordml" xmlns:w16cex="http://schemas.microsoft.com/office/word/2018/wordml/cex" xmlns:w16cid="http://schemas.microsoft.com/office/word/2016/wordml/cid" xmlns:w16="http://schemas.microsoft.com/office/word/2018/wordml" xmlns:w16sdtdh="http://schemas.microsoft.com/office/word/2020/wordml/sdtdatahash" xmlns:w16se="http://schemas.microsoft.com/office/word/2015/wordml/symex" xmlns:wpg="http://schemas.microsoft.com/office/word/2010/wordprocessingGroup" xmlns:wpi="http://schemas.microsoft.com/office/word/2010/wordprocessingInk" xmlns:wne="http://schemas.microsoft.com/office/word/2006/wordml" xmlns:wps="http://schemas.microsoft.com/office/word/2010/wordprocessingShape" mc:Ignorable="w14 w15 w16se w16cid w16 w16cex w16sdtdh wp14">
+<w:numbering xmlns:wpc="http://schemas.microsoft.com/office/word/2010/wordprocessingCanvas" xmlns:cx="http://schemas.microsoft.com/office/drawing/2014/chartex" xmlns:cx1="http://schemas.microsoft.com/office/drawing/2015/9/8/chartex" xmlns:cx2="http://schemas.microsoft.com/office/drawing/2015/10/21/chartex" xmlns:cx3="http://schemas.microsoft.com/office/drawing/2016/5/9/chartex" xmlns:cx4="http://schemas.microsoft.com/office/drawing/2016/5/10/chartex" xmlns:cx5="http://schemas.microsoft.com/office/drawing/2016/5/11/chartex" xmlns:cx6="http://schemas.microsoft.com/office/drawing/2016/5/12/chartex" xmlns:cx7="http://schemas.microsoft.com/office/drawing/2016/5/13/chartex" xmlns:cx8="http://schemas.microsoft.com/office/drawing/2016/5/14/chartex" xmlns:mc="http://schemas.openxmlformats.org/markup-compatibility/2006" xmlns:aink="http://schemas.microsoft.com/office/drawing/2016/ink" xmlns:am3d="http://schemas.microsoft.com/office/drawing/2017/model3d" xmlns:o="urn:schemas-microsoft-com:office:office" xmlns:oel="http://schemas.microsoft.com/office/2019/extlst" xmlns:r="http://schemas.openxmlformats.org/officeDocument/2006/relationships" xmlns:m="http://schemas.openxmlformats.org/officeDocument/2006/math" xmlns:v="urn:schemas-microsoft-com:vml" xmlns:wp14="http://schemas.microsoft.com/office/word/2010/wordprocessingDrawing" xmlns:wp="http://schemas.openxmlformats.org/drawingml/2006/wordprocessingDrawing" xmlns:w10="urn:schemas-microsoft-com:office:word" xmlns:w="http://schemas.openxmlformats.org/wordprocessingml/2006/main" xmlns:w14="http://schemas.microsoft.com/office/word/2010/wordml" xmlns:w15="http://schemas.microsoft.com/office/word/2012/wordml" xmlns:w16cex="http://schemas.microsoft.com/office/word/2018/wordml/cex" xmlns:w16cid="http://schemas.microsoft.com/office/word/2016/wordml/cid" xmlns:w16="http://schemas.microsoft.com/office/word/2018/wordml" xmlns:w16du="http://schemas.microsoft.com/office/word/2023/wordml/word16du" xmlns:w16sdtdh="http://schemas.microsoft.com/office/word/2020/wordml/sdtdatahash" xmlns:w16sdtfl="http://schemas.microsoft.com/office/word/2024/wordml/sdtformatlock" xmlns:w16se="http://schemas.microsoft.com/office/word/2015/wordml/symex" xmlns:wpg="http://schemas.microsoft.com/office/word/2010/wordprocessingGroup" xmlns:wpi="http://schemas.microsoft.com/office/word/2010/wordprocessingInk" xmlns:wne="http://schemas.microsoft.com/office/word/2006/wordml" xmlns:wps="http://schemas.microsoft.com/office/word/2010/wordprocessingShape" mc:Ignorable="w14 w15 w16se w16cid w16 w16cex w16sdtdh w16sdtfl w16du wp14">
   <w:abstractNum w:abstractNumId="0" w15:restartNumberingAfterBreak="0">
     <w:nsid w:val="05AA7FCB"/>
     <w:multiLevelType w:val="hybridMultilevel"/>
@@ -10244,6 +10822,118 @@
     </w:lvl>
   </w:abstractNum>
   <w:abstractNum w:abstractNumId="10" w15:restartNumberingAfterBreak="0">
+    <w:nsid w:val="2B6509C7"/>
+    <w:multiLevelType w:val="hybridMultilevel"/>
+    <w:tmpl w:val="E2CA0506"/>
+    <w:lvl w:ilvl="0" w:tplc="8854A442">
+      <w:numFmt w:val="bullet"/>
+      <w:lvlText w:val="-"/>
+      <w:lvlJc w:val="left"/>
+      <w:pPr>
+        <w:ind w:left="1160" w:hanging="360"/>
+      </w:pPr>
+      <w:rPr>
+        <w:rFonts w:ascii="맑은 고딕" w:eastAsia="맑은 고딕" w:hAnsi="맑은 고딕" w:cs="AppleSDGothicNeo-Regular" w:hint="eastAsia"/>
+      </w:rPr>
+    </w:lvl>
+    <w:lvl w:ilvl="1" w:tplc="04090003" w:tentative="1">
+      <w:start w:val="1"/>
+      <w:numFmt w:val="bullet"/>
+      <w:lvlText w:val=""/>
+      <w:lvlJc w:val="left"/>
+      <w:pPr>
+        <w:ind w:left="1680" w:hanging="440"/>
+      </w:pPr>
+      <w:rPr>
+        <w:rFonts w:ascii="Wingdings" w:hAnsi="Wingdings" w:hint="default"/>
+      </w:rPr>
+    </w:lvl>
+    <w:lvl w:ilvl="2" w:tplc="04090005" w:tentative="1">
+      <w:start w:val="1"/>
+      <w:numFmt w:val="bullet"/>
+      <w:lvlText w:val=""/>
+      <w:lvlJc w:val="left"/>
+      <w:pPr>
+        <w:ind w:left="2120" w:hanging="440"/>
+      </w:pPr>
+      <w:rPr>
+        <w:rFonts w:ascii="Wingdings" w:hAnsi="Wingdings" w:hint="default"/>
+      </w:rPr>
+    </w:lvl>
+    <w:lvl w:ilvl="3" w:tplc="04090001" w:tentative="1">
+      <w:start w:val="1"/>
+      <w:numFmt w:val="bullet"/>
+      <w:lvlText w:val=""/>
+      <w:lvlJc w:val="left"/>
+      <w:pPr>
+        <w:ind w:left="2560" w:hanging="440"/>
+      </w:pPr>
+      <w:rPr>
+        <w:rFonts w:ascii="Wingdings" w:hAnsi="Wingdings" w:hint="default"/>
+      </w:rPr>
+    </w:lvl>
+    <w:lvl w:ilvl="4" w:tplc="04090003" w:tentative="1">
+      <w:start w:val="1"/>
+      <w:numFmt w:val="bullet"/>
+      <w:lvlText w:val=""/>
+      <w:lvlJc w:val="left"/>
+      <w:pPr>
+        <w:ind w:left="3000" w:hanging="440"/>
+      </w:pPr>
+      <w:rPr>
+        <w:rFonts w:ascii="Wingdings" w:hAnsi="Wingdings" w:hint="default"/>
+      </w:rPr>
+    </w:lvl>
+    <w:lvl w:ilvl="5" w:tplc="04090005" w:tentative="1">
+      <w:start w:val="1"/>
+      <w:numFmt w:val="bullet"/>
+      <w:lvlText w:val=""/>
+      <w:lvlJc w:val="left"/>
+      <w:pPr>
+        <w:ind w:left="3440" w:hanging="440"/>
+      </w:pPr>
+      <w:rPr>
+        <w:rFonts w:ascii="Wingdings" w:hAnsi="Wingdings" w:hint="default"/>
+      </w:rPr>
+    </w:lvl>
+    <w:lvl w:ilvl="6" w:tplc="04090001" w:tentative="1">
+      <w:start w:val="1"/>
+      <w:numFmt w:val="bullet"/>
+      <w:lvlText w:val=""/>
+      <w:lvlJc w:val="left"/>
+      <w:pPr>
+        <w:ind w:left="3880" w:hanging="440"/>
+      </w:pPr>
+      <w:rPr>
+        <w:rFonts w:ascii="Wingdings" w:hAnsi="Wingdings" w:hint="default"/>
+      </w:rPr>
+    </w:lvl>
+    <w:lvl w:ilvl="7" w:tplc="04090003" w:tentative="1">
+      <w:start w:val="1"/>
+      <w:numFmt w:val="bullet"/>
+      <w:lvlText w:val=""/>
+      <w:lvlJc w:val="left"/>
+      <w:pPr>
+        <w:ind w:left="4320" w:hanging="440"/>
+      </w:pPr>
+      <w:rPr>
+        <w:rFonts w:ascii="Wingdings" w:hAnsi="Wingdings" w:hint="default"/>
+      </w:rPr>
+    </w:lvl>
+    <w:lvl w:ilvl="8" w:tplc="04090005" w:tentative="1">
+      <w:start w:val="1"/>
+      <w:numFmt w:val="bullet"/>
+      <w:lvlText w:val=""/>
+      <w:lvlJc w:val="left"/>
+      <w:pPr>
+        <w:ind w:left="4760" w:hanging="440"/>
+      </w:pPr>
+      <w:rPr>
+        <w:rFonts w:ascii="Wingdings" w:hAnsi="Wingdings" w:hint="default"/>
+      </w:rPr>
+    </w:lvl>
+  </w:abstractNum>
+  <w:abstractNum w:abstractNumId="11" w15:restartNumberingAfterBreak="0">
     <w:nsid w:val="2DB828B8"/>
     <w:multiLevelType w:val="multilevel"/>
     <w:tmpl w:val="1252348E"/>
@@ -10361,7 +11051,7 @@
       </w:rPr>
     </w:lvl>
   </w:abstractNum>
-  <w:abstractNum w:abstractNumId="11" w15:restartNumberingAfterBreak="0">
+  <w:abstractNum w:abstractNumId="12" w15:restartNumberingAfterBreak="0">
     <w:nsid w:val="2FC674A1"/>
     <w:multiLevelType w:val="multilevel"/>
     <w:tmpl w:val="4DB80942"/>
@@ -10470,7 +11160,7 @@
       </w:rPr>
     </w:lvl>
   </w:abstractNum>
-  <w:abstractNum w:abstractNumId="12" w15:restartNumberingAfterBreak="0">
+  <w:abstractNum w:abstractNumId="13" w15:restartNumberingAfterBreak="0">
     <w:nsid w:val="33661122"/>
     <w:multiLevelType w:val="hybridMultilevel"/>
     <w:tmpl w:val="07A463E6"/>
@@ -10582,7 +11272,7 @@
       </w:rPr>
     </w:lvl>
   </w:abstractNum>
-  <w:abstractNum w:abstractNumId="13" w15:restartNumberingAfterBreak="0">
+  <w:abstractNum w:abstractNumId="14" w15:restartNumberingAfterBreak="0">
     <w:nsid w:val="340E40DC"/>
     <w:multiLevelType w:val="multilevel"/>
     <w:tmpl w:val="D5549BC0"/>
@@ -10699,7 +11389,7 @@
       </w:rPr>
     </w:lvl>
   </w:abstractNum>
-  <w:abstractNum w:abstractNumId="14" w15:restartNumberingAfterBreak="0">
+  <w:abstractNum w:abstractNumId="15" w15:restartNumberingAfterBreak="0">
     <w:nsid w:val="3A9241BD"/>
     <w:multiLevelType w:val="hybridMultilevel"/>
     <w:tmpl w:val="50183232"/>
@@ -10796,7 +11486,7 @@
       </w:pPr>
     </w:lvl>
   </w:abstractNum>
-  <w:abstractNum w:abstractNumId="15" w15:restartNumberingAfterBreak="0">
+  <w:abstractNum w:abstractNumId="16" w15:restartNumberingAfterBreak="0">
     <w:nsid w:val="3C71779E"/>
     <w:multiLevelType w:val="hybridMultilevel"/>
     <w:tmpl w:val="B9C69834"/>
@@ -10893,7 +11583,7 @@
       </w:pPr>
     </w:lvl>
   </w:abstractNum>
-  <w:abstractNum w:abstractNumId="16" w15:restartNumberingAfterBreak="0">
+  <w:abstractNum w:abstractNumId="17" w15:restartNumberingAfterBreak="0">
     <w:nsid w:val="3E045A01"/>
     <w:multiLevelType w:val="hybridMultilevel"/>
     <w:tmpl w:val="71F88FB6"/>
@@ -11006,7 +11696,7 @@
       </w:rPr>
     </w:lvl>
   </w:abstractNum>
-  <w:abstractNum w:abstractNumId="17" w15:restartNumberingAfterBreak="0">
+  <w:abstractNum w:abstractNumId="18" w15:restartNumberingAfterBreak="0">
     <w:nsid w:val="3F1968E2"/>
     <w:multiLevelType w:val="multilevel"/>
     <w:tmpl w:val="4DB80942"/>
@@ -11115,7 +11805,7 @@
       </w:rPr>
     </w:lvl>
   </w:abstractNum>
-  <w:abstractNum w:abstractNumId="18" w15:restartNumberingAfterBreak="0">
+  <w:abstractNum w:abstractNumId="19" w15:restartNumberingAfterBreak="0">
     <w:nsid w:val="3FBE2C0D"/>
     <w:multiLevelType w:val="multilevel"/>
     <w:tmpl w:val="2BA49286"/>
@@ -11231,7 +11921,7 @@
       </w:rPr>
     </w:lvl>
   </w:abstractNum>
-  <w:abstractNum w:abstractNumId="19" w15:restartNumberingAfterBreak="0">
+  <w:abstractNum w:abstractNumId="20" w15:restartNumberingAfterBreak="0">
     <w:nsid w:val="44390632"/>
     <w:multiLevelType w:val="hybridMultilevel"/>
     <w:tmpl w:val="09D240D0"/>
@@ -11344,7 +12034,7 @@
       </w:rPr>
     </w:lvl>
   </w:abstractNum>
-  <w:abstractNum w:abstractNumId="20" w15:restartNumberingAfterBreak="0">
+  <w:abstractNum w:abstractNumId="21" w15:restartNumberingAfterBreak="0">
     <w:nsid w:val="4B9C7770"/>
     <w:multiLevelType w:val="multilevel"/>
     <w:tmpl w:val="2CF069B6"/>
@@ -11460,7 +12150,7 @@
       </w:rPr>
     </w:lvl>
   </w:abstractNum>
-  <w:abstractNum w:abstractNumId="21" w15:restartNumberingAfterBreak="0">
+  <w:abstractNum w:abstractNumId="22" w15:restartNumberingAfterBreak="0">
     <w:nsid w:val="4E4D2A58"/>
     <w:multiLevelType w:val="hybridMultilevel"/>
     <w:tmpl w:val="80664BD6"/>
@@ -11575,7 +12265,7 @@
       </w:rPr>
     </w:lvl>
   </w:abstractNum>
-  <w:abstractNum w:abstractNumId="22" w15:restartNumberingAfterBreak="0">
+  <w:abstractNum w:abstractNumId="23" w15:restartNumberingAfterBreak="0">
     <w:nsid w:val="58796398"/>
     <w:multiLevelType w:val="multilevel"/>
     <w:tmpl w:val="4DB80942"/>
@@ -11684,7 +12374,7 @@
       </w:rPr>
     </w:lvl>
   </w:abstractNum>
-  <w:abstractNum w:abstractNumId="23" w15:restartNumberingAfterBreak="0">
+  <w:abstractNum w:abstractNumId="24" w15:restartNumberingAfterBreak="0">
     <w:nsid w:val="59234D6F"/>
     <w:multiLevelType w:val="hybridMultilevel"/>
     <w:tmpl w:val="C352AD48"/>
@@ -11797,7 +12487,119 @@
       </w:rPr>
     </w:lvl>
   </w:abstractNum>
-  <w:abstractNum w:abstractNumId="24" w15:restartNumberingAfterBreak="0">
+  <w:abstractNum w:abstractNumId="25" w15:restartNumberingAfterBreak="0">
+    <w:nsid w:val="5DA54F23"/>
+    <w:multiLevelType w:val="hybridMultilevel"/>
+    <w:tmpl w:val="E9B66B90"/>
+    <w:lvl w:ilvl="0" w:tplc="B0960062">
+      <w:numFmt w:val="bullet"/>
+      <w:lvlText w:val="-"/>
+      <w:lvlJc w:val="left"/>
+      <w:pPr>
+        <w:ind w:left="800" w:hanging="360"/>
+      </w:pPr>
+      <w:rPr>
+        <w:rFonts w:ascii="맑은 고딕" w:eastAsia="맑은 고딕" w:hAnsi="맑은 고딕" w:cs="AppleSDGothicNeo-Regular" w:hint="eastAsia"/>
+      </w:rPr>
+    </w:lvl>
+    <w:lvl w:ilvl="1" w:tplc="04090003" w:tentative="1">
+      <w:start w:val="1"/>
+      <w:numFmt w:val="bullet"/>
+      <w:lvlText w:val=""/>
+      <w:lvlJc w:val="left"/>
+      <w:pPr>
+        <w:ind w:left="1320" w:hanging="440"/>
+      </w:pPr>
+      <w:rPr>
+        <w:rFonts w:ascii="Wingdings" w:hAnsi="Wingdings" w:hint="default"/>
+      </w:rPr>
+    </w:lvl>
+    <w:lvl w:ilvl="2" w:tplc="04090005" w:tentative="1">
+      <w:start w:val="1"/>
+      <w:numFmt w:val="bullet"/>
+      <w:lvlText w:val=""/>
+      <w:lvlJc w:val="left"/>
+      <w:pPr>
+        <w:ind w:left="1760" w:hanging="440"/>
+      </w:pPr>
+      <w:rPr>
+        <w:rFonts w:ascii="Wingdings" w:hAnsi="Wingdings" w:hint="default"/>
+      </w:rPr>
+    </w:lvl>
+    <w:lvl w:ilvl="3" w:tplc="04090001" w:tentative="1">
+      <w:start w:val="1"/>
+      <w:numFmt w:val="bullet"/>
+      <w:lvlText w:val=""/>
+      <w:lvlJc w:val="left"/>
+      <w:pPr>
+        <w:ind w:left="2200" w:hanging="440"/>
+      </w:pPr>
+      <w:rPr>
+        <w:rFonts w:ascii="Wingdings" w:hAnsi="Wingdings" w:hint="default"/>
+      </w:rPr>
+    </w:lvl>
+    <w:lvl w:ilvl="4" w:tplc="04090003" w:tentative="1">
+      <w:start w:val="1"/>
+      <w:numFmt w:val="bullet"/>
+      <w:lvlText w:val=""/>
+      <w:lvlJc w:val="left"/>
+      <w:pPr>
+        <w:ind w:left="2640" w:hanging="440"/>
+      </w:pPr>
+      <w:rPr>
+        <w:rFonts w:ascii="Wingdings" w:hAnsi="Wingdings" w:hint="default"/>
+      </w:rPr>
+    </w:lvl>
+    <w:lvl w:ilvl="5" w:tplc="04090005" w:tentative="1">
+      <w:start w:val="1"/>
+      <w:numFmt w:val="bullet"/>
+      <w:lvlText w:val=""/>
+      <w:lvlJc w:val="left"/>
+      <w:pPr>
+        <w:ind w:left="3080" w:hanging="440"/>
+      </w:pPr>
+      <w:rPr>
+        <w:rFonts w:ascii="Wingdings" w:hAnsi="Wingdings" w:hint="default"/>
+      </w:rPr>
+    </w:lvl>
+    <w:lvl w:ilvl="6" w:tplc="04090001" w:tentative="1">
+      <w:start w:val="1"/>
+      <w:numFmt w:val="bullet"/>
+      <w:lvlText w:val=""/>
+      <w:lvlJc w:val="left"/>
+      <w:pPr>
+        <w:ind w:left="3520" w:hanging="440"/>
+      </w:pPr>
+      <w:rPr>
+        <w:rFonts w:ascii="Wingdings" w:hAnsi="Wingdings" w:hint="default"/>
+      </w:rPr>
+    </w:lvl>
+    <w:lvl w:ilvl="7" w:tplc="04090003" w:tentative="1">
+      <w:start w:val="1"/>
+      <w:numFmt w:val="bullet"/>
+      <w:lvlText w:val=""/>
+      <w:lvlJc w:val="left"/>
+      <w:pPr>
+        <w:ind w:left="3960" w:hanging="440"/>
+      </w:pPr>
+      <w:rPr>
+        <w:rFonts w:ascii="Wingdings" w:hAnsi="Wingdings" w:hint="default"/>
+      </w:rPr>
+    </w:lvl>
+    <w:lvl w:ilvl="8" w:tplc="04090005" w:tentative="1">
+      <w:start w:val="1"/>
+      <w:numFmt w:val="bullet"/>
+      <w:lvlText w:val=""/>
+      <w:lvlJc w:val="left"/>
+      <w:pPr>
+        <w:ind w:left="4400" w:hanging="440"/>
+      </w:pPr>
+      <w:rPr>
+        <w:rFonts w:ascii="Wingdings" w:hAnsi="Wingdings" w:hint="default"/>
+      </w:rPr>
+    </w:lvl>
+  </w:abstractNum>
+  <w:abstractNum w:abstractNumId="26" w15:restartNumberingAfterBreak="0">
     <w:nsid w:val="5DC21AF2"/>
     <w:multiLevelType w:val="hybridMultilevel"/>
     <w:tmpl w:val="70305AD2"/>
@@ -11909,7 +12711,7 @@
       </w:rPr>
     </w:lvl>
   </w:abstractNum>
-  <w:abstractNum w:abstractNumId="25" w15:restartNumberingAfterBreak="0">
+  <w:abstractNum w:abstractNumId="27" w15:restartNumberingAfterBreak="0">
     <w:nsid w:val="61C76344"/>
     <w:multiLevelType w:val="multilevel"/>
     <w:tmpl w:val="D5549BC0"/>
@@ -12026,7 +12828,7 @@
       </w:rPr>
     </w:lvl>
   </w:abstractNum>
-  <w:abstractNum w:abstractNumId="26" w15:restartNumberingAfterBreak="0">
+  <w:abstractNum w:abstractNumId="28" w15:restartNumberingAfterBreak="0">
     <w:nsid w:val="61E55005"/>
     <w:multiLevelType w:val="multilevel"/>
     <w:tmpl w:val="1E7E2386"/>
@@ -12139,7 +12941,7 @@
       </w:rPr>
     </w:lvl>
   </w:abstractNum>
-  <w:abstractNum w:abstractNumId="27" w15:restartNumberingAfterBreak="0">
+  <w:abstractNum w:abstractNumId="29" w15:restartNumberingAfterBreak="0">
     <w:nsid w:val="625D4F27"/>
     <w:multiLevelType w:val="hybridMultilevel"/>
     <w:tmpl w:val="B53C6BA8"/>
@@ -12225,7 +13027,7 @@
       </w:pPr>
     </w:lvl>
   </w:abstractNum>
-  <w:abstractNum w:abstractNumId="28" w15:restartNumberingAfterBreak="0">
+  <w:abstractNum w:abstractNumId="30" w15:restartNumberingAfterBreak="0">
     <w:nsid w:val="67870355"/>
     <w:multiLevelType w:val="hybridMultilevel"/>
     <w:tmpl w:val="F68E3CC6"/>
@@ -12338,7 +13140,7 @@
       </w:rPr>
     </w:lvl>
   </w:abstractNum>
-  <w:abstractNum w:abstractNumId="29" w15:restartNumberingAfterBreak="0">
+  <w:abstractNum w:abstractNumId="31" w15:restartNumberingAfterBreak="0">
     <w:nsid w:val="6825164A"/>
     <w:multiLevelType w:val="hybridMultilevel"/>
     <w:tmpl w:val="A73C30C2"/>
@@ -12424,7 +13226,7 @@
       </w:pPr>
     </w:lvl>
   </w:abstractNum>
-  <w:abstractNum w:abstractNumId="30" w15:restartNumberingAfterBreak="0">
+  <w:abstractNum w:abstractNumId="32" w15:restartNumberingAfterBreak="0">
     <w:nsid w:val="69C16319"/>
     <w:multiLevelType w:val="multilevel"/>
     <w:tmpl w:val="0136CD5A"/>
@@ -12541,7 +13343,7 @@
       </w:rPr>
     </w:lvl>
   </w:abstractNum>
-  <w:abstractNum w:abstractNumId="31" w15:restartNumberingAfterBreak="0">
+  <w:abstractNum w:abstractNumId="33" w15:restartNumberingAfterBreak="0">
     <w:nsid w:val="69D43D54"/>
     <w:multiLevelType w:val="multilevel"/>
     <w:tmpl w:val="64E4FE10"/>
@@ -12658,7 +13460,7 @@
       </w:rPr>
     </w:lvl>
   </w:abstractNum>
-  <w:abstractNum w:abstractNumId="32" w15:restartNumberingAfterBreak="0">
+  <w:abstractNum w:abstractNumId="34" w15:restartNumberingAfterBreak="0">
     <w:nsid w:val="6AA05667"/>
     <w:multiLevelType w:val="hybridMultilevel"/>
     <w:tmpl w:val="099280B6"/>
@@ -12771,7 +13573,7 @@
       </w:rPr>
     </w:lvl>
   </w:abstractNum>
-  <w:abstractNum w:abstractNumId="33" w15:restartNumberingAfterBreak="0">
+  <w:abstractNum w:abstractNumId="35" w15:restartNumberingAfterBreak="0">
     <w:nsid w:val="7008356A"/>
     <w:multiLevelType w:val="hybridMultilevel"/>
     <w:tmpl w:val="A91E4D3A"/>
@@ -12882,7 +13684,7 @@
       </w:rPr>
     </w:lvl>
   </w:abstractNum>
-  <w:abstractNum w:abstractNumId="34" w15:restartNumberingAfterBreak="0">
+  <w:abstractNum w:abstractNumId="36" w15:restartNumberingAfterBreak="0">
     <w:nsid w:val="74216B65"/>
     <w:multiLevelType w:val="multilevel"/>
     <w:tmpl w:val="0136CD5A"/>
@@ -12999,7 +13801,7 @@
       </w:rPr>
     </w:lvl>
   </w:abstractNum>
-  <w:abstractNum w:abstractNumId="35" w15:restartNumberingAfterBreak="0">
+  <w:abstractNum w:abstractNumId="37" w15:restartNumberingAfterBreak="0">
     <w:nsid w:val="771A6181"/>
     <w:multiLevelType w:val="multilevel"/>
     <w:tmpl w:val="82E27C7C"/>
@@ -13116,7 +13918,7 @@
       </w:rPr>
     </w:lvl>
   </w:abstractNum>
-  <w:abstractNum w:abstractNumId="36" w15:restartNumberingAfterBreak="0">
+  <w:abstractNum w:abstractNumId="38" w15:restartNumberingAfterBreak="0">
     <w:nsid w:val="786A5699"/>
     <w:multiLevelType w:val="multilevel"/>
     <w:tmpl w:val="6014393E"/>
@@ -13228,7 +14030,7 @@
       </w:rPr>
     </w:lvl>
   </w:abstractNum>
-  <w:abstractNum w:abstractNumId="37" w15:restartNumberingAfterBreak="0">
+  <w:abstractNum w:abstractNumId="39" w15:restartNumberingAfterBreak="0">
     <w:nsid w:val="7A0A1D8D"/>
     <w:multiLevelType w:val="multilevel"/>
     <w:tmpl w:val="4DB80942"/>
@@ -13337,126 +14139,132 @@
       </w:rPr>
     </w:lvl>
   </w:abstractNum>
-  <w:num w:numId="1">
+  <w:num w:numId="1" w16cid:durableId="1948466878">
+    <w:abstractNumId w:val="21"/>
+  </w:num>
+  <w:num w:numId="2" w16cid:durableId="474840670">
+    <w:abstractNumId w:val="15"/>
+  </w:num>
+  <w:num w:numId="3" w16cid:durableId="1685284202">
+    <w:abstractNumId w:val="6"/>
+  </w:num>
+  <w:num w:numId="4" w16cid:durableId="1547645028">
+    <w:abstractNumId w:val="34"/>
+  </w:num>
+  <w:num w:numId="5" w16cid:durableId="1143277298">
+    <w:abstractNumId w:val="17"/>
+  </w:num>
+  <w:num w:numId="6" w16cid:durableId="855652099">
+    <w:abstractNumId w:val="16"/>
+  </w:num>
+  <w:num w:numId="7" w16cid:durableId="726220717">
     <w:abstractNumId w:val="20"/>
   </w:num>
-  <w:num w:numId="2">
+  <w:num w:numId="8" w16cid:durableId="1998339959">
+    <w:abstractNumId w:val="35"/>
+  </w:num>
+  <w:num w:numId="9" w16cid:durableId="1088429263">
+    <w:abstractNumId w:val="7"/>
+  </w:num>
+  <w:num w:numId="10" w16cid:durableId="1665470655">
+    <w:abstractNumId w:val="9"/>
+  </w:num>
+  <w:num w:numId="11" w16cid:durableId="1185289411">
+    <w:abstractNumId w:val="28"/>
+  </w:num>
+  <w:num w:numId="12" w16cid:durableId="1679428180">
+    <w:abstractNumId w:val="31"/>
+  </w:num>
+  <w:num w:numId="13" w16cid:durableId="39019042">
+    <w:abstractNumId w:val="29"/>
+  </w:num>
+  <w:num w:numId="14" w16cid:durableId="576020927">
+    <w:abstractNumId w:val="5"/>
+  </w:num>
+  <w:num w:numId="15" w16cid:durableId="1449467479">
+    <w:abstractNumId w:val="38"/>
+  </w:num>
+  <w:num w:numId="16" w16cid:durableId="2005627803">
+    <w:abstractNumId w:val="24"/>
+  </w:num>
+  <w:num w:numId="17" w16cid:durableId="258955464">
+    <w:abstractNumId w:val="12"/>
+  </w:num>
+  <w:num w:numId="18" w16cid:durableId="702362027">
+    <w:abstractNumId w:val="18"/>
+  </w:num>
+  <w:num w:numId="19" w16cid:durableId="1236016914">
+    <w:abstractNumId w:val="39"/>
+  </w:num>
+  <w:num w:numId="20" w16cid:durableId="581178149">
+    <w:abstractNumId w:val="23"/>
+  </w:num>
+  <w:num w:numId="21" w16cid:durableId="124008445">
+    <w:abstractNumId w:val="2"/>
+  </w:num>
+  <w:num w:numId="22" w16cid:durableId="1472164191">
+    <w:abstractNumId w:val="8"/>
+  </w:num>
+  <w:num w:numId="23" w16cid:durableId="667516336">
+    <w:abstractNumId w:val="19"/>
+  </w:num>
+  <w:num w:numId="24" w16cid:durableId="365259463">
+    <w:abstractNumId w:val="11"/>
+  </w:num>
+  <w:num w:numId="25" w16cid:durableId="1368992787">
+    <w:abstractNumId w:val="33"/>
+  </w:num>
+  <w:num w:numId="26" w16cid:durableId="1012220257">
+    <w:abstractNumId w:val="32"/>
+  </w:num>
+  <w:num w:numId="27" w16cid:durableId="1384788661">
+    <w:abstractNumId w:val="3"/>
+  </w:num>
+  <w:num w:numId="28" w16cid:durableId="2141875055">
+    <w:abstractNumId w:val="36"/>
+  </w:num>
+  <w:num w:numId="29" w16cid:durableId="431900390">
+    <w:abstractNumId w:val="27"/>
+  </w:num>
+  <w:num w:numId="30" w16cid:durableId="2131589261">
     <w:abstractNumId w:val="14"/>
   </w:num>
-  <w:num w:numId="3">
-    <w:abstractNumId w:val="6"/>
-  </w:num>
-  <w:num w:numId="4">
-    <w:abstractNumId w:val="32"/>
-  </w:num>
-  <w:num w:numId="5">
-    <w:abstractNumId w:val="16"/>
-  </w:num>
-  <w:num w:numId="6">
-    <w:abstractNumId w:val="15"/>
-  </w:num>
-  <w:num w:numId="7">
-    <w:abstractNumId w:val="19"/>
-  </w:num>
-  <w:num w:numId="8">
-    <w:abstractNumId w:val="33"/>
-  </w:num>
-  <w:num w:numId="9">
-    <w:abstractNumId w:val="7"/>
-  </w:num>
-  <w:num w:numId="10">
-    <w:abstractNumId w:val="9"/>
-  </w:num>
-  <w:num w:numId="11">
+  <w:num w:numId="31" w16cid:durableId="294261722">
     <w:abstractNumId w:val="26"/>
   </w:num>
-  <w:num w:numId="12">
-    <w:abstractNumId w:val="29"/>
+  <w:num w:numId="32" w16cid:durableId="1331643646">
+    <w:abstractNumId w:val="22"/>
   </w:num>
-  <w:num w:numId="13">
-    <w:abstractNumId w:val="27"/>
+  <w:num w:numId="33" w16cid:durableId="1354455107">
+    <w:abstractNumId w:val="0"/>
   </w:num>
-  <w:num w:numId="14">
-    <w:abstractNumId w:val="5"/>
+  <w:num w:numId="34" w16cid:durableId="912861151">
+    <w:abstractNumId w:val="4"/>
   </w:num>
-  <w:num w:numId="15">
-    <w:abstractNumId w:val="36"/>
+  <w:num w:numId="35" w16cid:durableId="850990433">
+    <w:abstractNumId w:val="13"/>
   </w:num>
-  <w:num w:numId="16">
-    <w:abstractNumId w:val="23"/>
-  </w:num>
-  <w:num w:numId="17">
-    <w:abstractNumId w:val="11"/>
-  </w:num>
-  <w:num w:numId="18">
-    <w:abstractNumId w:val="17"/>
-  </w:num>
-  <w:num w:numId="19">
+  <w:num w:numId="36" w16cid:durableId="472060554">
     <w:abstractNumId w:val="37"/>
   </w:num>
-  <w:num w:numId="20">
-    <w:abstractNumId w:val="22"/>
+  <w:num w:numId="37" w16cid:durableId="1574925776">
+    <w:abstractNumId w:val="1"/>
   </w:num>
-  <w:num w:numId="21">
-    <w:abstractNumId w:val="2"/>
-  </w:num>
-  <w:num w:numId="22">
-    <w:abstractNumId w:val="8"/>
-  </w:num>
-  <w:num w:numId="23">
-    <w:abstractNumId w:val="18"/>
-  </w:num>
-  <w:num w:numId="24">
-    <w:abstractNumId w:val="10"/>
-  </w:num>
-  <w:num w:numId="25">
-    <w:abstractNumId w:val="31"/>
-  </w:num>
-  <w:num w:numId="26">
+  <w:num w:numId="38" w16cid:durableId="495149204">
     <w:abstractNumId w:val="30"/>
   </w:num>
-  <w:num w:numId="27">
-    <w:abstractNumId w:val="3"/>
-  </w:num>
-  <w:num w:numId="28">
-    <w:abstractNumId w:val="34"/>
-  </w:num>
-  <w:num w:numId="29">
+  <w:num w:numId="39" w16cid:durableId="1945115214">
     <w:abstractNumId w:val="25"/>
   </w:num>
-  <w:num w:numId="30">
-    <w:abstractNumId w:val="13"/>
-  </w:num>
-  <w:num w:numId="31">
-    <w:abstractNumId w:val="24"/>
-  </w:num>
-  <w:num w:numId="32">
-    <w:abstractNumId w:val="21"/>
-  </w:num>
-  <w:num w:numId="33">
-    <w:abstractNumId w:val="0"/>
-  </w:num>
-  <w:num w:numId="34">
-    <w:abstractNumId w:val="4"/>
-  </w:num>
-  <w:num w:numId="35">
-    <w:abstractNumId w:val="12"/>
-  </w:num>
-  <w:num w:numId="36">
-    <w:abstractNumId w:val="35"/>
-  </w:num>
-  <w:num w:numId="37">
-    <w:abstractNumId w:val="1"/>
-  </w:num>
-  <w:num w:numId="38">
-    <w:abstractNumId w:val="28"/>
+  <w:num w:numId="40" w16cid:durableId="973024226">
+    <w:abstractNumId w:val="10"/>
   </w:num>
   <w:numIdMacAtCleanup w:val="11"/>
 </w:numbering>
 </file>
 
 <file path=word/styles.xml><?xml version="1.0" encoding="utf-8"?>
-<w:styles xmlns:mc="http://schemas.openxmlformats.org/markup-compatibility/2006" xmlns:r="http://schemas.openxmlformats.org/officeDocument/2006/relationships" xmlns:w="http://schemas.openxmlformats.org/wordprocessingml/2006/main" xmlns:w14="http://schemas.microsoft.com/office/word/2010/wordml" xmlns:w15="http://schemas.microsoft.com/office/word/2012/wordml" xmlns:w16cex="http://schemas.microsoft.com/office/word/2018/wordml/cex" xmlns:w16cid="http://schemas.microsoft.com/office/word/2016/wordml/cid" xmlns:w16="http://schemas.microsoft.com/office/word/2018/wordml" xmlns:w16sdtdh="http://schemas.microsoft.com/office/word/2020/wordml/sdtdatahash" xmlns:w16se="http://schemas.microsoft.com/office/word/2015/wordml/symex" mc:Ignorable="w14 w15 w16se w16cid w16 w16cex w16sdtdh">
+<w:styles xmlns:mc="http://schemas.openxmlformats.org/markup-compatibility/2006" xmlns:r="http://schemas.openxmlformats.org/officeDocument/2006/relationships" xmlns:w="http://schemas.openxmlformats.org/wordprocessingml/2006/main" xmlns:w14="http://schemas.microsoft.com/office/word/2010/wordml" xmlns:w15="http://schemas.microsoft.com/office/word/2012/wordml" xmlns:w16cex="http://schemas.microsoft.com/office/word/2018/wordml/cex" xmlns:w16cid="http://schemas.microsoft.com/office/word/2016/wordml/cid" xmlns:w16="http://schemas.microsoft.com/office/word/2018/wordml" xmlns:w16du="http://schemas.microsoft.com/office/word/2023/wordml/word16du" xmlns:w16sdtdh="http://schemas.microsoft.com/office/word/2020/wordml/sdtdatahash" xmlns:w16sdtfl="http://schemas.microsoft.com/office/word/2024/wordml/sdtformatlock" xmlns:w16se="http://schemas.microsoft.com/office/word/2015/wordml/symex" mc:Ignorable="w14 w15 w16se w16cid w16 w16cex w16sdtdh w16sdtfl w16du">
   <w:docDefaults>
     <w:rPrDefault>
       <w:rPr>
@@ -14415,10 +15223,6 @@
 </file>
 
 <file path=customXml/item1.xml><?xml version="1.0" encoding="utf-8"?>
-<b:Sources xmlns:b="http://schemas.openxmlformats.org/officeDocument/2006/bibliography" xmlns="http://schemas.openxmlformats.org/officeDocument/2006/bibliography" SelectedStyle="\APASixthEditionOfficeOnline.xsl" StyleName="APA" Version="6"/>
-</file>
-
-<file path=customXml/item2.xml><?xml version="1.0" encoding="utf-8"?>
 <ct:contentTypeSchema xmlns:ct="http://schemas.microsoft.com/office/2006/metadata/contentType" xmlns:ma="http://schemas.microsoft.com/office/2006/metadata/properties/metaAttributes" ct:_="" ma:_="" ma:contentTypeName="Document" ma:contentTypeID="0x010100F013B4BD8A056C4790386A6040E7CFD1" ma:contentTypeVersion="15" ma:contentTypeDescription="Create a new document." ma:contentTypeScope="" ma:versionID="8a45206c59e5d22a870d8ebc96b36625">
   <xsd:schema xmlns:xsd="http://www.w3.org/2001/XMLSchema" xmlns:xs="http://www.w3.org/2001/XMLSchema" xmlns:p="http://schemas.microsoft.com/office/2006/metadata/properties" xmlns:ns2="8ac307eb-12d9-434d-8280-a47ce07b356d" xmlns:ns3="8f805e87-c28d-4de3-9cfd-97861b2d07b7" targetNamespace="http://schemas.microsoft.com/office/2006/metadata/properties" ma:root="true" ma:fieldsID="80c78afa7fe026f4f36a4c1521804eab" ns2:_="" ns3:_="">
     <xsd:import namespace="8ac307eb-12d9-434d-8280-a47ce07b356d"/>
@@ -14653,16 +15457,11 @@
 </ct:contentTypeSchema>
 </file>
 
-<file path=customXml/item3.xml><?xml version="1.0" encoding="utf-8"?>
-<?mso-contentType ?>
-<FormTemplates xmlns="http://schemas.microsoft.com/sharepoint/v3/contenttype/forms">
-  <Display>DocumentLibraryForm</Display>
-  <Edit>DocumentLibraryForm</Edit>
-  <New>DocumentLibraryForm</New>
-</FormTemplates>
+<file path=customXml/item2.xml><?xml version="1.0" encoding="utf-8"?>
+<b:Sources xmlns:b="http://schemas.openxmlformats.org/officeDocument/2006/bibliography" xmlns="http://schemas.openxmlformats.org/officeDocument/2006/bibliography" SelectedStyle="\APASixthEditionOfficeOnline.xsl" StyleName="APA" Version="6"/>
 </file>
 
-<file path=customXml/item4.xml><?xml version="1.0" encoding="utf-8"?>
+<file path=customXml/item3.xml><?xml version="1.0" encoding="utf-8"?>
 <p:properties xmlns:p="http://schemas.microsoft.com/office/2006/metadata/properties" xmlns:xsi="http://www.w3.org/2001/XMLSchema-instance" xmlns:pc="http://schemas.microsoft.com/office/infopath/2007/PartnerControls">
   <documentManagement>
     <TaxCatchAll xmlns="8f805e87-c28d-4de3-9cfd-97861b2d07b7" xsi:nil="true"/>
@@ -14674,15 +15473,16 @@
 </p:properties>
 </file>
 
-<file path=customXml/itemProps1.xml><?xml version="1.0" encoding="utf-8"?>
-<ds:datastoreItem xmlns:ds="http://schemas.openxmlformats.org/officeDocument/2006/customXml" ds:itemID="{DBA50451-FB17-4AFF-ACEF-D3036A315410}">
-  <ds:schemaRefs>
-    <ds:schemaRef ds:uri="http://schemas.openxmlformats.org/officeDocument/2006/bibliography"/>
-  </ds:schemaRefs>
-</ds:datastoreItem>
+<file path=customXml/item4.xml><?xml version="1.0" encoding="utf-8"?>
+<?mso-contentType ?>
+<FormTemplates xmlns="http://schemas.microsoft.com/sharepoint/v3/contenttype/forms">
+  <Display>DocumentLibraryForm</Display>
+  <Edit>DocumentLibraryForm</Edit>
+  <New>DocumentLibraryForm</New>
+</FormTemplates>
 </file>
 
-<file path=customXml/itemProps2.xml><?xml version="1.0" encoding="utf-8"?>
+<file path=customXml/itemProps1.xml><?xml version="1.0" encoding="utf-8"?>
 <ds:datastoreItem xmlns:ds="http://schemas.openxmlformats.org/officeDocument/2006/customXml" ds:itemID="{8925F1DA-F05B-4DE0-8924-F74DE99990F6}">
   <ds:schemaRefs>
     <ds:schemaRef ds:uri="http://schemas.microsoft.com/office/2006/metadata/contentType"/>
@@ -14701,15 +15501,15 @@
 </ds:datastoreItem>
 </file>
 
-<file path=customXml/itemProps3.xml><?xml version="1.0" encoding="utf-8"?>
-<ds:datastoreItem xmlns:ds="http://schemas.openxmlformats.org/officeDocument/2006/customXml" ds:itemID="{76BDC03C-BB59-450B-A5F4-477303CA8210}">
+<file path=customXml/itemProps2.xml><?xml version="1.0" encoding="utf-8"?>
+<ds:datastoreItem xmlns:ds="http://schemas.openxmlformats.org/officeDocument/2006/customXml" ds:itemID="{DBA50451-FB17-4AFF-ACEF-D3036A315410}">
   <ds:schemaRefs>
-    <ds:schemaRef ds:uri="http://schemas.microsoft.com/sharepoint/v3/contenttype/forms"/>
+    <ds:schemaRef ds:uri="http://schemas.openxmlformats.org/officeDocument/2006/bibliography"/>
   </ds:schemaRefs>
 </ds:datastoreItem>
 </file>
 
-<file path=customXml/itemProps4.xml><?xml version="1.0" encoding="utf-8"?>
+<file path=customXml/itemProps3.xml><?xml version="1.0" encoding="utf-8"?>
 <ds:datastoreItem xmlns:ds="http://schemas.openxmlformats.org/officeDocument/2006/customXml" ds:itemID="{714B3644-6C03-46E6-999C-8786D19B5D73}">
   <ds:schemaRefs>
     <ds:schemaRef ds:uri="http://schemas.microsoft.com/office/2006/metadata/properties"/>
@@ -14718,4 +15518,12 @@
     <ds:schemaRef ds:uri="8ac307eb-12d9-434d-8280-a47ce07b356d"/>
   </ds:schemaRefs>
 </ds:datastoreItem>
+</file>
+
+<file path=customXml/itemProps4.xml><?xml version="1.0" encoding="utf-8"?>
+<ds:datastoreItem xmlns:ds="http://schemas.openxmlformats.org/officeDocument/2006/customXml" ds:itemID="{76BDC03C-BB59-450B-A5F4-477303CA8210}">
+  <ds:schemaRefs>
+    <ds:schemaRef ds:uri="http://schemas.microsoft.com/sharepoint/v3/contenttype/forms"/>
+  </ds:schemaRefs>
+</ds:datastoreItem>
 </file>
--- a/jumanchu/planning/광주1반_6조_주만추.docx
+++ b/jumanchu/planning/광주1반_6조_주만추.docx
@@ -1,6 +1,6 @@
 
 <file path=word/document.xml><?xml version="1.0" encoding="utf-8"?>
-<w:document xmlns:wpc="http://schemas.microsoft.com/office/word/2010/wordprocessingCanvas" xmlns:cx="http://schemas.microsoft.com/office/drawing/2014/chartex" xmlns:cx1="http://schemas.microsoft.com/office/drawing/2015/9/8/chartex" xmlns:cx2="http://schemas.microsoft.com/office/drawing/2015/10/21/chartex" xmlns:cx3="http://schemas.microsoft.com/office/drawing/2016/5/9/chartex" xmlns:cx4="http://schemas.microsoft.com/office/drawing/2016/5/10/chartex" xmlns:cx5="http://schemas.microsoft.com/office/drawing/2016/5/11/chartex" xmlns:cx6="http://schemas.microsoft.com/office/drawing/2016/5/12/chartex" xmlns:cx7="http://schemas.microsoft.com/office/drawing/2016/5/13/chartex" xmlns:cx8="http://schemas.microsoft.com/office/drawing/2016/5/14/chartex" xmlns:mc="http://schemas.openxmlformats.org/markup-compatibility/2006" xmlns:aink="http://schemas.microsoft.com/office/drawing/2016/ink" xmlns:am3d="http://schemas.microsoft.com/office/drawing/2017/model3d" xmlns:o="urn:schemas-microsoft-com:office:office" xmlns:oel="http://schemas.microsoft.com/office/2019/extlst" xmlns:r="http://schemas.openxmlformats.org/officeDocument/2006/relationships" xmlns:m="http://schemas.openxmlformats.org/officeDocument/2006/math" xmlns:v="urn:schemas-microsoft-com:vml" xmlns:wp14="http://schemas.microsoft.com/office/word/2010/wordprocessingDrawing" xmlns:wp="http://schemas.openxmlformats.org/drawingml/2006/wordprocessingDrawing" xmlns:w10="urn:schemas-microsoft-com:office:word" xmlns:w="http://schemas.openxmlformats.org/wordprocessingml/2006/main" xmlns:w14="http://schemas.microsoft.com/office/word/2010/wordml" xmlns:w15="http://schemas.microsoft.com/office/word/2012/wordml" xmlns:w16cex="http://schemas.microsoft.com/office/word/2018/wordml/cex" xmlns:w16cid="http://schemas.microsoft.com/office/word/2016/wordml/cid" xmlns:w16="http://schemas.microsoft.com/office/word/2018/wordml" xmlns:w16du="http://schemas.microsoft.com/office/word/2023/wordml/word16du" xmlns:w16sdtdh="http://schemas.microsoft.com/office/word/2020/wordml/sdtdatahash" xmlns:w16sdtfl="http://schemas.microsoft.com/office/word/2024/wordml/sdtformatlock" xmlns:w16se="http://schemas.microsoft.com/office/word/2015/wordml/symex" xmlns:wpg="http://schemas.microsoft.com/office/word/2010/wordprocessingGroup" xmlns:wpi="http://schemas.microsoft.com/office/word/2010/wordprocessingInk" xmlns:wne="http://schemas.microsoft.com/office/word/2006/wordml" xmlns:wps="http://schemas.microsoft.com/office/word/2010/wordprocessingShape" mc:Ignorable="w14 w15 w16se w16cid w16 w16cex w16sdtdh w16sdtfl w16du wp14">
+<w:document xmlns:wpc="http://schemas.microsoft.com/office/word/2010/wordprocessingCanvas" xmlns:cx="http://schemas.microsoft.com/office/drawing/2014/chartex" xmlns:cx1="http://schemas.microsoft.com/office/drawing/2015/9/8/chartex" xmlns:cx2="http://schemas.microsoft.com/office/drawing/2015/10/21/chartex" xmlns:cx3="http://schemas.microsoft.com/office/drawing/2016/5/9/chartex" xmlns:cx4="http://schemas.microsoft.com/office/drawing/2016/5/10/chartex" xmlns:cx5="http://schemas.microsoft.com/office/drawing/2016/5/11/chartex" xmlns:cx6="http://schemas.microsoft.com/office/drawing/2016/5/12/chartex" xmlns:cx7="http://schemas.microsoft.com/office/drawing/2016/5/13/chartex" xmlns:cx8="http://schemas.microsoft.com/office/drawing/2016/5/14/chartex" xmlns:mc="http://schemas.openxmlformats.org/markup-compatibility/2006" xmlns:aink="http://schemas.microsoft.com/office/drawing/2016/ink" xmlns:am3d="http://schemas.microsoft.com/office/drawing/2017/model3d" xmlns:o="urn:schemas-microsoft-com:office:office" xmlns:r="http://schemas.openxmlformats.org/officeDocument/2006/relationships" xmlns:m="http://schemas.openxmlformats.org/officeDocument/2006/math" xmlns:v="urn:schemas-microsoft-com:vml" xmlns:wp14="http://schemas.microsoft.com/office/word/2010/wordprocessingDrawing" xmlns:wp="http://schemas.openxmlformats.org/drawingml/2006/wordprocessingDrawing" xmlns:w10="urn:schemas-microsoft-com:office:word" xmlns:w="http://schemas.openxmlformats.org/wordprocessingml/2006/main" xmlns:w14="http://schemas.microsoft.com/office/word/2010/wordml" xmlns:w15="http://schemas.microsoft.com/office/word/2012/wordml" xmlns:w16cex="http://schemas.microsoft.com/office/word/2018/wordml/cex" xmlns:w16cid="http://schemas.microsoft.com/office/word/2016/wordml/cid" xmlns:w16="http://schemas.microsoft.com/office/word/2018/wordml" xmlns:w16sdtdh="http://schemas.microsoft.com/office/word/2020/wordml/sdtdatahash" xmlns:w16se="http://schemas.microsoft.com/office/word/2015/wordml/symex" xmlns:wpg="http://schemas.microsoft.com/office/word/2010/wordprocessingGroup" xmlns:wpi="http://schemas.microsoft.com/office/word/2010/wordprocessingInk" xmlns:wne="http://schemas.microsoft.com/office/word/2006/wordml" xmlns:wps="http://schemas.microsoft.com/office/word/2010/wordprocessingShape" mc:Ignorable="w14 w15 w16se w16cid w16 w16cex w16sdtdh wp14">
   <w:body>
     <w:p>
       <w:pPr>
@@ -761,7 +761,6 @@
               </w:rPr>
               <w:t xml:space="preserve"> </w:t>
             </w:r>
-            <w:proofErr w:type="gramStart"/>
             <w:r>
               <w:rPr>
                 <w:rFonts w:hint="eastAsia"/>
@@ -773,164 +772,87 @@
               <w:rPr>
                 <w:szCs w:val="20"/>
               </w:rPr>
-              <w:t>/</w:t>
-            </w:r>
-            <w:proofErr w:type="gramEnd"/>
-            <w:r>
-              <w:rPr>
+              <w:t xml:space="preserve">/ </w:t>
+            </w:r>
+            <w:r>
+              <w:rPr>
+                <w:rFonts w:hint="eastAsia"/>
+                <w:szCs w:val="20"/>
+              </w:rPr>
+              <w:t xml:space="preserve">게시글 </w:t>
+            </w:r>
+            <w:r>
+              <w:rPr>
+                <w:szCs w:val="20"/>
+              </w:rPr>
+              <w:t>/ 프로</w:t>
+            </w:r>
+            <w:r>
+              <w:rPr>
+                <w:rFonts w:hint="eastAsia"/>
+                <w:szCs w:val="20"/>
+              </w:rPr>
+              <w:t xml:space="preserve">필 / </w:t>
+            </w:r>
+            <w:r>
+              <w:rPr>
+                <w:rFonts w:hint="eastAsia"/>
+                <w:szCs w:val="20"/>
+              </w:rPr>
+              <w:t>주식</w:t>
+            </w:r>
+            <w:r>
+              <w:rPr>
+                <w:rFonts w:hint="eastAsia"/>
+                <w:szCs w:val="20"/>
+              </w:rPr>
+              <w:t xml:space="preserve"> 목록 / </w:t>
+            </w:r>
+            <w:r>
+              <w:rPr>
+                <w:rFonts w:hint="eastAsia"/>
+                <w:szCs w:val="20"/>
+              </w:rPr>
+              <w:t xml:space="preserve">종목 상세 페이지 </w:t>
+            </w:r>
+            <w:r>
+              <w:rPr>
+                <w:szCs w:val="20"/>
+              </w:rPr>
+              <w:t xml:space="preserve">/ </w:t>
+            </w:r>
+            <w:r>
+              <w:rPr>
+                <w:rFonts w:hint="eastAsia"/>
+                <w:szCs w:val="20"/>
+              </w:rPr>
+              <w:t>일기장</w:t>
+            </w:r>
+            <w:r>
+              <w:rPr>
+                <w:rFonts w:hint="eastAsia"/>
                 <w:szCs w:val="20"/>
               </w:rPr>
               <w:t xml:space="preserve"> </w:t>
             </w:r>
-            <w:proofErr w:type="gramStart"/>
+            <w:r>
+              <w:rPr>
+                <w:szCs w:val="20"/>
+              </w:rPr>
+              <w:t xml:space="preserve">/ </w:t>
+            </w:r>
             <w:r>
               <w:rPr>
                 <w:rFonts w:hint="eastAsia"/>
                 <w:szCs w:val="20"/>
               </w:rPr>
-              <w:t xml:space="preserve">게시글 </w:t>
-            </w:r>
-            <w:r>
-              <w:rPr>
-                <w:szCs w:val="20"/>
-              </w:rPr>
-              <w:t>/</w:t>
-            </w:r>
-            <w:proofErr w:type="gramEnd"/>
-            <w:r>
-              <w:rPr>
-                <w:szCs w:val="20"/>
-              </w:rPr>
-              <w:t xml:space="preserve"> </w:t>
-            </w:r>
-            <w:proofErr w:type="gramStart"/>
-            <w:r>
-              <w:rPr>
-                <w:szCs w:val="20"/>
-              </w:rPr>
-              <w:t>프로</w:t>
-            </w:r>
-            <w:r>
-              <w:rPr>
-                <w:rFonts w:hint="eastAsia"/>
-                <w:szCs w:val="20"/>
-              </w:rPr>
-              <w:t>필 /</w:t>
-            </w:r>
-            <w:proofErr w:type="gramEnd"/>
-            <w:r>
-              <w:rPr>
-                <w:rFonts w:hint="eastAsia"/>
-                <w:szCs w:val="20"/>
-              </w:rPr>
-              <w:t xml:space="preserve"> </w:t>
-            </w:r>
-            <w:r>
-              <w:rPr>
-                <w:rFonts w:hint="eastAsia"/>
-                <w:szCs w:val="20"/>
-              </w:rPr>
-              <w:t>주식</w:t>
-            </w:r>
-            <w:r>
-              <w:rPr>
-                <w:rFonts w:hint="eastAsia"/>
-                <w:szCs w:val="20"/>
-              </w:rPr>
-              <w:t xml:space="preserve"> </w:t>
-            </w:r>
-            <w:proofErr w:type="gramStart"/>
-            <w:r>
-              <w:rPr>
-                <w:rFonts w:hint="eastAsia"/>
-                <w:szCs w:val="20"/>
-              </w:rPr>
-              <w:t>목록 /</w:t>
-            </w:r>
-            <w:proofErr w:type="gramEnd"/>
-            <w:r>
-              <w:rPr>
-                <w:rFonts w:hint="eastAsia"/>
-                <w:szCs w:val="20"/>
-              </w:rPr>
-              <w:t xml:space="preserve"> </w:t>
-            </w:r>
-            <w:r>
-              <w:rPr>
-                <w:rFonts w:hint="eastAsia"/>
-                <w:szCs w:val="20"/>
-              </w:rPr>
-              <w:t xml:space="preserve">종목 상세 </w:t>
-            </w:r>
-            <w:proofErr w:type="gramStart"/>
-            <w:r>
-              <w:rPr>
-                <w:rFonts w:hint="eastAsia"/>
-                <w:szCs w:val="20"/>
-              </w:rPr>
-              <w:t xml:space="preserve">페이지 </w:t>
-            </w:r>
-            <w:r>
-              <w:rPr>
-                <w:szCs w:val="20"/>
-              </w:rPr>
-              <w:t>/</w:t>
-            </w:r>
-            <w:proofErr w:type="gramEnd"/>
-            <w:r>
-              <w:rPr>
-                <w:szCs w:val="20"/>
-              </w:rPr>
-              <w:t xml:space="preserve"> </w:t>
-            </w:r>
-            <w:proofErr w:type="gramStart"/>
-            <w:r>
-              <w:rPr>
-                <w:rFonts w:hint="eastAsia"/>
-                <w:szCs w:val="20"/>
-              </w:rPr>
-              <w:t>일기장</w:t>
-            </w:r>
-            <w:r>
-              <w:rPr>
-                <w:rFonts w:hint="eastAsia"/>
-                <w:szCs w:val="20"/>
-              </w:rPr>
-              <w:t xml:space="preserve"> </w:t>
-            </w:r>
-            <w:r>
-              <w:rPr>
-                <w:szCs w:val="20"/>
-              </w:rPr>
-              <w:t>/</w:t>
-            </w:r>
-            <w:proofErr w:type="gramEnd"/>
-            <w:r>
-              <w:rPr>
-                <w:szCs w:val="20"/>
-              </w:rPr>
-              <w:t xml:space="preserve"> </w:t>
-            </w:r>
-            <w:proofErr w:type="gramStart"/>
-            <w:r>
-              <w:rPr>
-                <w:rFonts w:hint="eastAsia"/>
-                <w:szCs w:val="20"/>
-              </w:rPr>
               <w:t xml:space="preserve">뉴스 </w:t>
             </w:r>
             <w:r>
               <w:rPr>
                 <w:szCs w:val="20"/>
               </w:rPr>
-              <w:t>/</w:t>
-            </w:r>
-            <w:proofErr w:type="gramEnd"/>
-            <w:r>
-              <w:rPr>
-                <w:szCs w:val="20"/>
-              </w:rPr>
-              <w:t xml:space="preserve"> </w:t>
+              <w:t xml:space="preserve">/ </w:t>
             </w:r>
             <w:r>
               <w:rPr>
@@ -1684,7 +1606,7 @@
               <w:adjustRightInd w:val="0"/>
               <w:ind w:leftChars="0"/>
               <w:rPr>
-                <w:rFonts w:eastAsiaTheme="minorHAnsi" w:cs="AppleSDGothicNeo-Regular" w:hint="eastAsia"/>
+                <w:rFonts w:eastAsiaTheme="minorHAnsi" w:cs="AppleSDGothicNeo-Regular"/>
                 <w:color w:val="333333"/>
                 <w:kern w:val="0"/>
                 <w:szCs w:val="20"/>
@@ -2820,7 +2742,7 @@
               <w:adjustRightInd w:val="0"/>
               <w:jc w:val="center"/>
               <w:rPr>
-                <w:rFonts w:eastAsiaTheme="minorHAnsi" w:cs="AppleSDGothicNeo-Regular" w:hint="eastAsia"/>
+                <w:rFonts w:eastAsiaTheme="minorHAnsi" w:cs="AppleSDGothicNeo-Regular"/>
                 <w:color w:val="333333"/>
                 <w:kern w:val="0"/>
                 <w:szCs w:val="20"/>
@@ -2851,7 +2773,7 @@
               <w:adjustRightInd w:val="0"/>
               <w:jc w:val="center"/>
               <w:rPr>
-                <w:rFonts w:eastAsiaTheme="minorHAnsi" w:cs="AppleSDGothicNeo-Regular" w:hint="eastAsia"/>
+                <w:rFonts w:eastAsiaTheme="minorHAnsi" w:cs="AppleSDGothicNeo-Regular"/>
                 <w:color w:val="333333"/>
                 <w:kern w:val="0"/>
                 <w:szCs w:val="20"/>
@@ -2893,7 +2815,7 @@
               <w:adjustRightInd w:val="0"/>
               <w:jc w:val="center"/>
               <w:rPr>
-                <w:rFonts w:eastAsiaTheme="minorHAnsi" w:cs="AppleSDGothicNeo-Regular" w:hint="eastAsia"/>
+                <w:rFonts w:eastAsiaTheme="minorHAnsi" w:cs="AppleSDGothicNeo-Regular"/>
                 <w:color w:val="333333"/>
                 <w:kern w:val="0"/>
                 <w:szCs w:val="20"/>
@@ -2935,7 +2857,7 @@
               <w:adjustRightInd w:val="0"/>
               <w:jc w:val="center"/>
               <w:rPr>
-                <w:rFonts w:eastAsiaTheme="minorHAnsi" w:cs="AppleSDGothicNeo-Regular" w:hint="eastAsia"/>
+                <w:rFonts w:eastAsiaTheme="minorHAnsi" w:cs="AppleSDGothicNeo-Regular"/>
                 <w:color w:val="333333"/>
                 <w:kern w:val="0"/>
                 <w:szCs w:val="20"/>
@@ -2971,7 +2893,7 @@
               <w:adjustRightInd w:val="0"/>
               <w:jc w:val="center"/>
               <w:rPr>
-                <w:rFonts w:eastAsiaTheme="minorHAnsi" w:cs="AppleSDGothicNeo-Regular" w:hint="eastAsia"/>
+                <w:rFonts w:eastAsiaTheme="minorHAnsi" w:cs="AppleSDGothicNeo-Regular"/>
                 <w:color w:val="333333"/>
                 <w:kern w:val="0"/>
                 <w:szCs w:val="20"/>
@@ -3002,7 +2924,7 @@
               <w:adjustRightInd w:val="0"/>
               <w:jc w:val="center"/>
               <w:rPr>
-                <w:rFonts w:eastAsiaTheme="minorHAnsi" w:cs="AppleSDGothicNeo-Regular" w:hint="eastAsia"/>
+                <w:rFonts w:eastAsiaTheme="minorHAnsi" w:cs="AppleSDGothicNeo-Regular"/>
                 <w:color w:val="333333"/>
                 <w:kern w:val="0"/>
                 <w:szCs w:val="20"/>
@@ -3033,7 +2955,7 @@
               <w:adjustRightInd w:val="0"/>
               <w:jc w:val="center"/>
               <w:rPr>
-                <w:rFonts w:eastAsiaTheme="minorHAnsi" w:cs="AppleSDGothicNeo-Regular" w:hint="eastAsia"/>
+                <w:rFonts w:eastAsiaTheme="minorHAnsi" w:cs="AppleSDGothicNeo-Regular"/>
                 <w:color w:val="333333"/>
                 <w:kern w:val="0"/>
                 <w:szCs w:val="20"/>
@@ -3064,7 +2986,7 @@
               <w:adjustRightInd w:val="0"/>
               <w:jc w:val="center"/>
               <w:rPr>
-                <w:rFonts w:eastAsiaTheme="minorHAnsi" w:cs="AppleSDGothicNeo-Regular" w:hint="eastAsia"/>
+                <w:rFonts w:eastAsiaTheme="minorHAnsi" w:cs="AppleSDGothicNeo-Regular"/>
                 <w:color w:val="333333"/>
                 <w:kern w:val="0"/>
                 <w:szCs w:val="20"/>
@@ -4521,23 +4443,7 @@
           <w:rFonts w:ascii="맑은 고딕" w:eastAsia="맑은 고딕" w:hAnsi="맑은 고딕" w:cs="맑은 고딕"/>
           <w:sz w:val="22"/>
         </w:rPr>
-        <w:t xml:space="preserve">  마감: 6/</w:t>
-      </w:r>
-      <w:proofErr w:type="gramStart"/>
-      <w:r>
-        <w:rPr>
-          <w:rFonts w:ascii="맑은 고딕" w:eastAsia="맑은 고딕" w:hAnsi="맑은 고딕" w:cs="맑은 고딕"/>
-          <w:sz w:val="22"/>
-        </w:rPr>
-        <w:t>20  |</w:t>
-      </w:r>
-      <w:proofErr w:type="gramEnd"/>
-      <w:r>
-        <w:rPr>
-          <w:rFonts w:ascii="맑은 고딕" w:eastAsia="맑은 고딕" w:hAnsi="맑은 고딕" w:cs="맑은 고딕"/>
-          <w:sz w:val="22"/>
-        </w:rPr>
-        <w:t xml:space="preserve">  발표: 6/25</w:t>
+        <w:t xml:space="preserve">  마감: 6/20  |  발표: 6/25</w:t>
       </w:r>
     </w:p>
     <w:p>
@@ -4557,12 +4463,21 @@
         </w:rPr>
         <w:t xml:space="preserve">팀원: </w:t>
       </w:r>
+      <w:proofErr w:type="spellStart"/>
       <w:r>
         <w:rPr>
           <w:rFonts w:ascii="맑은 고딕" w:eastAsia="맑은 고딕" w:hAnsi="맑은 고딕" w:cs="맑은 고딕"/>
           <w:sz w:val="22"/>
         </w:rPr>
-        <w:t xml:space="preserve">강재민, </w:t>
+        <w:t>강재민</w:t>
+      </w:r>
+      <w:proofErr w:type="spellEnd"/>
+      <w:r>
+        <w:rPr>
+          <w:rFonts w:ascii="맑은 고딕" w:eastAsia="맑은 고딕" w:hAnsi="맑은 고딕" w:cs="맑은 고딕"/>
+          <w:sz w:val="22"/>
+        </w:rPr>
+        <w:t xml:space="preserve">, </w:t>
       </w:r>
       <w:proofErr w:type="spellStart"/>
       <w:r>
@@ -7596,7 +7511,7 @@
             <w:pPr>
               <w:spacing w:after="0" w:line="280" w:lineRule="auto"/>
               <w:rPr>
-                <w:rFonts w:ascii="맑은 고딕" w:eastAsia="맑은 고딕" w:hAnsi="맑은 고딕" w:cs="맑은 고딕" w:hint="eastAsia"/>
+                <w:rFonts w:ascii="맑은 고딕" w:eastAsia="맑은 고딕" w:hAnsi="맑은 고딕" w:cs="맑은 고딕"/>
                 <w:color w:val="333333"/>
                 <w:sz w:val="18"/>
                 <w:szCs w:val="18"/>
@@ -7636,7 +7551,7 @@
               <w:spacing w:after="0" w:line="280" w:lineRule="auto"/>
               <w:jc w:val="center"/>
               <w:rPr>
-                <w:rFonts w:ascii="맑은 고딕" w:eastAsia="맑은 고딕" w:hAnsi="맑은 고딕" w:cs="맑은 고딕" w:hint="eastAsia"/>
+                <w:rFonts w:ascii="맑은 고딕" w:eastAsia="맑은 고딕" w:hAnsi="맑은 고딕" w:cs="맑은 고딕"/>
                 <w:color w:val="333333"/>
                 <w:sz w:val="18"/>
                 <w:szCs w:val="18"/>
@@ -7777,12 +7692,22 @@
       </w:pPr>
       <w:r>
         <w:rPr>
+          <w:b/>
+          <w:bCs/>
+          <w:sz w:val="40"/>
+          <w:szCs w:val="40"/>
+        </w:rPr>
+        <w:br w:type="column"/>
+      </w:r>
+      <w:r>
+        <w:rPr>
           <w:rFonts w:hint="eastAsia"/>
           <w:b/>
           <w:bCs/>
           <w:sz w:val="40"/>
           <w:szCs w:val="40"/>
         </w:rPr>
+        <w:lastRenderedPageBreak/>
         <w:t xml:space="preserve">4. </w:t>
       </w:r>
       <w:r>
@@ -7813,7 +7738,6 @@
           <w:bCs/>
           <w:sz w:val="22"/>
         </w:rPr>
-        <w:lastRenderedPageBreak/>
         <w:t xml:space="preserve">1. </w:t>
       </w:r>
       <w:r>
@@ -7845,13 +7769,74 @@
       </w:r>
       <w:r>
         <w:rPr>
+          <w:rFonts w:ascii="맑은 고딕" w:eastAsia="맑은 고딕" w:hAnsi="맑은 고딕" w:cs="맑은 고딕"/>
+          <w:b/>
+          <w:bCs/>
+          <w:sz w:val="22"/>
+        </w:rPr>
+        <w:t>v3</w:t>
+      </w:r>
+      <w:r>
+        <w:rPr>
           <w:rFonts w:ascii="맑은 고딕" w:eastAsia="맑은 고딕" w:hAnsi="맑은 고딕" w:cs="맑은 고딕" w:hint="eastAsia"/>
           <w:b/>
           <w:bCs/>
           <w:sz w:val="22"/>
         </w:rPr>
-        <w:t>아래가 수정본</w:t>
+        <w:t xml:space="preserve"> </w:t>
       </w:r>
+      <w:hyperlink r:id="rId13" w:history="1">
+        <w:r>
+          <w:rPr>
+            <w:rStyle w:val="a5"/>
+            <w:rFonts w:ascii="맑은 고딕" w:eastAsia="맑은 고딕" w:hAnsi="맑은 고딕" w:cs="맑은 고딕"/>
+            <w:b/>
+            <w:bCs/>
+            <w:sz w:val="22"/>
+          </w:rPr>
+          <w:t>[</w:t>
+        </w:r>
+        <w:r>
+          <w:rPr>
+            <w:rStyle w:val="a5"/>
+            <w:rFonts w:ascii="맑은 고딕" w:eastAsia="맑은 고딕" w:hAnsi="맑은 고딕" w:cs="맑은 고딕" w:hint="eastAsia"/>
+            <w:b/>
+            <w:bCs/>
+            <w:sz w:val="22"/>
+          </w:rPr>
+          <w:t>D</w:t>
+        </w:r>
+        <w:r>
+          <w:rPr>
+            <w:rStyle w:val="a5"/>
+            <w:rFonts w:ascii="맑은 고딕" w:eastAsia="맑은 고딕" w:hAnsi="맑은 고딕" w:cs="맑은 고딕"/>
+            <w:b/>
+            <w:bCs/>
+            <w:sz w:val="22"/>
+          </w:rPr>
+          <w:t>B d</w:t>
+        </w:r>
+        <w:r>
+          <w:rPr>
+            <w:rStyle w:val="a5"/>
+            <w:rFonts w:ascii="맑은 고딕" w:eastAsia="맑은 고딕" w:hAnsi="맑은 고딕" w:cs="맑은 고딕"/>
+            <w:b/>
+            <w:bCs/>
+            <w:sz w:val="22"/>
+          </w:rPr>
+          <w:t>i</w:t>
+        </w:r>
+        <w:r>
+          <w:rPr>
+            <w:rStyle w:val="a5"/>
+            <w:rFonts w:ascii="맑은 고딕" w:eastAsia="맑은 고딕" w:hAnsi="맑은 고딕" w:cs="맑은 고딕"/>
+            <w:b/>
+            <w:bCs/>
+            <w:sz w:val="22"/>
+          </w:rPr>
+          <w:t>agram link]</w:t>
+        </w:r>
+      </w:hyperlink>
     </w:p>
     <w:p>
       <w:pPr>
@@ -7874,10 +7859,10 @@
           <w:szCs w:val="40"/>
         </w:rPr>
         <w:drawing>
-          <wp:inline distT="0" distB="0" distL="0" distR="0" wp14:anchorId="37BA31E0" wp14:editId="7FFB58B0">
-            <wp:extent cx="5695036" cy="1732240"/>
-            <wp:effectExtent l="0" t="0" r="1270" b="1905"/>
-            <wp:docPr id="7" name="그림 7"/>
+          <wp:inline distT="0" distB="0" distL="0" distR="0" wp14:anchorId="63CFEC24" wp14:editId="773C2318">
+            <wp:extent cx="5725160" cy="6854190"/>
+            <wp:effectExtent l="0" t="0" r="8890" b="3810"/>
+            <wp:docPr id="5" name="그림 5"/>
             <wp:cNvGraphicFramePr>
               <a:graphicFrameLocks xmlns:a="http://schemas.openxmlformats.org/drawingml/2006/main" noChangeAspect="1"/>
             </wp:cNvGraphicFramePr>
@@ -7885,13 +7870,13 @@
               <a:graphicData uri="http://schemas.openxmlformats.org/drawingml/2006/picture">
                 <pic:pic xmlns:pic="http://schemas.openxmlformats.org/drawingml/2006/picture">
                   <pic:nvPicPr>
-                    <pic:cNvPr id="0" name="Picture 3"/>
+                    <pic:cNvPr id="0" name="Picture 1"/>
                     <pic:cNvPicPr>
                       <a:picLocks noChangeAspect="1" noChangeArrowheads="1"/>
                     </pic:cNvPicPr>
                   </pic:nvPicPr>
                   <pic:blipFill>
-                    <a:blip r:embed="rId13" cstate="print">
+                    <a:blip r:embed="rId14" cstate="print">
                       <a:extLst>
                         <a:ext uri="{28A0092B-C50C-407E-A947-70E740481C1C}">
                           <a14:useLocalDpi xmlns:a14="http://schemas.microsoft.com/office/drawing/2010/main" val="0"/>
@@ -7906,12 +7891,15 @@
                   <pic:spPr bwMode="auto">
                     <a:xfrm>
                       <a:off x="0" y="0"/>
-                      <a:ext cx="5766186" cy="1753881"/>
+                      <a:ext cx="5725160" cy="6854190"/>
                     </a:xfrm>
                     <a:prstGeom prst="rect">
                       <a:avLst/>
                     </a:prstGeom>
                     <a:noFill/>
+                    <a:ln>
+                      <a:noFill/>
+                    </a:ln>
                   </pic:spPr>
                 </pic:pic>
               </a:graphicData>
@@ -7930,46 +7918,6 @@
           <w:sz w:val="22"/>
         </w:rPr>
       </w:pPr>
-      <w:r>
-        <w:rPr>
-          <w:noProof/>
-        </w:rPr>
-        <w:drawing>
-          <wp:inline distT="0" distB="0" distL="0" distR="0" wp14:anchorId="0617401F" wp14:editId="46F1D3C0">
-            <wp:extent cx="5731510" cy="3768090"/>
-            <wp:effectExtent l="0" t="0" r="2540" b="3810"/>
-            <wp:docPr id="3" name="그림 3"/>
-            <wp:cNvGraphicFramePr>
-              <a:graphicFrameLocks xmlns:a="http://schemas.openxmlformats.org/drawingml/2006/main" noChangeAspect="1"/>
-            </wp:cNvGraphicFramePr>
-            <a:graphic xmlns:a="http://schemas.openxmlformats.org/drawingml/2006/main">
-              <a:graphicData uri="http://schemas.openxmlformats.org/drawingml/2006/picture">
-                <pic:pic xmlns:pic="http://schemas.openxmlformats.org/drawingml/2006/picture">
-                  <pic:nvPicPr>
-                    <pic:cNvPr id="1" name=""/>
-                    <pic:cNvPicPr/>
-                  </pic:nvPicPr>
-                  <pic:blipFill>
-                    <a:blip r:embed="rId14"/>
-                    <a:stretch>
-                      <a:fillRect/>
-                    </a:stretch>
-                  </pic:blipFill>
-                  <pic:spPr>
-                    <a:xfrm>
-                      <a:off x="0" y="0"/>
-                      <a:ext cx="5731510" cy="3768090"/>
-                    </a:xfrm>
-                    <a:prstGeom prst="rect">
-                      <a:avLst/>
-                    </a:prstGeom>
-                  </pic:spPr>
-                </pic:pic>
-              </a:graphicData>
-            </a:graphic>
-          </wp:inline>
-        </w:drawing>
-      </w:r>
     </w:p>
     <w:p>
       <w:pPr>
@@ -8081,6 +8029,195 @@
     </w:p>
     <w:p>
       <w:pPr>
+        <w:widowControl/>
+        <w:wordWrap/>
+        <w:autoSpaceDE/>
+        <w:autoSpaceDN/>
+        <w:rPr>
+          <w:rFonts w:hint="eastAsia"/>
+        </w:rPr>
+      </w:pPr>
+      <w:r>
+        <w:rPr>
+          <w:rFonts w:ascii="맑은 고딕" w:eastAsia="맑은 고딕" w:hAnsi="맑은 고딕" w:cs="맑은 고딕"/>
+          <w:b/>
+          <w:bCs/>
+          <w:sz w:val="22"/>
+        </w:rPr>
+        <w:br w:type="column"/>
+      </w:r>
+      <w:r>
+        <w:rPr>
+          <w:rFonts w:ascii="맑은 고딕" w:eastAsia="맑은 고딕" w:hAnsi="맑은 고딕" w:cs="맑은 고딕"/>
+          <w:b/>
+          <w:bCs/>
+          <w:sz w:val="22"/>
+        </w:rPr>
+        <w:lastRenderedPageBreak/>
+        <w:t xml:space="preserve">3. </w:t>
+      </w:r>
+      <w:r>
+        <w:rPr>
+          <w:rFonts w:ascii="맑은 고딕" w:eastAsia="맑은 고딕" w:hAnsi="맑은 고딕" w:cs="맑은 고딕" w:hint="eastAsia"/>
+          <w:b/>
+          <w:bCs/>
+          <w:sz w:val="22"/>
+        </w:rPr>
+        <w:t>서비스 아키텍처</w:t>
+      </w:r>
+    </w:p>
+    <w:p>
+      <w:pPr>
+        <w:widowControl/>
+        <w:wordWrap/>
+        <w:autoSpaceDE/>
+        <w:autoSpaceDN/>
+      </w:pPr>
+      <w:r>
+        <w:drawing>
+          <wp:inline distT="0" distB="0" distL="0" distR="0" wp14:anchorId="6BBE889E" wp14:editId="3301A20B">
+            <wp:extent cx="5731510" cy="3597910"/>
+            <wp:effectExtent l="0" t="0" r="0" b="0"/>
+            <wp:docPr id="6" name="그림 6"/>
+            <wp:cNvGraphicFramePr>
+              <a:graphicFrameLocks xmlns:a="http://schemas.openxmlformats.org/drawingml/2006/main" noChangeAspect="1"/>
+            </wp:cNvGraphicFramePr>
+            <a:graphic xmlns:a="http://schemas.openxmlformats.org/drawingml/2006/main">
+              <a:graphicData uri="http://schemas.openxmlformats.org/drawingml/2006/picture">
+                <pic:pic xmlns:pic="http://schemas.openxmlformats.org/drawingml/2006/picture">
+                  <pic:nvPicPr>
+                    <pic:cNvPr id="1" name=""/>
+                    <pic:cNvPicPr/>
+                  </pic:nvPicPr>
+                  <pic:blipFill>
+                    <a:blip r:embed="rId16"/>
+                    <a:stretch>
+                      <a:fillRect/>
+                    </a:stretch>
+                  </pic:blipFill>
+                  <pic:spPr>
+                    <a:xfrm>
+                      <a:off x="0" y="0"/>
+                      <a:ext cx="5731510" cy="3597910"/>
+                    </a:xfrm>
+                    <a:prstGeom prst="rect">
+                      <a:avLst/>
+                    </a:prstGeom>
+                  </pic:spPr>
+                </pic:pic>
+              </a:graphicData>
+            </a:graphic>
+          </wp:inline>
+        </w:drawing>
+      </w:r>
+    </w:p>
+    <w:p>
+      <w:pPr>
+        <w:widowControl/>
+        <w:wordWrap/>
+        <w:autoSpaceDE/>
+        <w:autoSpaceDN/>
+        <w:rPr>
+          <w:rFonts w:hint="eastAsia"/>
+        </w:rPr>
+      </w:pPr>
+      <w:r>
+        <w:rPr>
+          <w:rFonts w:ascii="맑은 고딕" w:eastAsia="맑은 고딕" w:hAnsi="맑은 고딕" w:cs="맑은 고딕"/>
+          <w:b/>
+          <w:bCs/>
+          <w:sz w:val="22"/>
+        </w:rPr>
+        <w:t>4</w:t>
+      </w:r>
+      <w:r>
+        <w:rPr>
+          <w:rFonts w:ascii="맑은 고딕" w:eastAsia="맑은 고딕" w:hAnsi="맑은 고딕" w:cs="맑은 고딕"/>
+          <w:b/>
+          <w:bCs/>
+          <w:sz w:val="22"/>
+        </w:rPr>
+        <w:t xml:space="preserve">. </w:t>
+      </w:r>
+      <w:proofErr w:type="spellStart"/>
+      <w:r>
+        <w:rPr>
+          <w:rFonts w:ascii="맑은 고딕" w:eastAsia="맑은 고딕" w:hAnsi="맑은 고딕" w:cs="맑은 고딕" w:hint="eastAsia"/>
+          <w:b/>
+          <w:bCs/>
+          <w:sz w:val="22"/>
+        </w:rPr>
+        <w:t>백엔드</w:t>
+      </w:r>
+      <w:proofErr w:type="spellEnd"/>
+      <w:r>
+        <w:rPr>
+          <w:rFonts w:ascii="맑은 고딕" w:eastAsia="맑은 고딕" w:hAnsi="맑은 고딕" w:cs="맑은 고딕" w:hint="eastAsia"/>
+          <w:b/>
+          <w:bCs/>
+          <w:sz w:val="22"/>
+        </w:rPr>
+        <w:t xml:space="preserve"> 아키텍처</w:t>
+      </w:r>
+    </w:p>
+    <w:p>
+      <w:pPr>
+        <w:widowControl/>
+        <w:wordWrap/>
+        <w:autoSpaceDE/>
+        <w:autoSpaceDN/>
+      </w:pPr>
+      <w:r>
+        <w:drawing>
+          <wp:inline distT="0" distB="0" distL="0" distR="0" wp14:anchorId="3EA9C2EF" wp14:editId="2B525514">
+            <wp:extent cx="5731510" cy="3342005"/>
+            <wp:effectExtent l="0" t="0" r="2540" b="0"/>
+            <wp:docPr id="10" name="그림 10"/>
+            <wp:cNvGraphicFramePr>
+              <a:graphicFrameLocks xmlns:a="http://schemas.openxmlformats.org/drawingml/2006/main" noChangeAspect="1"/>
+            </wp:cNvGraphicFramePr>
+            <a:graphic xmlns:a="http://schemas.openxmlformats.org/drawingml/2006/main">
+              <a:graphicData uri="http://schemas.openxmlformats.org/drawingml/2006/picture">
+                <pic:pic xmlns:pic="http://schemas.openxmlformats.org/drawingml/2006/picture">
+                  <pic:nvPicPr>
+                    <pic:cNvPr id="1" name=""/>
+                    <pic:cNvPicPr/>
+                  </pic:nvPicPr>
+                  <pic:blipFill>
+                    <a:blip r:embed="rId17"/>
+                    <a:stretch>
+                      <a:fillRect/>
+                    </a:stretch>
+                  </pic:blipFill>
+                  <pic:spPr>
+                    <a:xfrm>
+                      <a:off x="0" y="0"/>
+                      <a:ext cx="5731510" cy="3342005"/>
+                    </a:xfrm>
+                    <a:prstGeom prst="rect">
+                      <a:avLst/>
+                    </a:prstGeom>
+                  </pic:spPr>
+                </pic:pic>
+              </a:graphicData>
+            </a:graphic>
+          </wp:inline>
+        </w:drawing>
+      </w:r>
+    </w:p>
+    <w:p>
+      <w:pPr>
+        <w:widowControl/>
+        <w:wordWrap/>
+        <w:autoSpaceDE/>
+        <w:autoSpaceDN/>
+        <w:rPr>
+          <w:rFonts w:hint="eastAsia"/>
+        </w:rPr>
+      </w:pPr>
+    </w:p>
+    <w:p>
+      <w:pPr>
         <w:wordWrap/>
         <w:spacing w:after="0"/>
         <w:ind w:left="510" w:hanging="510"/>
@@ -8099,6 +8236,7 @@
           <w:sz w:val="40"/>
           <w:szCs w:val="40"/>
         </w:rPr>
+        <w:lastRenderedPageBreak/>
         <w:t xml:space="preserve">5. </w:t>
       </w:r>
       <w:r>
@@ -8488,7 +8626,6 @@
                 <w:kern w:val="0"/>
                 <w:szCs w:val="20"/>
               </w:rPr>
-              <w:lastRenderedPageBreak/>
               <w:t>회원가입 페이지</w:t>
             </w:r>
           </w:p>
@@ -9432,7 +9569,7 @@
                     </pic:cNvPicPr>
                   </pic:nvPicPr>
                   <pic:blipFill>
-                    <a:blip r:embed="rId16" cstate="print">
+                    <a:blip r:embed="rId18" cstate="print">
                       <a:extLst>
                         <a:ext uri="{28A0092B-C50C-407E-A947-70E740481C1C}">
                           <a14:useLocalDpi xmlns:a14="http://schemas.microsoft.com/office/drawing/2010/main" val="0"/>
@@ -9514,7 +9651,7 @@
                     </pic:cNvPicPr>
                   </pic:nvPicPr>
                   <pic:blipFill>
-                    <a:blip r:embed="rId17" cstate="print">
+                    <a:blip r:embed="rId19" cstate="print">
                       <a:extLst>
                         <a:ext uri="{28A0092B-C50C-407E-A947-70E740481C1C}">
                           <a14:useLocalDpi xmlns:a14="http://schemas.microsoft.com/office/drawing/2010/main" val="0"/>
@@ -9606,7 +9743,7 @@
                     </pic:cNvPicPr>
                   </pic:nvPicPr>
                   <pic:blipFill>
-                    <a:blip r:embed="rId18" cstate="print">
+                    <a:blip r:embed="rId20" cstate="print">
                       <a:extLst>
                         <a:ext uri="{28A0092B-C50C-407E-A947-70E740481C1C}">
                           <a14:useLocalDpi xmlns:a14="http://schemas.microsoft.com/office/drawing/2010/main" val="0"/>
@@ -9646,7 +9783,7 @@
 </file>
 
 <file path=word/endnotes.xml><?xml version="1.0" encoding="utf-8"?>
-<w:endnotes xmlns:wpc="http://schemas.microsoft.com/office/word/2010/wordprocessingCanvas" xmlns:cx="http://schemas.microsoft.com/office/drawing/2014/chartex" xmlns:cx1="http://schemas.microsoft.com/office/drawing/2015/9/8/chartex" xmlns:cx2="http://schemas.microsoft.com/office/drawing/2015/10/21/chartex" xmlns:cx3="http://schemas.microsoft.com/office/drawing/2016/5/9/chartex" xmlns:cx4="http://schemas.microsoft.com/office/drawing/2016/5/10/chartex" xmlns:cx5="http://schemas.microsoft.com/office/drawing/2016/5/11/chartex" xmlns:cx6="http://schemas.microsoft.com/office/drawing/2016/5/12/chartex" xmlns:cx7="http://schemas.microsoft.com/office/drawing/2016/5/13/chartex" xmlns:cx8="http://schemas.microsoft.com/office/drawing/2016/5/14/chartex" xmlns:mc="http://schemas.openxmlformats.org/markup-compatibility/2006" xmlns:aink="http://schemas.microsoft.com/office/drawing/2016/ink" xmlns:am3d="http://schemas.microsoft.com/office/drawing/2017/model3d" xmlns:o="urn:schemas-microsoft-com:office:office" xmlns:oel="http://schemas.microsoft.com/office/2019/extlst" xmlns:r="http://schemas.openxmlformats.org/officeDocument/2006/relationships" xmlns:m="http://schemas.openxmlformats.org/officeDocument/2006/math" xmlns:v="urn:schemas-microsoft-com:vml" xmlns:wp14="http://schemas.microsoft.com/office/word/2010/wordprocessingDrawing" xmlns:wp="http://schemas.openxmlformats.org/drawingml/2006/wordprocessingDrawing" xmlns:w10="urn:schemas-microsoft-com:office:word" xmlns:w="http://schemas.openxmlformats.org/wordprocessingml/2006/main" xmlns:w14="http://schemas.microsoft.com/office/word/2010/wordml" xmlns:w15="http://schemas.microsoft.com/office/word/2012/wordml" xmlns:w16cex="http://schemas.microsoft.com/office/word/2018/wordml/cex" xmlns:w16cid="http://schemas.microsoft.com/office/word/2016/wordml/cid" xmlns:w16="http://schemas.microsoft.com/office/word/2018/wordml" xmlns:w16du="http://schemas.microsoft.com/office/word/2023/wordml/word16du" xmlns:w16sdtdh="http://schemas.microsoft.com/office/word/2020/wordml/sdtdatahash" xmlns:w16sdtfl="http://schemas.microsoft.com/office/word/2024/wordml/sdtformatlock" xmlns:w16se="http://schemas.microsoft.com/office/word/2015/wordml/symex" xmlns:wpg="http://schemas.microsoft.com/office/word/2010/wordprocessingGroup" xmlns:wpi="http://schemas.microsoft.com/office/word/2010/wordprocessingInk" xmlns:wne="http://schemas.microsoft.com/office/word/2006/wordml" xmlns:wps="http://schemas.microsoft.com/office/word/2010/wordprocessingShape" mc:Ignorable="w14 w15 w16se w16cid w16 w16cex w16sdtdh w16sdtfl w16du wp14">
+<w:endnotes xmlns:wpc="http://schemas.microsoft.com/office/word/2010/wordprocessingCanvas" xmlns:cx="http://schemas.microsoft.com/office/drawing/2014/chartex" xmlns:cx1="http://schemas.microsoft.com/office/drawing/2015/9/8/chartex" xmlns:cx2="http://schemas.microsoft.com/office/drawing/2015/10/21/chartex" xmlns:cx3="http://schemas.microsoft.com/office/drawing/2016/5/9/chartex" xmlns:cx4="http://schemas.microsoft.com/office/drawing/2016/5/10/chartex" xmlns:cx5="http://schemas.microsoft.com/office/drawing/2016/5/11/chartex" xmlns:cx6="http://schemas.microsoft.com/office/drawing/2016/5/12/chartex" xmlns:cx7="http://schemas.microsoft.com/office/drawing/2016/5/13/chartex" xmlns:cx8="http://schemas.microsoft.com/office/drawing/2016/5/14/chartex" xmlns:mc="http://schemas.openxmlformats.org/markup-compatibility/2006" xmlns:aink="http://schemas.microsoft.com/office/drawing/2016/ink" xmlns:am3d="http://schemas.microsoft.com/office/drawing/2017/model3d" xmlns:o="urn:schemas-microsoft-com:office:office" xmlns:r="http://schemas.openxmlformats.org/officeDocument/2006/relationships" xmlns:m="http://schemas.openxmlformats.org/officeDocument/2006/math" xmlns:v="urn:schemas-microsoft-com:vml" xmlns:wp14="http://schemas.microsoft.com/office/word/2010/wordprocessingDrawing" xmlns:wp="http://schemas.openxmlformats.org/drawingml/2006/wordprocessingDrawing" xmlns:w10="urn:schemas-microsoft-com:office:word" xmlns:w="http://schemas.openxmlformats.org/wordprocessingml/2006/main" xmlns:w14="http://schemas.microsoft.com/office/word/2010/wordml" xmlns:w15="http://schemas.microsoft.com/office/word/2012/wordml" xmlns:w16cex="http://schemas.microsoft.com/office/word/2018/wordml/cex" xmlns:w16cid="http://schemas.microsoft.com/office/word/2016/wordml/cid" xmlns:w16="http://schemas.microsoft.com/office/word/2018/wordml" xmlns:w16sdtdh="http://schemas.microsoft.com/office/word/2020/wordml/sdtdatahash" xmlns:w16se="http://schemas.microsoft.com/office/word/2015/wordml/symex" xmlns:wpg="http://schemas.microsoft.com/office/word/2010/wordprocessingGroup" xmlns:wpi="http://schemas.microsoft.com/office/word/2010/wordprocessingInk" xmlns:wne="http://schemas.microsoft.com/office/word/2006/wordml" xmlns:wps="http://schemas.microsoft.com/office/word/2010/wordprocessingShape" mc:Ignorable="w14 w15 w16se w16cid w16 w16cex w16sdtdh wp14">
   <w:endnote w:type="separator" w:id="-1">
     <w:p>
       <w:pPr>
@@ -9671,7 +9808,7 @@
 </file>
 
 <file path=word/footnotes.xml><?xml version="1.0" encoding="utf-8"?>
-<w:footnotes xmlns:wpc="http://schemas.microsoft.com/office/word/2010/wordprocessingCanvas" xmlns:cx="http://schemas.microsoft.com/office/drawing/2014/chartex" xmlns:cx1="http://schemas.microsoft.com/office/drawing/2015/9/8/chartex" xmlns:cx2="http://schemas.microsoft.com/office/drawing/2015/10/21/chartex" xmlns:cx3="http://schemas.microsoft.com/office/drawing/2016/5/9/chartex" xmlns:cx4="http://schemas.microsoft.com/office/drawing/2016/5/10/chartex" xmlns:cx5="http://schemas.microsoft.com/office/drawing/2016/5/11/chartex" xmlns:cx6="http://schemas.microsoft.com/office/drawing/2016/5/12/chartex" xmlns:cx7="http://schemas.microsoft.com/office/drawing/2016/5/13/chartex" xmlns:cx8="http://schemas.microsoft.com/office/drawing/2016/5/14/chartex" xmlns:mc="http://schemas.openxmlformats.org/markup-compatibility/2006" xmlns:aink="http://schemas.microsoft.com/office/drawing/2016/ink" xmlns:am3d="http://schemas.microsoft.com/office/drawing/2017/model3d" xmlns:o="urn:schemas-microsoft-com:office:office" xmlns:oel="http://schemas.microsoft.com/office/2019/extlst" xmlns:r="http://schemas.openxmlformats.org/officeDocument/2006/relationships" xmlns:m="http://schemas.openxmlformats.org/officeDocument/2006/math" xmlns:v="urn:schemas-microsoft-com:vml" xmlns:wp14="http://schemas.microsoft.com/office/word/2010/wordprocessingDrawing" xmlns:wp="http://schemas.openxmlformats.org/drawingml/2006/wordprocessingDrawing" xmlns:w10="urn:schemas-microsoft-com:office:word" xmlns:w="http://schemas.openxmlformats.org/wordprocessingml/2006/main" xmlns:w14="http://schemas.microsoft.com/office/word/2010/wordml" xmlns:w15="http://schemas.microsoft.com/office/word/2012/wordml" xmlns:w16cex="http://schemas.microsoft.com/office/word/2018/wordml/cex" xmlns:w16cid="http://schemas.microsoft.com/office/word/2016/wordml/cid" xmlns:w16="http://schemas.microsoft.com/office/word/2018/wordml" xmlns:w16du="http://schemas.microsoft.com/office/word/2023/wordml/word16du" xmlns:w16sdtdh="http://schemas.microsoft.com/office/word/2020/wordml/sdtdatahash" xmlns:w16sdtfl="http://schemas.microsoft.com/office/word/2024/wordml/sdtformatlock" xmlns:w16se="http://schemas.microsoft.com/office/word/2015/wordml/symex" xmlns:wpg="http://schemas.microsoft.com/office/word/2010/wordprocessingGroup" xmlns:wpi="http://schemas.microsoft.com/office/word/2010/wordprocessingInk" xmlns:wne="http://schemas.microsoft.com/office/word/2006/wordml" xmlns:wps="http://schemas.microsoft.com/office/word/2010/wordprocessingShape" mc:Ignorable="w14 w15 w16se w16cid w16 w16cex w16sdtdh w16sdtfl w16du wp14">
+<w:footnotes xmlns:wpc="http://schemas.microsoft.com/office/word/2010/wordprocessingCanvas" xmlns:cx="http://schemas.microsoft.com/office/drawing/2014/chartex" xmlns:cx1="http://schemas.microsoft.com/office/drawing/2015/9/8/chartex" xmlns:cx2="http://schemas.microsoft.com/office/drawing/2015/10/21/chartex" xmlns:cx3="http://schemas.microsoft.com/office/drawing/2016/5/9/chartex" xmlns:cx4="http://schemas.microsoft.com/office/drawing/2016/5/10/chartex" xmlns:cx5="http://schemas.microsoft.com/office/drawing/2016/5/11/chartex" xmlns:cx6="http://schemas.microsoft.com/office/drawing/2016/5/12/chartex" xmlns:cx7="http://schemas.microsoft.com/office/drawing/2016/5/13/chartex" xmlns:cx8="http://schemas.microsoft.com/office/drawing/2016/5/14/chartex" xmlns:mc="http://schemas.openxmlformats.org/markup-compatibility/2006" xmlns:aink="http://schemas.microsoft.com/office/drawing/2016/ink" xmlns:am3d="http://schemas.microsoft.com/office/drawing/2017/model3d" xmlns:o="urn:schemas-microsoft-com:office:office" xmlns:r="http://schemas.openxmlformats.org/officeDocument/2006/relationships" xmlns:m="http://schemas.openxmlformats.org/officeDocument/2006/math" xmlns:v="urn:schemas-microsoft-com:vml" xmlns:wp14="http://schemas.microsoft.com/office/word/2010/wordprocessingDrawing" xmlns:wp="http://schemas.openxmlformats.org/drawingml/2006/wordprocessingDrawing" xmlns:w10="urn:schemas-microsoft-com:office:word" xmlns:w="http://schemas.openxmlformats.org/wordprocessingml/2006/main" xmlns:w14="http://schemas.microsoft.com/office/word/2010/wordml" xmlns:w15="http://schemas.microsoft.com/office/word/2012/wordml" xmlns:w16cex="http://schemas.microsoft.com/office/word/2018/wordml/cex" xmlns:w16cid="http://schemas.microsoft.com/office/word/2016/wordml/cid" xmlns:w16="http://schemas.microsoft.com/office/word/2018/wordml" xmlns:w16sdtdh="http://schemas.microsoft.com/office/word/2020/wordml/sdtdatahash" xmlns:w16se="http://schemas.microsoft.com/office/word/2015/wordml/symex" xmlns:wpg="http://schemas.microsoft.com/office/word/2010/wordprocessingGroup" xmlns:wpi="http://schemas.microsoft.com/office/word/2010/wordprocessingInk" xmlns:wne="http://schemas.microsoft.com/office/word/2006/wordml" xmlns:wps="http://schemas.microsoft.com/office/word/2010/wordprocessingShape" mc:Ignorable="w14 w15 w16se w16cid w16 w16cex w16sdtdh wp14">
   <w:footnote w:type="separator" w:id="-1">
     <w:p>
       <w:pPr>
@@ -9696,7 +9833,7 @@
 </file>
 
 <file path=word/numbering.xml><?xml version="1.0" encoding="utf-8"?>
-<w:numbering xmlns:wpc="http://schemas.microsoft.com/office/word/2010/wordprocessingCanvas" xmlns:cx="http://schemas.microsoft.com/office/drawing/2014/chartex" xmlns:cx1="http://schemas.microsoft.com/office/drawing/2015/9/8/chartex" xmlns:cx2="http://schemas.microsoft.com/office/drawing/2015/10/21/chartex" xmlns:cx3="http://schemas.microsoft.com/office/drawing/2016/5/9/chartex" xmlns:cx4="http://schemas.microsoft.com/office/drawing/2016/5/10/chartex" xmlns:cx5="http://schemas.microsoft.com/office/drawing/2016/5/11/chartex" xmlns:cx6="http://schemas.microsoft.com/office/drawing/2016/5/12/chartex" xmlns:cx7="http://schemas.microsoft.com/office/drawing/2016/5/13/chartex" xmlns:cx8="http://schemas.microsoft.com/office/drawing/2016/5/14/chartex" xmlns:mc="http://schemas.openxmlformats.org/markup-compatibility/2006" xmlns:aink="http://schemas.microsoft.com/office/drawing/2016/ink" xmlns:am3d="http://schemas.microsoft.com/office/drawing/2017/model3d" xmlns:o="urn:schemas-microsoft-com:office:office" xmlns:oel="http://schemas.microsoft.com/office/2019/extlst" xmlns:r="http://schemas.openxmlformats.org/officeDocument/2006/relationships" xmlns:m="http://schemas.openxmlformats.org/officeDocument/2006/math" xmlns:v="urn:schemas-microsoft-com:vml" xmlns:wp14="http://schemas.microsoft.com/office/word/2010/wordprocessingDrawing" xmlns:wp="http://schemas.openxmlformats.org/drawingml/2006/wordprocessingDrawing" xmlns:w10="urn:schemas-microsoft-com:office:word" xmlns:w="http://schemas.openxmlformats.org/wordprocessingml/2006/main" xmlns:w14="http://schemas.microsoft.com/office/word/2010/wordml" xmlns:w15="http://schemas.microsoft.com/office/word/2012/wordml" xmlns:w16cex="http://schemas.microsoft.com/office/word/2018/wordml/cex" xmlns:w16cid="http://schemas.microsoft.com/office/word/2016/wordml/cid" xmlns:w16="http://schemas.microsoft.com/office/word/2018/wordml" xmlns:w16du="http://schemas.microsoft.com/office/word/2023/wordml/word16du" xmlns:w16sdtdh="http://schemas.microsoft.com/office/word/2020/wordml/sdtdatahash" xmlns:w16sdtfl="http://schemas.microsoft.com/office/word/2024/wordml/sdtformatlock" xmlns:w16se="http://schemas.microsoft.com/office/word/2015/wordml/symex" xmlns:wpg="http://schemas.microsoft.com/office/word/2010/wordprocessingGroup" xmlns:wpi="http://schemas.microsoft.com/office/word/2010/wordprocessingInk" xmlns:wne="http://schemas.microsoft.com/office/word/2006/wordml" xmlns:wps="http://schemas.microsoft.com/office/word/2010/wordprocessingShape" mc:Ignorable="w14 w15 w16se w16cid w16 w16cex w16sdtdh w16sdtfl w16du wp14">
+<w:numbering xmlns:wpc="http://schemas.microsoft.com/office/word/2010/wordprocessingCanvas" xmlns:cx="http://schemas.microsoft.com/office/drawing/2014/chartex" xmlns:cx1="http://schemas.microsoft.com/office/drawing/2015/9/8/chartex" xmlns:cx2="http://schemas.microsoft.com/office/drawing/2015/10/21/chartex" xmlns:cx3="http://schemas.microsoft.com/office/drawing/2016/5/9/chartex" xmlns:cx4="http://schemas.microsoft.com/office/drawing/2016/5/10/chartex" xmlns:cx5="http://schemas.microsoft.com/office/drawing/2016/5/11/chartex" xmlns:cx6="http://schemas.microsoft.com/office/drawing/2016/5/12/chartex" xmlns:cx7="http://schemas.microsoft.com/office/drawing/2016/5/13/chartex" xmlns:cx8="http://schemas.microsoft.com/office/drawing/2016/5/14/chartex" xmlns:mc="http://schemas.openxmlformats.org/markup-compatibility/2006" xmlns:aink="http://schemas.microsoft.com/office/drawing/2016/ink" xmlns:am3d="http://schemas.microsoft.com/office/drawing/2017/model3d" xmlns:o="urn:schemas-microsoft-com:office:office" xmlns:r="http://schemas.openxmlformats.org/officeDocument/2006/relationships" xmlns:m="http://schemas.openxmlformats.org/officeDocument/2006/math" xmlns:v="urn:schemas-microsoft-com:vml" xmlns:wp14="http://schemas.microsoft.com/office/word/2010/wordprocessingDrawing" xmlns:wp="http://schemas.openxmlformats.org/drawingml/2006/wordprocessingDrawing" xmlns:w10="urn:schemas-microsoft-com:office:word" xmlns:w="http://schemas.openxmlformats.org/wordprocessingml/2006/main" xmlns:w14="http://schemas.microsoft.com/office/word/2010/wordml" xmlns:w15="http://schemas.microsoft.com/office/word/2012/wordml" xmlns:w16cex="http://schemas.microsoft.com/office/word/2018/wordml/cex" xmlns:w16cid="http://schemas.microsoft.com/office/word/2016/wordml/cid" xmlns:w16="http://schemas.microsoft.com/office/word/2018/wordml" xmlns:w16sdtdh="http://schemas.microsoft.com/office/word/2020/wordml/sdtdatahash" xmlns:w16se="http://schemas.microsoft.com/office/word/2015/wordml/symex" xmlns:wpg="http://schemas.microsoft.com/office/word/2010/wordprocessingGroup" xmlns:wpi="http://schemas.microsoft.com/office/word/2010/wordprocessingInk" xmlns:wne="http://schemas.microsoft.com/office/word/2006/wordml" xmlns:wps="http://schemas.microsoft.com/office/word/2010/wordprocessingShape" mc:Ignorable="w14 w15 w16se w16cid w16 w16cex w16sdtdh wp14">
   <w:abstractNum w:abstractNumId="0" w15:restartNumberingAfterBreak="0">
     <w:nsid w:val="05AA7FCB"/>
     <w:multiLevelType w:val="hybridMultilevel"/>
@@ -14139,124 +14276,124 @@
       </w:rPr>
     </w:lvl>
   </w:abstractNum>
-  <w:num w:numId="1" w16cid:durableId="1948466878">
+  <w:num w:numId="1">
     <w:abstractNumId w:val="21"/>
   </w:num>
-  <w:num w:numId="2" w16cid:durableId="474840670">
+  <w:num w:numId="2">
     <w:abstractNumId w:val="15"/>
   </w:num>
-  <w:num w:numId="3" w16cid:durableId="1685284202">
+  <w:num w:numId="3">
     <w:abstractNumId w:val="6"/>
   </w:num>
-  <w:num w:numId="4" w16cid:durableId="1547645028">
+  <w:num w:numId="4">
     <w:abstractNumId w:val="34"/>
   </w:num>
-  <w:num w:numId="5" w16cid:durableId="1143277298">
+  <w:num w:numId="5">
     <w:abstractNumId w:val="17"/>
   </w:num>
-  <w:num w:numId="6" w16cid:durableId="855652099">
+  <w:num w:numId="6">
     <w:abstractNumId w:val="16"/>
   </w:num>
-  <w:num w:numId="7" w16cid:durableId="726220717">
+  <w:num w:numId="7">
     <w:abstractNumId w:val="20"/>
   </w:num>
-  <w:num w:numId="8" w16cid:durableId="1998339959">
+  <w:num w:numId="8">
     <w:abstractNumId w:val="35"/>
   </w:num>
-  <w:num w:numId="9" w16cid:durableId="1088429263">
+  <w:num w:numId="9">
     <w:abstractNumId w:val="7"/>
   </w:num>
-  <w:num w:numId="10" w16cid:durableId="1665470655">
+  <w:num w:numId="10">
     <w:abstractNumId w:val="9"/>
   </w:num>
-  <w:num w:numId="11" w16cid:durableId="1185289411">
+  <w:num w:numId="11">
     <w:abstractNumId w:val="28"/>
   </w:num>
-  <w:num w:numId="12" w16cid:durableId="1679428180">
+  <w:num w:numId="12">
     <w:abstractNumId w:val="31"/>
   </w:num>
-  <w:num w:numId="13" w16cid:durableId="39019042">
+  <w:num w:numId="13">
     <w:abstractNumId w:val="29"/>
   </w:num>
-  <w:num w:numId="14" w16cid:durableId="576020927">
+  <w:num w:numId="14">
     <w:abstractNumId w:val="5"/>
   </w:num>
-  <w:num w:numId="15" w16cid:durableId="1449467479">
+  <w:num w:numId="15">
     <w:abstractNumId w:val="38"/>
   </w:num>
-  <w:num w:numId="16" w16cid:durableId="2005627803">
+  <w:num w:numId="16">
     <w:abstractNumId w:val="24"/>
   </w:num>
-  <w:num w:numId="17" w16cid:durableId="258955464">
+  <w:num w:numId="17">
     <w:abstractNumId w:val="12"/>
   </w:num>
-  <w:num w:numId="18" w16cid:durableId="702362027">
+  <w:num w:numId="18">
     <w:abstractNumId w:val="18"/>
   </w:num>
-  <w:num w:numId="19" w16cid:durableId="1236016914">
+  <w:num w:numId="19">
     <w:abstractNumId w:val="39"/>
   </w:num>
-  <w:num w:numId="20" w16cid:durableId="581178149">
+  <w:num w:numId="20">
     <w:abstractNumId w:val="23"/>
   </w:num>
-  <w:num w:numId="21" w16cid:durableId="124008445">
+  <w:num w:numId="21">
     <w:abstractNumId w:val="2"/>
   </w:num>
-  <w:num w:numId="22" w16cid:durableId="1472164191">
+  <w:num w:numId="22">
     <w:abstractNumId w:val="8"/>
   </w:num>
-  <w:num w:numId="23" w16cid:durableId="667516336">
+  <w:num w:numId="23">
     <w:abstractNumId w:val="19"/>
   </w:num>
-  <w:num w:numId="24" w16cid:durableId="365259463">
+  <w:num w:numId="24">
     <w:abstractNumId w:val="11"/>
   </w:num>
-  <w:num w:numId="25" w16cid:durableId="1368992787">
+  <w:num w:numId="25">
     <w:abstractNumId w:val="33"/>
   </w:num>
-  <w:num w:numId="26" w16cid:durableId="1012220257">
+  <w:num w:numId="26">
     <w:abstractNumId w:val="32"/>
   </w:num>
-  <w:num w:numId="27" w16cid:durableId="1384788661">
+  <w:num w:numId="27">
     <w:abstractNumId w:val="3"/>
   </w:num>
-  <w:num w:numId="28" w16cid:durableId="2141875055">
+  <w:num w:numId="28">
     <w:abstractNumId w:val="36"/>
   </w:num>
-  <w:num w:numId="29" w16cid:durableId="431900390">
+  <w:num w:numId="29">
     <w:abstractNumId w:val="27"/>
   </w:num>
-  <w:num w:numId="30" w16cid:durableId="2131589261">
+  <w:num w:numId="30">
     <w:abstractNumId w:val="14"/>
   </w:num>
-  <w:num w:numId="31" w16cid:durableId="294261722">
+  <w:num w:numId="31">
     <w:abstractNumId w:val="26"/>
   </w:num>
-  <w:num w:numId="32" w16cid:durableId="1331643646">
+  <w:num w:numId="32">
     <w:abstractNumId w:val="22"/>
   </w:num>
-  <w:num w:numId="33" w16cid:durableId="1354455107">
+  <w:num w:numId="33">
     <w:abstractNumId w:val="0"/>
   </w:num>
-  <w:num w:numId="34" w16cid:durableId="912861151">
+  <w:num w:numId="34">
     <w:abstractNumId w:val="4"/>
   </w:num>
-  <w:num w:numId="35" w16cid:durableId="850990433">
+  <w:num w:numId="35">
     <w:abstractNumId w:val="13"/>
   </w:num>
-  <w:num w:numId="36" w16cid:durableId="472060554">
+  <w:num w:numId="36">
     <w:abstractNumId w:val="37"/>
   </w:num>
-  <w:num w:numId="37" w16cid:durableId="1574925776">
+  <w:num w:numId="37">
     <w:abstractNumId w:val="1"/>
   </w:num>
-  <w:num w:numId="38" w16cid:durableId="495149204">
+  <w:num w:numId="38">
     <w:abstractNumId w:val="30"/>
   </w:num>
-  <w:num w:numId="39" w16cid:durableId="1945115214">
+  <w:num w:numId="39">
     <w:abstractNumId w:val="25"/>
   </w:num>
-  <w:num w:numId="40" w16cid:durableId="973024226">
+  <w:num w:numId="40">
     <w:abstractNumId w:val="10"/>
   </w:num>
   <w:numIdMacAtCleanup w:val="11"/>
@@ -14264,7 +14401,7 @@
 </file>
 
 <file path=word/styles.xml><?xml version="1.0" encoding="utf-8"?>
-<w:styles xmlns:mc="http://schemas.openxmlformats.org/markup-compatibility/2006" xmlns:r="http://schemas.openxmlformats.org/officeDocument/2006/relationships" xmlns:w="http://schemas.openxmlformats.org/wordprocessingml/2006/main" xmlns:w14="http://schemas.microsoft.com/office/word/2010/wordml" xmlns:w15="http://schemas.microsoft.com/office/word/2012/wordml" xmlns:w16cex="http://schemas.microsoft.com/office/word/2018/wordml/cex" xmlns:w16cid="http://schemas.microsoft.com/office/word/2016/wordml/cid" xmlns:w16="http://schemas.microsoft.com/office/word/2018/wordml" xmlns:w16du="http://schemas.microsoft.com/office/word/2023/wordml/word16du" xmlns:w16sdtdh="http://schemas.microsoft.com/office/word/2020/wordml/sdtdatahash" xmlns:w16sdtfl="http://schemas.microsoft.com/office/word/2024/wordml/sdtformatlock" xmlns:w16se="http://schemas.microsoft.com/office/word/2015/wordml/symex" mc:Ignorable="w14 w15 w16se w16cid w16 w16cex w16sdtdh w16sdtfl w16du">
+<w:styles xmlns:mc="http://schemas.openxmlformats.org/markup-compatibility/2006" xmlns:r="http://schemas.openxmlformats.org/officeDocument/2006/relationships" xmlns:w="http://schemas.openxmlformats.org/wordprocessingml/2006/main" xmlns:w14="http://schemas.microsoft.com/office/word/2010/wordml" xmlns:w15="http://schemas.microsoft.com/office/word/2012/wordml" xmlns:w16cex="http://schemas.microsoft.com/office/word/2018/wordml/cex" xmlns:w16cid="http://schemas.microsoft.com/office/word/2016/wordml/cid" xmlns:w16="http://schemas.microsoft.com/office/word/2018/wordml" xmlns:w16sdtdh="http://schemas.microsoft.com/office/word/2020/wordml/sdtdatahash" xmlns:w16se="http://schemas.microsoft.com/office/word/2015/wordml/symex" mc:Ignorable="w14 w15 w16se w16cid w16 w16cex w16sdtdh">
   <w:docDefaults>
     <w:rPrDefault>
       <w:rPr>
@@ -14662,7 +14799,7 @@
   <w:style w:type="paragraph" w:default="1" w:styleId="a">
     <w:name w:val="Normal"/>
     <w:qFormat/>
-    <w:rsid w:val="0005550D"/>
+    <w:rsid w:val="00491F9D"/>
     <w:pPr>
       <w:widowControl w:val="0"/>
       <w:wordWrap w:val="0"/>
@@ -15223,6 +15360,10 @@
 </file>
 
 <file path=customXml/item1.xml><?xml version="1.0" encoding="utf-8"?>
+<b:Sources xmlns:b="http://schemas.openxmlformats.org/officeDocument/2006/bibliography" xmlns="http://schemas.openxmlformats.org/officeDocument/2006/bibliography" SelectedStyle="\APASixthEditionOfficeOnline.xsl" StyleName="APA" Version="6"/>
+</file>
+
+<file path=customXml/item2.xml><?xml version="1.0" encoding="utf-8"?>
 <ct:contentTypeSchema xmlns:ct="http://schemas.microsoft.com/office/2006/metadata/contentType" xmlns:ma="http://schemas.microsoft.com/office/2006/metadata/properties/metaAttributes" ct:_="" ma:_="" ma:contentTypeName="Document" ma:contentTypeID="0x010100F013B4BD8A056C4790386A6040E7CFD1" ma:contentTypeVersion="15" ma:contentTypeDescription="Create a new document." ma:contentTypeScope="" ma:versionID="8a45206c59e5d22a870d8ebc96b36625">
   <xsd:schema xmlns:xsd="http://www.w3.org/2001/XMLSchema" xmlns:xs="http://www.w3.org/2001/XMLSchema" xmlns:p="http://schemas.microsoft.com/office/2006/metadata/properties" xmlns:ns2="8ac307eb-12d9-434d-8280-a47ce07b356d" xmlns:ns3="8f805e87-c28d-4de3-9cfd-97861b2d07b7" targetNamespace="http://schemas.microsoft.com/office/2006/metadata/properties" ma:root="true" ma:fieldsID="80c78afa7fe026f4f36a4c1521804eab" ns2:_="" ns3:_="">
     <xsd:import namespace="8ac307eb-12d9-434d-8280-a47ce07b356d"/>
@@ -15457,11 +15598,16 @@
 </ct:contentTypeSchema>
 </file>
 
-<file path=customXml/item2.xml><?xml version="1.0" encoding="utf-8"?>
-<b:Sources xmlns:b="http://schemas.openxmlformats.org/officeDocument/2006/bibliography" xmlns="http://schemas.openxmlformats.org/officeDocument/2006/bibliography" SelectedStyle="\APASixthEditionOfficeOnline.xsl" StyleName="APA" Version="6"/>
+<file path=customXml/item3.xml><?xml version="1.0" encoding="utf-8"?>
+<?mso-contentType ?>
+<FormTemplates xmlns="http://schemas.microsoft.com/sharepoint/v3/contenttype/forms">
+  <Display>DocumentLibraryForm</Display>
+  <Edit>DocumentLibraryForm</Edit>
+  <New>DocumentLibraryForm</New>
+</FormTemplates>
 </file>
 
-<file path=customXml/item3.xml><?xml version="1.0" encoding="utf-8"?>
+<file path=customXml/item4.xml><?xml version="1.0" encoding="utf-8"?>
 <p:properties xmlns:p="http://schemas.microsoft.com/office/2006/metadata/properties" xmlns:xsi="http://www.w3.org/2001/XMLSchema-instance" xmlns:pc="http://schemas.microsoft.com/office/infopath/2007/PartnerControls">
   <documentManagement>
     <TaxCatchAll xmlns="8f805e87-c28d-4de3-9cfd-97861b2d07b7" xsi:nil="true"/>
@@ -15473,16 +15619,15 @@
 </p:properties>
 </file>
 
-<file path=customXml/item4.xml><?xml version="1.0" encoding="utf-8"?>
-<?mso-contentType ?>
-<FormTemplates xmlns="http://schemas.microsoft.com/sharepoint/v3/contenttype/forms">
-  <Display>DocumentLibraryForm</Display>
-  <Edit>DocumentLibraryForm</Edit>
-  <New>DocumentLibraryForm</New>
-</FormTemplates>
+<file path=customXml/itemProps1.xml><?xml version="1.0" encoding="utf-8"?>
+<ds:datastoreItem xmlns:ds="http://schemas.openxmlformats.org/officeDocument/2006/customXml" ds:itemID="{DBA50451-FB17-4AFF-ACEF-D3036A315410}">
+  <ds:schemaRefs>
+    <ds:schemaRef ds:uri="http://schemas.openxmlformats.org/officeDocument/2006/bibliography"/>
+  </ds:schemaRefs>
+</ds:datastoreItem>
 </file>
 
-<file path=customXml/itemProps1.xml><?xml version="1.0" encoding="utf-8"?>
+<file path=customXml/itemProps2.xml><?xml version="1.0" encoding="utf-8"?>
 <ds:datastoreItem xmlns:ds="http://schemas.openxmlformats.org/officeDocument/2006/customXml" ds:itemID="{8925F1DA-F05B-4DE0-8924-F74DE99990F6}">
   <ds:schemaRefs>
     <ds:schemaRef ds:uri="http://schemas.microsoft.com/office/2006/metadata/contentType"/>
@@ -15501,15 +15646,15 @@
 </ds:datastoreItem>
 </file>
 
-<file path=customXml/itemProps2.xml><?xml version="1.0" encoding="utf-8"?>
-<ds:datastoreItem xmlns:ds="http://schemas.openxmlformats.org/officeDocument/2006/customXml" ds:itemID="{DBA50451-FB17-4AFF-ACEF-D3036A315410}">
+<file path=customXml/itemProps3.xml><?xml version="1.0" encoding="utf-8"?>
+<ds:datastoreItem xmlns:ds="http://schemas.openxmlformats.org/officeDocument/2006/customXml" ds:itemID="{76BDC03C-BB59-450B-A5F4-477303CA8210}">
   <ds:schemaRefs>
-    <ds:schemaRef ds:uri="http://schemas.openxmlformats.org/officeDocument/2006/bibliography"/>
+    <ds:schemaRef ds:uri="http://schemas.microsoft.com/sharepoint/v3/contenttype/forms"/>
   </ds:schemaRefs>
 </ds:datastoreItem>
 </file>
 
-<file path=customXml/itemProps3.xml><?xml version="1.0" encoding="utf-8"?>
+<file path=customXml/itemProps4.xml><?xml version="1.0" encoding="utf-8"?>
 <ds:datastoreItem xmlns:ds="http://schemas.openxmlformats.org/officeDocument/2006/customXml" ds:itemID="{714B3644-6C03-46E6-999C-8786D19B5D73}">
   <ds:schemaRefs>
     <ds:schemaRef ds:uri="http://schemas.microsoft.com/office/2006/metadata/properties"/>
@@ -15518,12 +15663,4 @@
     <ds:schemaRef ds:uri="8ac307eb-12d9-434d-8280-a47ce07b356d"/>
   </ds:schemaRefs>
 </ds:datastoreItem>
-</file>
-
-<file path=customXml/itemProps4.xml><?xml version="1.0" encoding="utf-8"?>
-<ds:datastoreItem xmlns:ds="http://schemas.openxmlformats.org/officeDocument/2006/customXml" ds:itemID="{76BDC03C-BB59-450B-A5F4-477303CA8210}">
-  <ds:schemaRefs>
-    <ds:schemaRef ds:uri="http://schemas.microsoft.com/sharepoint/v3/contenttype/forms"/>
-  </ds:schemaRefs>
-</ds:datastoreItem>
 </file>